--- a/06-转换电路/03-电平转换/高速电平转换电路/高速电平转换电路.docx
+++ b/06-转换电路/03-电平转换/高速电平转换电路/高速电平转换电路.docx
@@ -2365,6 +2365,20 @@
     </w:p>
     <w:bookmarkEnd w:id="26"/>
     <w:bookmarkEnd w:id="27"/>
+    <w:p>
+      <w:pPr>
+        <w:spacing w:before="360"/>
+        <w:jc w:val="center"/>
+      </w:pPr>
+      <w:r>
+        <w:rPr>
+          <w:rFonts w:ascii="Times New Roman" w:hAnsi="Times New Roman"/>
+          <w:color w:val="555555"/>
+          <w:sz w:val="21"/>
+        </w:rPr>
+        <w:t>材料收集者：杜文杰</w:t>
+      </w:r>
+    </w:p>
     <w:sectPr>
       <w:headerReference r:id="rId9" w:type="default"/>
       <w:footerReference r:id="rId10" w:type="default"/>

--- a/06-转换电路/03-电平转换/高速电平转换电路/高速电平转换电路.docx
+++ b/06-转换电路/03-电平转换/高速电平转换电路/高速电平转换电路.docx
@@ -1,6 +1,6 @@
 
 <file path=word/document.xml><?xml version="1.0" encoding="utf-8"?>
-<w:document xmlns:w="http://schemas.openxmlformats.org/wordprocessingml/2006/main" xmlns:m="http://schemas.openxmlformats.org/officeDocument/2006/math" xmlns:r="http://schemas.openxmlformats.org/officeDocument/2006/relationships" xmlns:o="urn:schemas-microsoft-com:office:office" xmlns:v="urn:schemas-microsoft-com:vml" xmlns:w10="urn:schemas-microsoft-com:office:word" xmlns:a="http://schemas.openxmlformats.org/drawingml/2006/main" xmlns:pic="http://schemas.openxmlformats.org/drawingml/2006/picture" xmlns:wp="http://schemas.openxmlformats.org/drawingml/2006/wordprocessingDrawing">
+<w:document xmlns:m="http://schemas.openxmlformats.org/officeDocument/2006/math" xmlns:r="http://schemas.openxmlformats.org/officeDocument/2006/relationships" xmlns:w="http://schemas.openxmlformats.org/wordprocessingml/2006/main" xmlns:o="urn:schemas-microsoft-com:office:office" xmlns:v="urn:schemas-microsoft-com:vml" xmlns:w10="urn:schemas-microsoft-com:office:word" xmlns:a="http://schemas.openxmlformats.org/drawingml/2006/main" xmlns:pic="http://schemas.openxmlformats.org/drawingml/2006/picture" xmlns:wp="http://schemas.openxmlformats.org/drawingml/2006/wordprocessingDrawing">
   <w:body>
     <w:bookmarkStart w:id="27" w:name="高速电平转换电路"/>
     <w:p>
@@ -9,7 +9,7 @@
       </w:pPr>
       <w:r>
         <w:rPr>
-          <w:rFonts w:hint="eastAsia"/>
+          <w:rFonts w:hint="eastAsia" w:eastAsia="黑体"/>
         </w:rPr>
         <w:t xml:space="preserve">高速电平转换电路</w:t>
       </w:r>
@@ -21,7 +21,7 @@
       </w:pPr>
       <w:r>
         <w:rPr>
-          <w:rFonts w:hint="eastAsia"/>
+          <w:rFonts w:hint="eastAsia" w:eastAsia="黑体"/>
         </w:rPr>
         <w:t xml:space="preserve">拓扑描述</w:t>
       </w:r>
@@ -32,16 +32,19 @@
       </w:pPr>
       <w:r>
         <w:rPr>
-          <w:rFonts w:hint="eastAsia"/>
+          <w:rFonts w:hint="eastAsia" w:eastAsia="黑体"/>
         </w:rPr>
         <w:t xml:space="preserve">由</w:t>
       </w:r>
       <w:r>
+        <w:rPr>
+          <w:rFonts w:eastAsia="黑体"/>
+        </w:rPr>
         <w:t xml:space="preserve"> </w:t>
       </w:r>
       <w:r>
         <w:rPr>
-          <w:rFonts w:hint="eastAsia"/>
+          <w:rFonts w:hint="eastAsia" w:eastAsia="黑体"/>
           <w:b/>
           <w:bCs/>
         </w:rPr>
@@ -49,17 +52,21 @@
       </w:r>
       <w:r>
         <w:rPr>
+          <w:rFonts w:eastAsia="黑体"/>
           <w:b/>
           <w:bCs/>
         </w:rPr>
         <w:t xml:space="preserve"> B1</w:t>
       </w:r>
       <w:r>
+        <w:rPr>
+          <w:rFonts w:eastAsia="黑体"/>
+        </w:rPr>
         <w:t xml:space="preserve">、</w:t>
       </w:r>
       <w:r>
         <w:rPr>
-          <w:rFonts w:hint="eastAsia"/>
+          <w:rFonts w:hint="eastAsia" w:eastAsia="黑体"/>
           <w:b/>
           <w:bCs/>
         </w:rPr>
@@ -67,6 +74,7 @@
       </w:r>
       <w:r>
         <w:rPr>
+          <w:rFonts w:eastAsia="黑体"/>
           <w:b/>
           <w:bCs/>
         </w:rPr>
@@ -94,7 +102,7 @@
       </m:oMath>
       <w:r>
         <w:rPr>
-          <w:rFonts w:hint="eastAsia"/>
+          <w:rFonts w:hint="eastAsia" w:eastAsia="黑体"/>
           <w:b/>
           <w:bCs/>
         </w:rPr>
@@ -102,6 +110,7 @@
       </w:r>
       <w:r>
         <w:rPr>
+          <w:rFonts w:eastAsia="黑体"/>
           <w:b/>
           <w:bCs/>
         </w:rPr>
@@ -129,27 +138,33 @@
       </m:oMath>
       <w:r>
         <w:rPr>
-          <w:rFonts w:hint="eastAsia"/>
+          <w:rFonts w:hint="eastAsia" w:eastAsia="黑体"/>
           <w:b/>
           <w:bCs/>
         </w:rPr>
         <w:t xml:space="preserve">）</w:t>
       </w:r>
       <w:r>
+        <w:rPr>
+          <w:rFonts w:eastAsia="黑体"/>
+        </w:rPr>
         <w:t xml:space="preserve"> </w:t>
       </w:r>
       <w:r>
         <w:rPr>
-          <w:rFonts w:hint="eastAsia"/>
+          <w:rFonts w:hint="eastAsia" w:eastAsia="黑体"/>
         </w:rPr>
         <w:t xml:space="preserve">与</w:t>
       </w:r>
       <w:r>
+        <w:rPr>
+          <w:rFonts w:eastAsia="黑体"/>
+        </w:rPr>
         <w:t xml:space="preserve"> </w:t>
       </w:r>
       <w:r>
         <w:rPr>
-          <w:rFonts w:hint="eastAsia"/>
+          <w:rFonts w:hint="eastAsia" w:eastAsia="黑体"/>
           <w:b/>
           <w:bCs/>
         </w:rPr>
@@ -171,7 +186,7 @@
       </m:oMath>
       <w:r>
         <w:rPr>
-          <w:rFonts w:hint="eastAsia"/>
+          <w:rFonts w:hint="eastAsia" w:eastAsia="黑体"/>
           <w:b/>
           <w:bCs/>
         </w:rPr>
@@ -179,6 +194,7 @@
       </w:r>
       <w:r>
         <w:rPr>
+          <w:rFonts w:eastAsia="黑体"/>
           <w:b/>
           <w:bCs/>
         </w:rPr>
@@ -209,33 +225,39 @@
       </m:oMath>
       <w:r>
         <w:rPr>
-          <w:rFonts w:hint="eastAsia"/>
+          <w:rFonts w:hint="eastAsia" w:eastAsia="黑体"/>
           <w:b/>
           <w:bCs/>
         </w:rPr>
         <w:t xml:space="preserve">）</w:t>
       </w:r>
       <w:r>
+        <w:rPr>
+          <w:rFonts w:eastAsia="黑体"/>
+        </w:rPr>
         <w:t xml:space="preserve"> </w:t>
       </w:r>
       <w:r>
         <w:rPr>
-          <w:rFonts w:hint="eastAsia"/>
+          <w:rFonts w:hint="eastAsia" w:eastAsia="黑体"/>
         </w:rPr>
         <w:t xml:space="preserve">组成。电路共有</w:t>
       </w:r>
       <w:r>
+        <w:rPr>
+          <w:rFonts w:eastAsia="黑体"/>
+        </w:rPr>
         <w:t xml:space="preserve"> 6 </w:t>
       </w:r>
       <w:r>
         <w:rPr>
-          <w:rFonts w:hint="eastAsia"/>
+          <w:rFonts w:hint="eastAsia" w:eastAsia="黑体"/>
         </w:rPr>
         <w:t xml:space="preserve">个关键节点：</w:t>
       </w:r>
       <w:r>
         <w:rPr>
-          <w:rFonts w:hint="eastAsia"/>
+          <w:rFonts w:hint="eastAsia" w:eastAsia="黑体"/>
           <w:b/>
           <w:bCs/>
         </w:rPr>
@@ -243,6 +265,7 @@
       </w:r>
       <w:r>
         <w:rPr>
+          <w:rFonts w:eastAsia="黑体"/>
           <w:b/>
           <w:bCs/>
         </w:rPr>
@@ -250,7 +273,7 @@
       </w:r>
       <w:r>
         <w:rPr>
-          <w:rFonts w:hint="eastAsia"/>
+          <w:rFonts w:hint="eastAsia" w:eastAsia="黑体"/>
           <w:b/>
           <w:bCs/>
         </w:rPr>
@@ -258,11 +281,14 @@
       </w:r>
       <w:r>
         <w:rPr>
-          <w:rFonts w:hint="eastAsia"/>
+          <w:rFonts w:hint="eastAsia" w:eastAsia="黑体"/>
         </w:rPr>
         <w:t xml:space="preserve">（低压域逻辑输入</w:t>
       </w:r>
       <w:r>
+        <w:rPr>
+          <w:rFonts w:eastAsia="黑体"/>
+        </w:rPr>
         <w:t xml:space="preserve"> </w:t>
       </w:r>
       <m:oMath>
@@ -284,13 +310,13 @@
       </m:oMath>
       <w:r>
         <w:rPr>
-          <w:rFonts w:hint="eastAsia"/>
+          <w:rFonts w:hint="eastAsia" w:eastAsia="黑体"/>
         </w:rPr>
         <w:t xml:space="preserve">）；</w:t>
       </w:r>
       <w:r>
         <w:rPr>
-          <w:rFonts w:hint="eastAsia"/>
+          <w:rFonts w:hint="eastAsia" w:eastAsia="黑体"/>
           <w:b/>
           <w:bCs/>
         </w:rPr>
@@ -298,6 +324,7 @@
       </w:r>
       <w:r>
         <w:rPr>
+          <w:rFonts w:eastAsia="黑体"/>
           <w:b/>
           <w:bCs/>
         </w:rPr>
@@ -305,7 +332,7 @@
       </w:r>
       <w:r>
         <w:rPr>
-          <w:rFonts w:hint="eastAsia"/>
+          <w:rFonts w:hint="eastAsia" w:eastAsia="黑体"/>
           <w:b/>
           <w:bCs/>
         </w:rPr>
@@ -313,22 +340,25 @@
       </w:r>
       <w:r>
         <w:rPr>
-          <w:rFonts w:hint="eastAsia"/>
+          <w:rFonts w:hint="eastAsia" w:eastAsia="黑体"/>
         </w:rPr>
         <w:t xml:space="preserve">（B1</w:t>
       </w:r>
       <w:r>
+        <w:rPr>
+          <w:rFonts w:eastAsia="黑体"/>
+        </w:rPr>
         <w:t xml:space="preserve"> </w:t>
       </w:r>
       <w:r>
         <w:rPr>
-          <w:rFonts w:hint="eastAsia"/>
+          <w:rFonts w:hint="eastAsia" w:eastAsia="黑体"/>
         </w:rPr>
         <w:t xml:space="preserve">的低压侧输入端口）；</w:t>
       </w:r>
       <w:r>
         <w:rPr>
-          <w:rFonts w:hint="eastAsia"/>
+          <w:rFonts w:hint="eastAsia" w:eastAsia="黑体"/>
           <w:b/>
           <w:bCs/>
         </w:rPr>
@@ -336,6 +366,7 @@
       </w:r>
       <w:r>
         <w:rPr>
+          <w:rFonts w:eastAsia="黑体"/>
           <w:b/>
           <w:bCs/>
         </w:rPr>
@@ -343,7 +374,7 @@
       </w:r>
       <w:r>
         <w:rPr>
-          <w:rFonts w:hint="eastAsia"/>
+          <w:rFonts w:hint="eastAsia" w:eastAsia="黑体"/>
           <w:b/>
           <w:bCs/>
         </w:rPr>
@@ -351,20 +382,26 @@
       </w:r>
       <w:r>
         <w:rPr>
-          <w:rFonts w:hint="eastAsia"/>
+          <w:rFonts w:hint="eastAsia" w:eastAsia="黑体"/>
         </w:rPr>
         <w:t xml:space="preserve">（B1</w:t>
       </w:r>
       <w:r>
+        <w:rPr>
+          <w:rFonts w:eastAsia="黑体"/>
+        </w:rPr>
         <w:t xml:space="preserve"> </w:t>
       </w:r>
       <w:r>
         <w:rPr>
-          <w:rFonts w:hint="eastAsia"/>
+          <w:rFonts w:hint="eastAsia" w:eastAsia="黑体"/>
         </w:rPr>
         <w:t xml:space="preserve">的高压侧输出端口，即转换后的</w:t>
       </w:r>
       <w:r>
+        <w:rPr>
+          <w:rFonts w:eastAsia="黑体"/>
+        </w:rPr>
         <w:t xml:space="preserve"> </w:t>
       </w:r>
       <m:oMath>
@@ -389,13 +426,13 @@
       </m:oMath>
       <w:r>
         <w:rPr>
-          <w:rFonts w:hint="eastAsia"/>
+          <w:rFonts w:hint="eastAsia" w:eastAsia="黑体"/>
         </w:rPr>
         <w:t xml:space="preserve">）；</w:t>
       </w:r>
       <w:r>
         <w:rPr>
-          <w:rFonts w:hint="eastAsia"/>
+          <w:rFonts w:hint="eastAsia" w:eastAsia="黑体"/>
           <w:b/>
           <w:bCs/>
         </w:rPr>
@@ -403,6 +440,7 @@
       </w:r>
       <w:r>
         <w:rPr>
+          <w:rFonts w:eastAsia="黑体"/>
           <w:b/>
           <w:bCs/>
         </w:rPr>
@@ -410,7 +448,7 @@
       </w:r>
       <w:r>
         <w:rPr>
-          <w:rFonts w:hint="eastAsia"/>
+          <w:rFonts w:hint="eastAsia" w:eastAsia="黑体"/>
           <w:b/>
           <w:bCs/>
         </w:rPr>
@@ -418,7 +456,7 @@
       </w:r>
       <w:r>
         <w:rPr>
-          <w:rFonts w:hint="eastAsia"/>
+          <w:rFonts w:hint="eastAsia" w:eastAsia="黑体"/>
         </w:rPr>
         <w:t xml:space="preserve">（</w:t>
       </w:r>
@@ -444,22 +482,25 @@
       </m:oMath>
       <w:r>
         <w:rPr>
-          <w:rFonts w:hint="eastAsia"/>
+          <w:rFonts w:hint="eastAsia" w:eastAsia="黑体"/>
         </w:rPr>
         <w:t xml:space="preserve">，接</w:t>
       </w:r>
       <w:r>
+        <w:rPr>
+          <w:rFonts w:eastAsia="黑体"/>
+        </w:rPr>
         <w:t xml:space="preserve"> B1 </w:t>
       </w:r>
       <w:r>
         <w:rPr>
-          <w:rFonts w:hint="eastAsia"/>
+          <w:rFonts w:hint="eastAsia" w:eastAsia="黑体"/>
         </w:rPr>
         <w:t xml:space="preserve">高压侧电源脚）；</w:t>
       </w:r>
       <w:r>
         <w:rPr>
-          <w:rFonts w:hint="eastAsia"/>
+          <w:rFonts w:hint="eastAsia" w:eastAsia="黑体"/>
           <w:b/>
           <w:bCs/>
         </w:rPr>
@@ -467,6 +508,7 @@
       </w:r>
       <w:r>
         <w:rPr>
+          <w:rFonts w:eastAsia="黑体"/>
           <w:b/>
           <w:bCs/>
         </w:rPr>
@@ -474,7 +516,7 @@
       </w:r>
       <w:r>
         <w:rPr>
-          <w:rFonts w:hint="eastAsia"/>
+          <w:rFonts w:hint="eastAsia" w:eastAsia="黑体"/>
           <w:b/>
           <w:bCs/>
         </w:rPr>
@@ -482,7 +524,7 @@
       </w:r>
       <w:r>
         <w:rPr>
-          <w:rFonts w:hint="eastAsia"/>
+          <w:rFonts w:hint="eastAsia" w:eastAsia="黑体"/>
         </w:rPr>
         <w:t xml:space="preserve">（</w:t>
       </w:r>
@@ -508,22 +550,25 @@
       </m:oMath>
       <w:r>
         <w:rPr>
-          <w:rFonts w:hint="eastAsia"/>
+          <w:rFonts w:hint="eastAsia" w:eastAsia="黑体"/>
         </w:rPr>
         <w:t xml:space="preserve">，接</w:t>
       </w:r>
       <w:r>
+        <w:rPr>
+          <w:rFonts w:eastAsia="黑体"/>
+        </w:rPr>
         <w:t xml:space="preserve"> B1 </w:t>
       </w:r>
       <w:r>
         <w:rPr>
-          <w:rFonts w:hint="eastAsia"/>
+          <w:rFonts w:hint="eastAsia" w:eastAsia="黑体"/>
         </w:rPr>
         <w:t xml:space="preserve">低压侧电源脚）；</w:t>
       </w:r>
       <w:r>
         <w:rPr>
-          <w:rFonts w:hint="eastAsia"/>
+          <w:rFonts w:hint="eastAsia" w:eastAsia="黑体"/>
           <w:b/>
           <w:bCs/>
         </w:rPr>
@@ -531,6 +576,7 @@
       </w:r>
       <w:r>
         <w:rPr>
+          <w:rFonts w:eastAsia="黑体"/>
           <w:b/>
           <w:bCs/>
         </w:rPr>
@@ -538,7 +584,7 @@
       </w:r>
       <w:r>
         <w:rPr>
-          <w:rFonts w:hint="eastAsia"/>
+          <w:rFonts w:hint="eastAsia" w:eastAsia="黑体"/>
           <w:b/>
           <w:bCs/>
         </w:rPr>
@@ -546,16 +592,19 @@
       </w:r>
       <w:r>
         <w:rPr>
-          <w:rFonts w:hint="eastAsia"/>
+          <w:rFonts w:hint="eastAsia" w:eastAsia="黑体"/>
         </w:rPr>
         <w:t xml:space="preserve">（GND，接</w:t>
       </w:r>
       <w:r>
+        <w:rPr>
+          <w:rFonts w:eastAsia="黑体"/>
+        </w:rPr>
         <w:t xml:space="preserve"> B1 </w:t>
       </w:r>
       <w:r>
         <w:rPr>
-          <w:rFonts w:hint="eastAsia"/>
+          <w:rFonts w:hint="eastAsia" w:eastAsia="黑体"/>
         </w:rPr>
         <w:t xml:space="preserve">地脚与终端匹配参考）。</w:t>
       </w:r>
@@ -564,23 +613,27 @@
       <w:pPr/>
       <w:r>
         <w:rPr>
-          <w:rFonts w:hint="eastAsia"/>
+          <w:rFonts w:hint="eastAsia" w:eastAsia="黑体"/>
         </w:rPr>
         <w:t xml:space="preserve">各管脚连接：</w:t>
       </w:r>
       <w:r>
         <w:rPr>
+          <w:rFonts w:eastAsia="黑体"/>
           <w:b/>
           <w:bCs/>
         </w:rPr>
         <w:t xml:space="preserve">B1</w:t>
       </w:r>
       <w:r>
+        <w:rPr>
+          <w:rFonts w:eastAsia="黑体"/>
+        </w:rPr>
         <w:t xml:space="preserve"> </w:t>
       </w:r>
       <w:r>
         <w:rPr>
-          <w:rFonts w:hint="eastAsia"/>
+          <w:rFonts w:hint="eastAsia" w:eastAsia="黑体"/>
         </w:rPr>
         <w:t xml:space="preserve">的输入脚接节点②、输出脚接节点③、高压侧电源脚接节点④（</w:t>
       </w:r>
@@ -606,7 +659,7 @@
       </m:oMath>
       <w:r>
         <w:rPr>
-          <w:rFonts w:hint="eastAsia"/>
+          <w:rFonts w:hint="eastAsia" w:eastAsia="黑体"/>
         </w:rPr>
         <w:t xml:space="preserve">）、低压侧电源脚接节点⑤（</w:t>
       </w:r>
@@ -632,7 +685,7 @@
       </m:oMath>
       <w:r>
         <w:rPr>
-          <w:rFonts w:hint="eastAsia"/>
+          <w:rFonts w:hint="eastAsia" w:eastAsia="黑体"/>
         </w:rPr>
         <w:t xml:space="preserve">）、地脚接节点⑥（GND），其方向控制脚（OE/方向端）接控制信号；</w:t>
       </w:r>
@@ -661,20 +714,26 @@
       </m:oMath>
       <w:r>
         <w:rPr>
-          <w:rFonts w:hint="eastAsia"/>
+          <w:rFonts w:hint="eastAsia" w:eastAsia="黑体"/>
         </w:rPr>
         <w:t xml:space="preserve">（终端匹配）一端接节点③、另一端接节点⑥（GND</w:t>
       </w:r>
       <w:r>
+        <w:rPr>
+          <w:rFonts w:eastAsia="黑体"/>
+        </w:rPr>
         <w:t xml:space="preserve"> </w:t>
       </w:r>
       <w:r>
         <w:rPr>
-          <w:rFonts w:hint="eastAsia"/>
+          <w:rFonts w:hint="eastAsia" w:eastAsia="黑体"/>
         </w:rPr>
         <w:t xml:space="preserve">或终端轨），特性阻抗与走线</w:t>
       </w:r>
       <w:r>
+        <w:rPr>
+          <w:rFonts w:eastAsia="黑体"/>
+        </w:rPr>
         <w:t xml:space="preserve"> </w:t>
       </w:r>
       <m:oMath>
@@ -692,11 +751,14 @@
         </m:sSub>
       </m:oMath>
       <w:r>
+        <w:rPr>
+          <w:rFonts w:eastAsia="黑体"/>
+        </w:rPr>
         <w:t xml:space="preserve"> </w:t>
       </w:r>
       <w:r>
         <w:rPr>
-          <w:rFonts w:hint="eastAsia"/>
+          <w:rFonts w:hint="eastAsia" w:eastAsia="黑体"/>
         </w:rPr>
         <w:t xml:space="preserve">匹配；低压侧走线接节点①，高压侧走线接节点③。</w:t>
       </w:r>
@@ -705,25 +767,31 @@
       <w:pPr/>
       <w:r>
         <w:rPr>
-          <w:rFonts w:hint="eastAsia"/>
+          <w:rFonts w:hint="eastAsia" w:eastAsia="黑体"/>
         </w:rPr>
         <w:t xml:space="preserve">由此构成”高速驱动器把低压域信号快速摆到目标电源轨、并经终端匹配抑制反射”的高速电平转换组态，用于几百</w:t>
       </w:r>
       <w:r>
+        <w:rPr>
+          <w:rFonts w:eastAsia="黑体"/>
+        </w:rPr>
         <w:t xml:space="preserve"> kHz </w:t>
       </w:r>
       <w:r>
         <w:rPr>
-          <w:rFonts w:hint="eastAsia"/>
+          <w:rFonts w:hint="eastAsia" w:eastAsia="黑体"/>
         </w:rPr>
         <w:t xml:space="preserve">至数百</w:t>
       </w:r>
       <w:r>
+        <w:rPr>
+          <w:rFonts w:eastAsia="黑体"/>
+        </w:rPr>
         <w:t xml:space="preserve"> MHz </w:t>
       </w:r>
       <w:r>
         <w:rPr>
-          <w:rFonts w:hint="eastAsia"/>
+          <w:rFonts w:hint="eastAsia" w:eastAsia="黑体"/>
         </w:rPr>
         <w:t xml:space="preserve">的单向或双向信号传输，需严格控制传播延时与信号完整性。</w:t>
       </w:r>
@@ -736,7 +804,7 @@
       </w:pPr>
       <w:r>
         <w:rPr>
-          <w:rFonts w:hint="eastAsia"/>
+          <w:rFonts w:hint="eastAsia" w:eastAsia="黑体"/>
         </w:rPr>
         <w:t xml:space="preserve">工作原理</w:t>
       </w:r>
@@ -747,7 +815,7 @@
       </w:pPr>
       <w:r>
         <w:rPr>
-          <w:rFonts w:hint="eastAsia"/>
+          <w:rFonts w:hint="eastAsia" w:eastAsia="黑体"/>
         </w:rPr>
         <w:t xml:space="preserve">输入经高速互补驱动级快速翻转，输出级把信号摆到目标电源轨，以很小的传播延时和上升沿传递。通过阻抗匹配终端抑制反射，保证高速下信号完整性与时序裕量。</w:t>
       </w:r>
@@ -760,7 +828,7 @@
       </w:pPr>
       <w:r>
         <w:rPr>
-          <w:rFonts w:hint="eastAsia"/>
+          <w:rFonts w:hint="eastAsia" w:eastAsia="黑体"/>
         </w:rPr>
         <w:t xml:space="preserve">关键计算公式</w:t>
       </w:r>
@@ -774,7 +842,7 @@
       </w:pPr>
       <w:r>
         <w:rPr>
-          <w:rFonts w:hint="eastAsia"/>
+          <w:rFonts w:hint="eastAsia" w:eastAsia="黑体"/>
         </w:rPr>
         <w:t xml:space="preserve">最大数据率（受传播延时限制）：</w:t>
       </w:r>
@@ -912,7 +980,7 @@
       </w:pPr>
       <w:r>
         <w:rPr>
-          <w:rFonts w:hint="eastAsia"/>
+          <w:rFonts w:hint="eastAsia" w:eastAsia="黑体"/>
         </w:rPr>
         <w:t xml:space="preserve">上升时间与带宽关系：</w:t>
       </w:r>
@@ -984,7 +1052,7 @@
       </w:pPr>
       <w:r>
         <w:rPr>
-          <w:rFonts w:hint="eastAsia"/>
+          <w:rFonts w:hint="eastAsia" w:eastAsia="黑体"/>
         </w:rPr>
         <w:t xml:space="preserve">特性阻抗匹配条件（无反射）：</w:t>
       </w:r>
@@ -1050,7 +1118,7 @@
       </w:pPr>
       <w:r>
         <w:rPr>
-          <w:rFonts w:hint="eastAsia"/>
+          <w:rFonts w:hint="eastAsia" w:eastAsia="黑体"/>
         </w:rPr>
         <w:t xml:space="preserve">输出功耗（动态，随速率上升）：</w:t>
       </w:r>
@@ -1152,7 +1220,7 @@
             </w:pPr>
             <w:r>
               <w:rPr>
-                <w:rFonts w:hint="eastAsia"/>
+                <w:rFonts w:hint="eastAsia" w:eastAsia="黑体"/>
               </w:rPr>
               <w:t xml:space="preserve">符号</w:t>
             </w:r>
@@ -1166,7 +1234,7 @@
             </w:pPr>
             <w:r>
               <w:rPr>
-                <w:rFonts w:hint="eastAsia"/>
+                <w:rFonts w:hint="eastAsia" w:eastAsia="黑体"/>
               </w:rPr>
               <w:t xml:space="preserve">含义</w:t>
             </w:r>
@@ -1180,7 +1248,7 @@
             </w:pPr>
             <w:r>
               <w:rPr>
-                <w:rFonts w:hint="eastAsia"/>
+                <w:rFonts w:hint="eastAsia" w:eastAsia="黑体"/>
               </w:rPr>
               <w:t xml:space="preserve">单位</w:t>
             </w:r>
@@ -1212,6 +1280,9 @@
               </m:sSub>
             </m:oMath>
             <w:r>
+              <w:rPr>
+                <w:rFonts w:eastAsia="黑体"/>
+              </w:rPr>
               <w:t xml:space="preserve">​</w:t>
             </w:r>
           </w:p>
@@ -1224,7 +1295,7 @@
             </w:pPr>
             <w:r>
               <w:rPr>
-                <w:rFonts w:hint="eastAsia"/>
+                <w:rFonts w:hint="eastAsia" w:eastAsia="黑体"/>
               </w:rPr>
               <w:t xml:space="preserve">传播延时</w:t>
             </w:r>
@@ -1237,6 +1308,9 @@
               <w:pStyle w:val="Compact"/>
             </w:pPr>
             <w:r>
+              <w:rPr>
+                <w:rFonts w:eastAsia="黑体"/>
+              </w:rPr>
               <w:t xml:space="preserve">s</w:t>
             </w:r>
           </w:p>
@@ -1264,6 +1338,9 @@
               </m:sSub>
             </m:oMath>
             <w:r>
+              <w:rPr>
+                <w:rFonts w:eastAsia="黑体"/>
+              </w:rPr>
               <w:t xml:space="preserve">​</w:t>
             </w:r>
           </w:p>
@@ -1276,7 +1353,7 @@
             </w:pPr>
             <w:r>
               <w:rPr>
-                <w:rFonts w:hint="eastAsia"/>
+                <w:rFonts w:hint="eastAsia" w:eastAsia="黑体"/>
               </w:rPr>
               <w:t xml:space="preserve">上升时间</w:t>
             </w:r>
@@ -1289,6 +1366,9 @@
               <w:pStyle w:val="Compact"/>
             </w:pPr>
             <w:r>
+              <w:rPr>
+                <w:rFonts w:eastAsia="黑体"/>
+              </w:rPr>
               <w:t xml:space="preserve">s</w:t>
             </w:r>
           </w:p>
@@ -1319,6 +1399,9 @@
               </m:sSub>
             </m:oMath>
             <w:r>
+              <w:rPr>
+                <w:rFonts w:eastAsia="黑体"/>
+              </w:rPr>
               <w:t xml:space="preserve">​</w:t>
             </w:r>
           </w:p>
@@ -1331,7 +1414,7 @@
             </w:pPr>
             <w:r>
               <w:rPr>
-                <w:rFonts w:hint="eastAsia"/>
+                <w:rFonts w:hint="eastAsia" w:eastAsia="黑体"/>
               </w:rPr>
               <w:t xml:space="preserve">等效带宽</w:t>
             </w:r>
@@ -1344,6 +1427,9 @@
               <w:pStyle w:val="Compact"/>
             </w:pPr>
             <w:r>
+              <w:rPr>
+                <w:rFonts w:eastAsia="黑体"/>
+              </w:rPr>
               <w:t xml:space="preserve">Hz</w:t>
             </w:r>
           </w:p>
@@ -1371,6 +1457,9 @@
               </m:sSub>
             </m:oMath>
             <w:r>
+              <w:rPr>
+                <w:rFonts w:eastAsia="黑体"/>
+              </w:rPr>
               <w:t xml:space="preserve">​</w:t>
             </w:r>
           </w:p>
@@ -1383,7 +1472,7 @@
             </w:pPr>
             <w:r>
               <w:rPr>
-                <w:rFonts w:hint="eastAsia"/>
+                <w:rFonts w:hint="eastAsia" w:eastAsia="黑体"/>
               </w:rPr>
               <w:t xml:space="preserve">传输线特性阻抗</w:t>
             </w:r>
@@ -1396,6 +1485,9 @@
               <w:pStyle w:val="Compact"/>
             </w:pPr>
             <w:r>
+              <w:rPr>
+                <w:rFonts w:eastAsia="黑体"/>
+              </w:rPr>
               <w:t xml:space="preserve">Ω</w:t>
             </w:r>
           </w:p>
@@ -1432,6 +1524,9 @@
               </m:sSub>
             </m:oMath>
             <w:r>
+              <w:rPr>
+                <w:rFonts w:eastAsia="黑体"/>
+              </w:rPr>
               <w:t xml:space="preserve">​</w:t>
             </w:r>
           </w:p>
@@ -1444,7 +1539,7 @@
             </w:pPr>
             <w:r>
               <w:rPr>
-                <w:rFonts w:hint="eastAsia"/>
+                <w:rFonts w:hint="eastAsia" w:eastAsia="黑体"/>
               </w:rPr>
               <w:t xml:space="preserve">负载电容</w:t>
             </w:r>
@@ -1457,6 +1552,9 @@
               <w:pStyle w:val="Compact"/>
             </w:pPr>
             <w:r>
+              <w:rPr>
+                <w:rFonts w:eastAsia="黑体"/>
+              </w:rPr>
               <w:t xml:space="preserve">F</w:t>
             </w:r>
           </w:p>
@@ -1475,6 +1573,9 @@
               </m:r>
             </m:oMath>
             <w:r>
+              <w:rPr>
+                <w:rFonts w:eastAsia="黑体"/>
+              </w:rPr>
               <w:t xml:space="preserve">​</w:t>
             </w:r>
           </w:p>
@@ -1487,7 +1588,7 @@
             </w:pPr>
             <w:r>
               <w:rPr>
-                <w:rFonts w:hint="eastAsia"/>
+                <w:rFonts w:hint="eastAsia" w:eastAsia="黑体"/>
               </w:rPr>
               <w:t xml:space="preserve">工作频率</w:t>
             </w:r>
@@ -1500,6 +1601,9 @@
               <w:pStyle w:val="Compact"/>
             </w:pPr>
             <w:r>
+              <w:rPr>
+                <w:rFonts w:eastAsia="黑体"/>
+              </w:rPr>
               <w:t xml:space="preserve">Hz</w:t>
             </w:r>
           </w:p>
@@ -1518,6 +1622,9 @@
               </m:r>
             </m:oMath>
             <w:r>
+              <w:rPr>
+                <w:rFonts w:eastAsia="黑体"/>
+              </w:rPr>
               <w:t xml:space="preserve">​</w:t>
             </w:r>
           </w:p>
@@ -1530,7 +1637,7 @@
             </w:pPr>
             <w:r>
               <w:rPr>
-                <w:rFonts w:hint="eastAsia"/>
+                <w:rFonts w:hint="eastAsia" w:eastAsia="黑体"/>
               </w:rPr>
               <w:t xml:space="preserve">功耗</w:t>
             </w:r>
@@ -1543,6 +1650,9 @@
               <w:pStyle w:val="Compact"/>
             </w:pPr>
             <w:r>
+              <w:rPr>
+                <w:rFonts w:eastAsia="黑体"/>
+              </w:rPr>
               <w:t xml:space="preserve">W</w:t>
             </w:r>
           </w:p>
@@ -1557,7 +1667,7 @@
       </w:pPr>
       <w:r>
         <w:rPr>
-          <w:rFonts w:hint="eastAsia"/>
+          <w:rFonts w:hint="eastAsia" w:eastAsia="黑体"/>
         </w:rPr>
         <w:t xml:space="preserve">元件调整影响</w:t>
       </w:r>
@@ -1572,21 +1682,27 @@
       </w:pPr>
       <w:r>
         <w:rPr>
-          <w:rFonts w:hint="eastAsia"/>
+          <w:rFonts w:hint="eastAsia" w:eastAsia="黑体"/>
           <w:b/>
           <w:bCs/>
         </w:rPr>
         <w:t xml:space="preserve">负载电容减小</w:t>
       </w:r>
       <w:r>
+        <w:rPr>
+          <w:rFonts w:eastAsia="黑体"/>
+        </w:rPr>
         <w:t xml:space="preserve"> </w:t>
       </w:r>
       <w:r>
+        <w:rPr>
+          <w:rFonts w:eastAsia="黑体"/>
+        </w:rPr>
         <w:t xml:space="preserve">→ </w:t>
       </w:r>
       <w:r>
         <w:rPr>
-          <w:rFonts w:hint="eastAsia"/>
+          <w:rFonts w:hint="eastAsia" w:eastAsia="黑体"/>
         </w:rPr>
         <w:t xml:space="preserve">上升时间缩短、速度提高、动态功耗下降。</w:t>
       </w:r>
@@ -1601,7 +1717,7 @@
       </w:pPr>
       <w:r>
         <w:rPr>
-          <w:rFonts w:hint="eastAsia"/>
+          <w:rFonts w:hint="eastAsia" w:eastAsia="黑体"/>
           <w:b/>
           <w:bCs/>
         </w:rPr>
@@ -1609,6 +1725,7 @@
       </w:r>
       <w:r>
         <w:rPr>
+          <w:rFonts w:eastAsia="黑体"/>
           <w:b/>
           <w:bCs/>
         </w:rPr>
@@ -1630,6 +1747,7 @@
       </m:oMath>
       <w:r>
         <w:rPr>
+          <w:rFonts w:eastAsia="黑体"/>
           <w:b/>
           <w:bCs/>
         </w:rPr>
@@ -1637,21 +1755,27 @@
       </w:r>
       <w:r>
         <w:rPr>
-          <w:rFonts w:hint="eastAsia"/>
+          <w:rFonts w:hint="eastAsia" w:eastAsia="黑体"/>
           <w:b/>
           <w:bCs/>
         </w:rPr>
         <w:t xml:space="preserve">匹配</w:t>
       </w:r>
       <w:r>
+        <w:rPr>
+          <w:rFonts w:eastAsia="黑体"/>
+        </w:rPr>
         <w:t xml:space="preserve"> </w:t>
       </w:r>
       <w:r>
+        <w:rPr>
+          <w:rFonts w:eastAsia="黑体"/>
+        </w:rPr>
         <w:t xml:space="preserve">→ </w:t>
       </w:r>
       <w:r>
         <w:rPr>
-          <w:rFonts w:hint="eastAsia"/>
+          <w:rFonts w:hint="eastAsia" w:eastAsia="黑体"/>
         </w:rPr>
         <w:t xml:space="preserve">抑制反射，减小过冲与振铃。</w:t>
       </w:r>
@@ -1666,21 +1790,27 @@
       </w:pPr>
       <w:r>
         <w:rPr>
-          <w:rFonts w:hint="eastAsia"/>
+          <w:rFonts w:hint="eastAsia" w:eastAsia="黑体"/>
           <w:b/>
           <w:bCs/>
         </w:rPr>
         <w:t xml:space="preserve">传播延时选小</w:t>
       </w:r>
       <w:r>
+        <w:rPr>
+          <w:rFonts w:eastAsia="黑体"/>
+        </w:rPr>
         <w:t xml:space="preserve"> </w:t>
       </w:r>
       <w:r>
+        <w:rPr>
+          <w:rFonts w:eastAsia="黑体"/>
+        </w:rPr>
         <w:t xml:space="preserve">→ </w:t>
       </w:r>
       <w:r>
         <w:rPr>
-          <w:rFonts w:hint="eastAsia"/>
+          <w:rFonts w:hint="eastAsia" w:eastAsia="黑体"/>
         </w:rPr>
         <w:t xml:space="preserve">可支持更高数据率。</w:t>
       </w:r>
@@ -1695,21 +1825,27 @@
       </w:pPr>
       <w:r>
         <w:rPr>
-          <w:rFonts w:hint="eastAsia"/>
+          <w:rFonts w:hint="eastAsia" w:eastAsia="黑体"/>
           <w:b/>
           <w:bCs/>
         </w:rPr>
         <w:t xml:space="preserve">走线过长或阻抗失配</w:t>
       </w:r>
       <w:r>
+        <w:rPr>
+          <w:rFonts w:eastAsia="黑体"/>
+        </w:rPr>
         <w:t xml:space="preserve"> </w:t>
       </w:r>
       <w:r>
+        <w:rPr>
+          <w:rFonts w:eastAsia="黑体"/>
+        </w:rPr>
         <w:t xml:space="preserve">→ </w:t>
       </w:r>
       <w:r>
         <w:rPr>
-          <w:rFonts w:hint="eastAsia"/>
+          <w:rFonts w:hint="eastAsia" w:eastAsia="黑体"/>
         </w:rPr>
         <w:t xml:space="preserve">反射增大，信号完整性与抖动变差。</w:t>
       </w:r>
@@ -1722,7 +1858,7 @@
       </w:pPr>
       <w:r>
         <w:rPr>
-          <w:rFonts w:hint="eastAsia"/>
+          <w:rFonts w:hint="eastAsia" w:eastAsia="黑体"/>
         </w:rPr>
         <w:t xml:space="preserve">典型参数示例</w:t>
       </w:r>
@@ -1737,11 +1873,14 @@
       </w:pPr>
       <w:r>
         <w:rPr>
-          <w:rFonts w:hint="eastAsia"/>
+          <w:rFonts w:hint="eastAsia" w:eastAsia="黑体"/>
         </w:rPr>
         <w:t xml:space="preserve">取</w:t>
       </w:r>
       <w:r>
+        <w:rPr>
+          <w:rFonts w:eastAsia="黑体"/>
+        </w:rPr>
         <w:t xml:space="preserve"> </w:t>
       </w:r>
       <m:oMath>
@@ -1827,7 +1966,7 @@
       </m:oMath>
       <w:r>
         <w:rPr>
-          <w:rFonts w:hint="eastAsia"/>
+          <w:rFonts w:hint="eastAsia" w:eastAsia="黑体"/>
         </w:rPr>
         <w:t xml:space="preserve">：</w:t>
       </w:r>
@@ -1940,6 +2079,9 @@
         </m:r>
       </m:oMath>
       <w:r>
+        <w:rPr>
+          <w:rFonts w:eastAsia="黑体"/>
+        </w:rPr>
         <w:t xml:space="preserve">。</w:t>
       </w:r>
     </w:p>
@@ -1953,11 +2095,14 @@
       </w:pPr>
       <w:r>
         <w:rPr>
-          <w:rFonts w:hint="eastAsia"/>
+          <w:rFonts w:hint="eastAsia" w:eastAsia="黑体"/>
         </w:rPr>
         <w:t xml:space="preserve">取</w:t>
       </w:r>
       <w:r>
+        <w:rPr>
+          <w:rFonts w:eastAsia="黑体"/>
+        </w:rPr>
         <w:t xml:space="preserve"> </w:t>
       </w:r>
       <m:oMath>
@@ -2003,6 +2148,9 @@
         </m:r>
       </m:oMath>
       <w:r>
+        <w:rPr>
+          <w:rFonts w:eastAsia="黑体"/>
+        </w:rPr>
         <w:t xml:space="preserve">、</w:t>
       </w:r>
       <m:oMath>
@@ -2042,6 +2190,9 @@
         </m:r>
       </m:oMath>
       <w:r>
+        <w:rPr>
+          <w:rFonts w:eastAsia="黑体"/>
+        </w:rPr>
         <w:t xml:space="preserve">、</w:t>
       </w:r>
       <m:oMath>
@@ -2070,7 +2221,7 @@
       </m:oMath>
       <w:r>
         <w:rPr>
-          <w:rFonts w:hint="eastAsia"/>
+          <w:rFonts w:hint="eastAsia" w:eastAsia="黑体"/>
         </w:rPr>
         <w:t xml:space="preserve">：</w:t>
       </w:r>
@@ -2168,6 +2319,9 @@
         </m:r>
       </m:oMath>
       <w:r>
+        <w:rPr>
+          <w:rFonts w:eastAsia="黑体"/>
+        </w:rPr>
         <w:t xml:space="preserve">。</w:t>
       </w:r>
     </w:p>
@@ -2179,7 +2333,7 @@
       </w:pPr>
       <w:r>
         <w:rPr>
-          <w:rFonts w:hint="eastAsia"/>
+          <w:rFonts w:hint="eastAsia" w:eastAsia="黑体"/>
         </w:rPr>
         <w:t xml:space="preserve">常见器件型号</w:t>
       </w:r>
@@ -2194,25 +2348,31 @@
       </w:pPr>
       <w:r>
         <w:rPr>
-          <w:rFonts w:hint="eastAsia"/>
+          <w:rFonts w:hint="eastAsia" w:eastAsia="黑体"/>
         </w:rPr>
         <w:t xml:space="preserve">专用电平转换：TXB/LSF</w:t>
       </w:r>
       <w:r>
+        <w:rPr>
+          <w:rFonts w:eastAsia="黑体"/>
+        </w:rPr>
         <w:t xml:space="preserve"> </w:t>
       </w:r>
       <w:r>
         <w:rPr>
-          <w:rFonts w:hint="eastAsia"/>
+          <w:rFonts w:hint="eastAsia" w:eastAsia="黑体"/>
         </w:rPr>
         <w:t xml:space="preserve">系列、SN74AVC（TI）、NLSX</w:t>
       </w:r>
       <w:r>
+        <w:rPr>
+          <w:rFonts w:eastAsia="黑体"/>
+        </w:rPr>
         <w:t xml:space="preserve"> </w:t>
       </w:r>
       <w:r>
         <w:rPr>
-          <w:rFonts w:hint="eastAsia"/>
+          <w:rFonts w:hint="eastAsia" w:eastAsia="黑体"/>
         </w:rPr>
         <w:t xml:space="preserve">系列（onsemi）。</w:t>
       </w:r>
@@ -2227,16 +2387,19 @@
       </w:pPr>
       <w:r>
         <w:rPr>
-          <w:rFonts w:hint="eastAsia"/>
+          <w:rFonts w:hint="eastAsia" w:eastAsia="黑体"/>
         </w:rPr>
         <w:t xml:space="preserve">缓冲器：74LVC、74AUP</w:t>
       </w:r>
       <w:r>
+        <w:rPr>
+          <w:rFonts w:eastAsia="黑体"/>
+        </w:rPr>
         <w:t xml:space="preserve"> </w:t>
       </w:r>
       <w:r>
         <w:rPr>
-          <w:rFonts w:hint="eastAsia"/>
+          <w:rFonts w:hint="eastAsia" w:eastAsia="黑体"/>
         </w:rPr>
         <w:t xml:space="preserve">系列。</w:t>
       </w:r>
@@ -2249,7 +2412,7 @@
       </w:pPr>
       <w:r>
         <w:rPr>
-          <w:rFonts w:hint="eastAsia"/>
+          <w:rFonts w:hint="eastAsia" w:eastAsia="黑体"/>
         </w:rPr>
         <w:t xml:space="preserve">注意事项</w:t>
       </w:r>
@@ -2264,7 +2427,7 @@
       </w:pPr>
       <w:r>
         <w:rPr>
-          <w:rFonts w:hint="eastAsia"/>
+          <w:rFonts w:hint="eastAsia" w:eastAsia="黑体"/>
         </w:rPr>
         <w:t xml:space="preserve">高速时需处理传输线反射，必要时加串联/并联终端。</w:t>
       </w:r>
@@ -2279,7 +2442,7 @@
       </w:pPr>
       <w:r>
         <w:rPr>
-          <w:rFonts w:hint="eastAsia"/>
+          <w:rFonts w:hint="eastAsia" w:eastAsia="黑体"/>
         </w:rPr>
         <w:t xml:space="preserve">电源去耦要好，避免切换噪声耦合到信号。</w:t>
       </w:r>
@@ -2294,16 +2457,19 @@
       </w:pPr>
       <w:r>
         <w:rPr>
-          <w:rFonts w:hint="eastAsia"/>
+          <w:rFonts w:hint="eastAsia" w:eastAsia="黑体"/>
         </w:rPr>
         <w:t xml:space="preserve">双向高性能总线建议用带</w:t>
       </w:r>
       <w:r>
+        <w:rPr>
+          <w:rFonts w:eastAsia="黑体"/>
+        </w:rPr>
         <w:t xml:space="preserve"> </w:t>
       </w:r>
       <w:r>
         <w:rPr>
-          <w:rFonts w:hint="eastAsia"/>
+          <w:rFonts w:hint="eastAsia" w:eastAsia="黑体"/>
         </w:rPr>
         <w:t xml:space="preserve">OE/方向控制的专用收发器。</w:t>
       </w:r>
@@ -2316,7 +2482,7 @@
       </w:pPr>
       <w:r>
         <w:rPr>
-          <w:rFonts w:hint="eastAsia"/>
+          <w:rFonts w:hint="eastAsia" w:eastAsia="黑体"/>
         </w:rPr>
         <w:t xml:space="preserve">参考资料</w:t>
       </w:r>
@@ -2330,11 +2496,14 @@
         </w:numPr>
       </w:pPr>
       <w:r>
+        <w:rPr>
+          <w:rFonts w:eastAsia="黑体"/>
+        </w:rPr>
         <w:t xml:space="preserve">TI </w:t>
       </w:r>
       <w:r>
         <w:rPr>
-          <w:rFonts w:hint="eastAsia"/>
+          <w:rFonts w:hint="eastAsia" w:eastAsia="黑体"/>
         </w:rPr>
         <w:t xml:space="preserve">产品页：TXB0104。</w:t>
       </w:r>
@@ -2348,6 +2517,9 @@
         </w:numPr>
       </w:pPr>
       <w:r>
+        <w:rPr>
+          <w:rFonts w:eastAsia="黑体"/>
+        </w:rPr>
         <w:t xml:space="preserve">Wikipedia: Signal integrity。</w:t>
       </w:r>
     </w:p>
@@ -2360,6 +2532,9 @@
         </w:numPr>
       </w:pPr>
       <w:r>
+        <w:rPr>
+          <w:rFonts w:eastAsia="黑体"/>
+        </w:rPr>
         <w:t xml:space="preserve">Howard Johnson《High-Speed Digital Design》。</w:t>
       </w:r>
     </w:p>
@@ -2372,11 +2547,11 @@
       </w:pPr>
       <w:r>
         <w:rPr>
-          <w:rFonts w:ascii="Times New Roman" w:hAnsi="Times New Roman"/>
+          <w:rFonts w:ascii="Times New Roman" w:hAnsi="Times New Roman" w:eastAsia="黑体"/>
           <w:color w:val="555555"/>
           <w:sz w:val="21"/>
         </w:rPr>
-        <w:t>材料收集者：杜文杰</w:t>
+        <w:t>材料收集者：杜文杰，WX手机：19519196569，QQ:3478827729</w:t>
       </w:r>
     </w:p>
     <w:sectPr>
@@ -2396,7 +2571,7 @@
 </file>
 
 <file path=word/footer1.xml><?xml version="1.0" encoding="utf-8"?>
-<w:ftr xmlns:m="http://schemas.openxmlformats.org/officeDocument/2006/math" xmlns:mc="http://schemas.openxmlformats.org/markup-compatibility/2006" xmlns:mo="http://schemas.microsoft.com/office/mac/office/2008/main" xmlns:mv="urn:schemas-microsoft-com:mac:vml" xmlns:o="urn:schemas-microsoft-com:office:office" xmlns:r="http://schemas.openxmlformats.org/officeDocument/2006/relationships" xmlns:v="urn:schemas-microsoft-com:vml" xmlns:w10="urn:schemas-microsoft-com:office:word" xmlns:w14="http://schemas.microsoft.com/office/word/2010/wordml" xmlns:w="http://schemas.openxmlformats.org/wordprocessingml/2006/main" xmlns:wne="http://schemas.microsoft.com/office/word/2006/wordml" xmlns:wp14="http://schemas.microsoft.com/office/word/2010/wordprocessingDrawing" xmlns:wp="http://schemas.openxmlformats.org/drawingml/2006/wordprocessingDrawing" xmlns:wpc="http://schemas.microsoft.com/office/word/2010/wordprocessingCanvas" xmlns:wpg="http://schemas.microsoft.com/office/word/2010/wordprocessingGroup" xmlns:wpi="http://schemas.microsoft.com/office/word/2010/wordprocessingInk" xmlns:wps="http://schemas.microsoft.com/office/word/2010/wordprocessingShape" mc:Ignorable="w14 wp14">
+<w:ftr xmlns:mc="http://schemas.openxmlformats.org/markup-compatibility/2006" xmlns:w="http://schemas.openxmlformats.org/wordprocessingml/2006/main" xmlns:m="http://schemas.openxmlformats.org/officeDocument/2006/math" xmlns:mo="http://schemas.microsoft.com/office/mac/office/2008/main" xmlns:mv="urn:schemas-microsoft-com:mac:vml" xmlns:o="urn:schemas-microsoft-com:office:office" xmlns:r="http://schemas.openxmlformats.org/officeDocument/2006/relationships" xmlns:v="urn:schemas-microsoft-com:vml" xmlns:w10="urn:schemas-microsoft-com:office:word" xmlns:w14="http://schemas.microsoft.com/office/word/2010/wordml" xmlns:wne="http://schemas.microsoft.com/office/word/2006/wordml" xmlns:wp14="http://schemas.microsoft.com/office/word/2010/wordprocessingDrawing" xmlns:wp="http://schemas.openxmlformats.org/drawingml/2006/wordprocessingDrawing" xmlns:wpc="http://schemas.microsoft.com/office/word/2010/wordprocessingCanvas" xmlns:wpg="http://schemas.microsoft.com/office/word/2010/wordprocessingGroup" xmlns:wpi="http://schemas.microsoft.com/office/word/2010/wordprocessingInk" xmlns:wps="http://schemas.microsoft.com/office/word/2010/wordprocessingShape" mc:Ignorable="w14 wp14">
   <w:p>
     <w:pPr>
       <w:pStyle w:val="Footer"/>
@@ -2404,12 +2579,14 @@
     </w:pPr>
     <w:r>
       <w:rPr>
+        <w:rFonts w:eastAsia="黑体"/>
         <w:sz w:val="18"/>
       </w:rPr>
       <w:t xml:space="preserve">第 </w:t>
     </w:r>
     <w:r>
       <w:rPr>
+        <w:rFonts w:eastAsia="黑体"/>
         <w:sz w:val="18"/>
       </w:rPr>
       <w:fldChar w:fldCharType="begin"/>
@@ -2418,6 +2595,7 @@
     </w:r>
     <w:r>
       <w:rPr>
+        <w:rFonts w:eastAsia="黑体"/>
         <w:sz w:val="18"/>
       </w:rPr>
       <w:t xml:space="preserve"> 页</w:t>
@@ -2431,6 +2609,9 @@
   <w:footnote w:type="continuationSeparator" w:id="0">
     <w:p>
       <w:r>
+        <w:rPr>
+          <w:rFonts w:eastAsia="黑体"/>
+        </w:rPr>
         <w:continuationSeparator/>
       </w:r>
     </w:p>
@@ -2438,6 +2619,9 @@
   <w:footnote w:type="separator" w:id="-1">
     <w:p>
       <w:r>
+        <w:rPr>
+          <w:rFonts w:eastAsia="黑体"/>
+        </w:rPr>
         <w:separator/>
       </w:r>
     </w:p>
@@ -2446,7 +2630,7 @@
 </file>
 
 <file path=word/header1.xml><?xml version="1.0" encoding="utf-8"?>
-<w:hdr xmlns:m="http://schemas.openxmlformats.org/officeDocument/2006/math" xmlns:mc="http://schemas.openxmlformats.org/markup-compatibility/2006" xmlns:mo="http://schemas.microsoft.com/office/mac/office/2008/main" xmlns:mv="urn:schemas-microsoft-com:mac:vml" xmlns:o="urn:schemas-microsoft-com:office:office" xmlns:r="http://schemas.openxmlformats.org/officeDocument/2006/relationships" xmlns:v="urn:schemas-microsoft-com:vml" xmlns:w10="urn:schemas-microsoft-com:office:word" xmlns:w14="http://schemas.microsoft.com/office/word/2010/wordml" xmlns:w="http://schemas.openxmlformats.org/wordprocessingml/2006/main" xmlns:wne="http://schemas.microsoft.com/office/word/2006/wordml" xmlns:wp14="http://schemas.microsoft.com/office/word/2010/wordprocessingDrawing" xmlns:wp="http://schemas.openxmlformats.org/drawingml/2006/wordprocessingDrawing" xmlns:wpc="http://schemas.microsoft.com/office/word/2010/wordprocessingCanvas" xmlns:wpg="http://schemas.microsoft.com/office/word/2010/wordprocessingGroup" xmlns:wpi="http://schemas.microsoft.com/office/word/2010/wordprocessingInk" xmlns:wps="http://schemas.microsoft.com/office/word/2010/wordprocessingShape" mc:Ignorable="w14 wp14">
+<w:hdr xmlns:mc="http://schemas.openxmlformats.org/markup-compatibility/2006" xmlns:w="http://schemas.openxmlformats.org/wordprocessingml/2006/main" xmlns:m="http://schemas.openxmlformats.org/officeDocument/2006/math" xmlns:mo="http://schemas.microsoft.com/office/mac/office/2008/main" xmlns:mv="urn:schemas-microsoft-com:mac:vml" xmlns:o="urn:schemas-microsoft-com:office:office" xmlns:r="http://schemas.openxmlformats.org/officeDocument/2006/relationships" xmlns:v="urn:schemas-microsoft-com:vml" xmlns:w10="urn:schemas-microsoft-com:office:word" xmlns:w14="http://schemas.microsoft.com/office/word/2010/wordml" xmlns:wne="http://schemas.microsoft.com/office/word/2006/wordml" xmlns:wp14="http://schemas.microsoft.com/office/word/2010/wordprocessingDrawing" xmlns:wp="http://schemas.openxmlformats.org/drawingml/2006/wordprocessingDrawing" xmlns:wpc="http://schemas.microsoft.com/office/word/2010/wordprocessingCanvas" xmlns:wpg="http://schemas.microsoft.com/office/word/2010/wordprocessingGroup" xmlns:wpi="http://schemas.microsoft.com/office/word/2010/wordprocessingInk" xmlns:wps="http://schemas.microsoft.com/office/word/2010/wordprocessingShape" mc:Ignorable="w14 wp14">
   <w:p>
     <w:pPr>
       <w:pStyle w:val="Header"/>
@@ -2454,7 +2638,7 @@
     </w:pPr>
     <w:r>
       <w:rPr>
-        <w:rFonts w:ascii="Times New Roman" w:hAnsi="Times New Roman"/>
+        <w:rFonts w:ascii="Times New Roman" w:hAnsi="Times New Roman" w:eastAsia="黑体"/>
         <w:sz w:val="18"/>
         <w:rFonts w:eastAsia="黑体"/>
         <w:rFonts w:eastAsia="黑体"/>
@@ -2466,7 +2650,7 @@
 </file>
 
 <file path=word/numbering.xml><?xml version="1.0" encoding="utf-8"?>
-<w:numbering xmlns:m="http://schemas.openxmlformats.org/officeDocument/2006/math" xmlns:mc="http://schemas.openxmlformats.org/markup-compatibility/2006" xmlns:mo="http://schemas.microsoft.com/office/mac/office/2008/main" xmlns:mv="urn:schemas-microsoft-com:mac:vml" xmlns:o="urn:schemas-microsoft-com:office:office" xmlns:r="http://schemas.openxmlformats.org/officeDocument/2006/relationships" xmlns:v="urn:schemas-microsoft-com:vml" xmlns:w="http://schemas.openxmlformats.org/wordprocessingml/2006/main" xmlns:w10="urn:schemas-microsoft-com:office:word" xmlns:w14="http://schemas.microsoft.com/office/word/2010/wordml" xmlns:wne="http://schemas.microsoft.com/office/word/2006/wordml" xmlns:wp="http://schemas.openxmlformats.org/drawingml/2006/wordprocessingDrawing" xmlns:wp14="http://schemas.microsoft.com/office/word/2010/wordprocessingDrawing" xmlns:wpc="http://schemas.microsoft.com/office/word/2010/wordprocessingCanvas" xmlns:wpg="http://schemas.microsoft.com/office/word/2010/wordprocessingGroup" xmlns:wpi="http://schemas.microsoft.com/office/word/2010/wordprocessingInk" xmlns:wps="http://schemas.microsoft.com/office/word/2010/wordprocessingShape" mc:Ignorable="w14 wp14">
+<w:numbering xmlns:mc="http://schemas.openxmlformats.org/markup-compatibility/2006" xmlns:w="http://schemas.openxmlformats.org/wordprocessingml/2006/main" xmlns:m="http://schemas.openxmlformats.org/officeDocument/2006/math" xmlns:mo="http://schemas.microsoft.com/office/mac/office/2008/main" xmlns:mv="urn:schemas-microsoft-com:mac:vml" xmlns:o="urn:schemas-microsoft-com:office:office" xmlns:r="http://schemas.openxmlformats.org/officeDocument/2006/relationships" xmlns:v="urn:schemas-microsoft-com:vml" xmlns:w10="urn:schemas-microsoft-com:office:word" xmlns:w14="http://schemas.microsoft.com/office/word/2010/wordml" xmlns:wne="http://schemas.microsoft.com/office/word/2006/wordml" xmlns:wp="http://schemas.openxmlformats.org/drawingml/2006/wordprocessingDrawing" xmlns:wp14="http://schemas.microsoft.com/office/word/2010/wordprocessingDrawing" xmlns:wpc="http://schemas.microsoft.com/office/word/2010/wordprocessingCanvas" xmlns:wpg="http://schemas.microsoft.com/office/word/2010/wordprocessingGroup" xmlns:wpi="http://schemas.microsoft.com/office/word/2010/wordprocessingInk" xmlns:wps="http://schemas.microsoft.com/office/word/2010/wordprocessingShape" mc:Ignorable="w14 wp14">
   <w:abstractNum w:abstractNumId="0">
     <w:nsid w:val="FFFFFF7C"/>
     <w:multiLevelType w:val="singleLevel"/>
@@ -2553,7 +2737,7 @@
         <w:ind w:hanging="360" w:left="1440"/>
       </w:pPr>
       <w:rPr>
-        <w:rFonts w:ascii="Symbol" w:hAnsi="Symbol" w:hint="default"/>
+        <w:rFonts w:ascii="Symbol" w:hAnsi="Symbol" w:hint="default" w:eastAsia="黑体"/>
       </w:rPr>
     </w:lvl>
   </w:abstractNum>
@@ -2574,7 +2758,7 @@
         <w:ind w:hanging="360" w:left="1080"/>
       </w:pPr>
       <w:rPr>
-        <w:rFonts w:ascii="Symbol" w:hAnsi="Symbol" w:hint="default"/>
+        <w:rFonts w:ascii="Symbol" w:hAnsi="Symbol" w:hint="default" w:eastAsia="黑体"/>
       </w:rPr>
     </w:lvl>
   </w:abstractNum>
@@ -2595,7 +2779,7 @@
         <w:ind w:hanging="360" w:left="720"/>
       </w:pPr>
       <w:rPr>
-        <w:rFonts w:ascii="Symbol" w:hAnsi="Symbol" w:hint="default"/>
+        <w:rFonts w:ascii="Symbol" w:hAnsi="Symbol" w:hint="default" w:eastAsia="黑体"/>
       </w:rPr>
     </w:lvl>
   </w:abstractNum>
@@ -2634,7 +2818,7 @@
         <w:ind w:hanging="360" w:left="360"/>
       </w:pPr>
       <w:rPr>
-        <w:rFonts w:ascii="Symbol" w:hAnsi="Symbol" w:hint="default"/>
+        <w:rFonts w:ascii="Symbol" w:hAnsi="Symbol" w:hint="default" w:eastAsia="黑体"/>
       </w:rPr>
     </w:lvl>
   </w:abstractNum>
@@ -2725,7 +2909,7 @@
         <w:ind w:left="720" w:hanging="360"/>
       </w:pPr>
       <w:rPr>
-        <w:rFonts w:ascii="Symbol" w:hAnsi="Symbol" w:cs="Symbol" w:hint="default"/>
+        <w:rFonts w:ascii="Symbol" w:hAnsi="Symbol" w:cs="Symbol" w:hint="default" w:eastAsia="黑体"/>
       </w:rPr>
     </w:lvl>
     <w:lvl w:ilvl="1">
@@ -2736,7 +2920,7 @@
         <w:ind w:left="1440" w:hanging="360"/>
       </w:pPr>
       <w:rPr>
-        <w:rFonts w:ascii="Courier New" w:hAnsi="Courier New" w:cs="Courier New" w:hint="default"/>
+        <w:rFonts w:ascii="Courier New" w:hAnsi="Courier New" w:cs="Courier New" w:hint="default" w:eastAsia="黑体"/>
       </w:rPr>
     </w:lvl>
     <w:lvl w:ilvl="2">
@@ -2747,7 +2931,7 @@
         <w:ind w:left="2160" w:hanging="360"/>
       </w:pPr>
       <w:rPr>
-        <w:rFonts w:ascii="Wingdings" w:hAnsi="Wingdings" w:cs="Wingdings" w:hint="default"/>
+        <w:rFonts w:ascii="Wingdings" w:hAnsi="Wingdings" w:cs="Wingdings" w:hint="default" w:eastAsia="黑体"/>
       </w:rPr>
     </w:lvl>
     <w:lvl w:ilvl="3">
@@ -2758,7 +2942,7 @@
         <w:ind w:left="2880" w:hanging="360"/>
       </w:pPr>
       <w:rPr>
-        <w:rFonts w:ascii="Symbol" w:hAnsi="Symbol" w:cs="Symbol" w:hint="default"/>
+        <w:rFonts w:ascii="Symbol" w:hAnsi="Symbol" w:cs="Symbol" w:hint="default" w:eastAsia="黑体"/>
       </w:rPr>
     </w:lvl>
     <w:lvl w:ilvl="4">
@@ -2769,7 +2953,7 @@
         <w:ind w:left="3600" w:hanging="360"/>
       </w:pPr>
       <w:rPr>
-        <w:rFonts w:ascii="Courier New" w:hAnsi="Courier New" w:cs="Courier New" w:hint="default"/>
+        <w:rFonts w:ascii="Courier New" w:hAnsi="Courier New" w:cs="Courier New" w:hint="default" w:eastAsia="黑体"/>
       </w:rPr>
     </w:lvl>
     <w:lvl w:ilvl="5">
@@ -2780,7 +2964,7 @@
         <w:ind w:left="4320" w:hanging="360"/>
       </w:pPr>
       <w:rPr>
-        <w:rFonts w:ascii="Wingdings" w:hAnsi="Wingdings" w:cs="Wingdings" w:hint="default"/>
+        <w:rFonts w:ascii="Wingdings" w:hAnsi="Wingdings" w:cs="Wingdings" w:hint="default" w:eastAsia="黑体"/>
       </w:rPr>
     </w:lvl>
     <w:lvl w:ilvl="6">
@@ -2791,7 +2975,7 @@
         <w:ind w:left="5040" w:hanging="360"/>
       </w:pPr>
       <w:rPr>
-        <w:rFonts w:ascii="Symbol" w:hAnsi="Symbol" w:cs="Symbol" w:hint="default"/>
+        <w:rFonts w:ascii="Symbol" w:hAnsi="Symbol" w:cs="Symbol" w:hint="default" w:eastAsia="黑体"/>
       </w:rPr>
     </w:lvl>
     <w:lvl w:ilvl="7">
@@ -2802,7 +2986,7 @@
         <w:ind w:left="5760" w:hanging="360"/>
       </w:pPr>
       <w:rPr>
-        <w:rFonts w:ascii="Courier New" w:hAnsi="Courier New" w:cs="Courier New" w:hint="default"/>
+        <w:rFonts w:ascii="Courier New" w:hAnsi="Courier New" w:cs="Courier New" w:hint="default" w:eastAsia="黑体"/>
       </w:rPr>
     </w:lvl>
     <w:lvl w:ilvl="8">
@@ -2813,7 +2997,7 @@
         <w:ind w:left="6480" w:hanging="360"/>
       </w:pPr>
       <w:rPr>
-        <w:rFonts w:ascii="Wingdings" w:hAnsi="Wingdings" w:cs="Wingdings" w:hint="default"/>
+        <w:rFonts w:ascii="Wingdings" w:hAnsi="Wingdings" w:cs="Wingdings" w:hint="default" w:eastAsia="黑体"/>
       </w:rPr>
     </w:lvl>
   </w:abstractNum>
@@ -2869,11 +3053,11 @@
 </file>
 
 <file path=word/styles.xml><?xml version="1.0" encoding="utf-8"?>
-<w:styles xmlns:mc="http://schemas.openxmlformats.org/markup-compatibility/2006" xmlns:r="http://schemas.openxmlformats.org/officeDocument/2006/relationships" xmlns:w="http://schemas.openxmlformats.org/wordprocessingml/2006/main" xmlns:w14="http://schemas.microsoft.com/office/word/2010/wordml" mc:Ignorable="w14">
+<w:styles xmlns:mc="http://schemas.openxmlformats.org/markup-compatibility/2006" xmlns:w="http://schemas.openxmlformats.org/wordprocessingml/2006/main" xmlns:r="http://schemas.openxmlformats.org/officeDocument/2006/relationships" xmlns:w14="http://schemas.microsoft.com/office/word/2010/wordml" mc:Ignorable="w14">
   <w:docDefaults>
     <w:rPrDefault>
       <w:rPr>
-        <w:rFonts w:asciiTheme="minorHAnsi" w:cstheme="minorBidi" w:eastAsiaTheme="minorEastAsia" w:hAnsiTheme="minorHAnsi"/>
+        <w:rFonts w:asciiTheme="minorHAnsi" w:cstheme="minorBidi" w:hAnsiTheme="minorHAnsi" w:eastAsia="黑体"/>
         <w:sz w:val="22"/>
         <w:szCs w:val="22"/>
         <w:lang w:bidi="ar-SA" w:eastAsia="en-US" w:val="en-US"/>
@@ -3095,7 +3279,7 @@
       <w:outlineLvl w:val="0"/>
     </w:pPr>
     <w:rPr>
-      <w:rFonts w:ascii="Times New Roman" w:asciiTheme="majorHAnsi" w:cstheme="majorBidi" w:eastAsia="黑体" w:eastAsiaTheme="majorEastAsia" w:hAnsi="Times New Roman" w:hAnsiTheme="majorHAnsi"/>
+      <w:rFonts w:ascii="Times New Roman" w:asciiTheme="majorHAnsi" w:cstheme="majorBidi" w:eastAsia="黑体" w:hAnsi="Times New Roman" w:hAnsiTheme="majorHAnsi"/>
       <w:b/>
       <w:bCs/>
       <w:color w:val="1F3864"/>
@@ -3119,7 +3303,7 @@
       <w:outlineLvl w:val="1"/>
     </w:pPr>
     <w:rPr>
-      <w:rFonts w:ascii="Times New Roman" w:asciiTheme="majorHAnsi" w:cstheme="majorBidi" w:eastAsia="黑体" w:eastAsiaTheme="majorEastAsia" w:hAnsi="Times New Roman" w:hAnsiTheme="majorHAnsi"/>
+      <w:rFonts w:ascii="Times New Roman" w:asciiTheme="majorHAnsi" w:cstheme="majorBidi" w:eastAsia="黑体" w:hAnsi="Times New Roman" w:hAnsiTheme="majorHAnsi"/>
       <w:b/>
       <w:bCs/>
       <w:color w:val="2E4E7E"/>
@@ -3143,7 +3327,7 @@
       <w:outlineLvl w:val="2"/>
     </w:pPr>
     <w:rPr>
-      <w:rFonts w:ascii="Times New Roman" w:asciiTheme="majorHAnsi" w:cstheme="majorBidi" w:eastAsia="黑体" w:eastAsiaTheme="majorEastAsia" w:hAnsi="Times New Roman" w:hAnsiTheme="majorHAnsi"/>
+      <w:rFonts w:ascii="Times New Roman" w:asciiTheme="majorHAnsi" w:cstheme="majorBidi" w:eastAsia="黑体" w:hAnsi="Times New Roman" w:hAnsiTheme="majorHAnsi"/>
       <w:b/>
       <w:bCs/>
       <w:color w:val="2E4E7E"/>
@@ -3167,7 +3351,7 @@
       <w:outlineLvl w:val="3"/>
     </w:pPr>
     <w:rPr>
-      <w:rFonts w:ascii="Times New Roman" w:asciiTheme="majorHAnsi" w:cstheme="majorBidi" w:eastAsia="黑体" w:eastAsiaTheme="majorEastAsia" w:hAnsi="Times New Roman" w:hAnsiTheme="majorHAnsi"/>
+      <w:rFonts w:ascii="Times New Roman" w:asciiTheme="majorHAnsi" w:cstheme="majorBidi" w:eastAsia="黑体" w:hAnsi="Times New Roman" w:hAnsiTheme="majorHAnsi"/>
       <w:b/>
       <w:bCs/>
       <w:i/>
@@ -3193,7 +3377,7 @@
       <w:outlineLvl w:val="4"/>
     </w:pPr>
     <w:rPr>
-      <w:rFonts w:ascii="Times New Roman" w:asciiTheme="majorHAnsi" w:cstheme="majorBidi" w:eastAsia="黑体" w:eastAsiaTheme="majorEastAsia" w:hAnsi="Times New Roman" w:hAnsiTheme="majorHAnsi"/>
+      <w:rFonts w:ascii="Times New Roman" w:asciiTheme="majorHAnsi" w:cstheme="majorBidi" w:eastAsia="黑体" w:hAnsi="Times New Roman" w:hAnsiTheme="majorHAnsi"/>
       <w:b/>
       <w:color w:val="333333"/>
       <w:sz w:val="22"/>
@@ -3216,7 +3400,7 @@
       <w:outlineLvl w:val="5"/>
     </w:pPr>
     <w:rPr>
-      <w:rFonts w:asciiTheme="majorHAnsi" w:cstheme="majorBidi" w:eastAsiaTheme="majorEastAsia" w:hAnsiTheme="majorHAnsi"/>
+      <w:rFonts w:asciiTheme="majorHAnsi" w:cstheme="majorBidi" w:hAnsiTheme="majorHAnsi" w:eastAsia="黑体"/>
       <w:i/>
       <w:iCs/>
       <w:color w:themeColor="accent1" w:themeShade="7F" w:val="243F60"/>
@@ -3239,7 +3423,7 @@
       <w:outlineLvl w:val="6"/>
     </w:pPr>
     <w:rPr>
-      <w:rFonts w:asciiTheme="majorHAnsi" w:cstheme="majorBidi" w:eastAsiaTheme="majorEastAsia" w:hAnsiTheme="majorHAnsi"/>
+      <w:rFonts w:asciiTheme="majorHAnsi" w:cstheme="majorBidi" w:hAnsiTheme="majorHAnsi" w:eastAsia="黑体"/>
       <w:i/>
       <w:iCs/>
       <w:color w:themeColor="text1" w:themeTint="BF" w:val="404040"/>
@@ -3262,7 +3446,7 @@
       <w:outlineLvl w:val="7"/>
     </w:pPr>
     <w:rPr>
-      <w:rFonts w:asciiTheme="majorHAnsi" w:cstheme="majorBidi" w:eastAsiaTheme="majorEastAsia" w:hAnsiTheme="majorHAnsi"/>
+      <w:rFonts w:asciiTheme="majorHAnsi" w:cstheme="majorBidi" w:hAnsiTheme="majorHAnsi" w:eastAsia="黑体"/>
       <w:color w:themeColor="accent1" w:val="4F81BD"/>
       <w:sz w:val="20"/>
       <w:szCs w:val="20"/>
@@ -3285,7 +3469,7 @@
       <w:outlineLvl w:val="8"/>
     </w:pPr>
     <w:rPr>
-      <w:rFonts w:asciiTheme="majorHAnsi" w:cstheme="majorBidi" w:eastAsiaTheme="majorEastAsia" w:hAnsiTheme="majorHAnsi"/>
+      <w:rFonts w:asciiTheme="majorHAnsi" w:cstheme="majorBidi" w:hAnsiTheme="majorHAnsi" w:eastAsia="黑体"/>
       <w:i/>
       <w:iCs/>
       <w:color w:themeColor="text1" w:themeTint="BF" w:val="404040"/>
@@ -3336,7 +3520,7 @@
     <w:uiPriority w:val="9"/>
     <w:rsid w:val="00FC693F"/>
     <w:rPr>
-      <w:rFonts w:asciiTheme="majorHAnsi" w:cstheme="majorBidi" w:eastAsiaTheme="majorEastAsia" w:hAnsiTheme="majorHAnsi"/>
+      <w:rFonts w:asciiTheme="majorHAnsi" w:cstheme="majorBidi" w:hAnsiTheme="majorHAnsi" w:eastAsia="黑体"/>
       <w:b/>
       <w:bCs/>
       <w:color w:themeColor="accent1" w:themeShade="BF" w:val="365F91"/>
@@ -3351,7 +3535,7 @@
     <w:uiPriority w:val="9"/>
     <w:rsid w:val="00FC693F"/>
     <w:rPr>
-      <w:rFonts w:asciiTheme="majorHAnsi" w:cstheme="majorBidi" w:eastAsiaTheme="majorEastAsia" w:hAnsiTheme="majorHAnsi"/>
+      <w:rFonts w:asciiTheme="majorHAnsi" w:cstheme="majorBidi" w:hAnsiTheme="majorHAnsi" w:eastAsia="黑体"/>
       <w:b/>
       <w:bCs/>
       <w:color w:themeColor="accent1" w:val="4F81BD"/>
@@ -3366,7 +3550,7 @@
     <w:uiPriority w:val="9"/>
     <w:rsid w:val="00FC693F"/>
     <w:rPr>
-      <w:rFonts w:asciiTheme="majorHAnsi" w:cstheme="majorBidi" w:eastAsiaTheme="majorEastAsia" w:hAnsiTheme="majorHAnsi"/>
+      <w:rFonts w:asciiTheme="majorHAnsi" w:cstheme="majorBidi" w:hAnsiTheme="majorHAnsi" w:eastAsia="黑体"/>
       <w:b/>
       <w:bCs/>
       <w:color w:themeColor="accent1" w:val="4F81BD"/>
@@ -3389,7 +3573,7 @@
       <w:contextualSpacing/>
     </w:pPr>
     <w:rPr>
-      <w:rFonts w:ascii="Times New Roman" w:asciiTheme="majorHAnsi" w:cstheme="majorBidi" w:eastAsia="黑体" w:eastAsiaTheme="majorEastAsia" w:hAnsi="Times New Roman" w:hAnsiTheme="majorHAnsi"/>
+      <w:rFonts w:ascii="Times New Roman" w:asciiTheme="majorHAnsi" w:cstheme="majorBidi" w:eastAsia="黑体" w:hAnsi="Times New Roman" w:hAnsiTheme="majorHAnsi"/>
       <w:b/>
       <w:color w:val="1F3864"/>
       <w:spacing w:val="5"/>
@@ -3405,7 +3589,7 @@
     <w:uiPriority w:val="10"/>
     <w:rsid w:val="00FC693F"/>
     <w:rPr>
-      <w:rFonts w:asciiTheme="majorHAnsi" w:cstheme="majorBidi" w:eastAsiaTheme="majorEastAsia" w:hAnsiTheme="majorHAnsi"/>
+      <w:rFonts w:asciiTheme="majorHAnsi" w:cstheme="majorBidi" w:hAnsiTheme="majorHAnsi" w:eastAsia="黑体"/>
       <w:color w:themeColor="text2" w:themeShade="BF" w:val="17365D"/>
       <w:spacing w:val="5"/>
       <w:kern w:val="28"/>
@@ -3427,7 +3611,7 @@
       </w:numPr>
     </w:pPr>
     <w:rPr>
-      <w:rFonts w:asciiTheme="majorHAnsi" w:cstheme="majorBidi" w:eastAsiaTheme="majorEastAsia" w:hAnsiTheme="majorHAnsi"/>
+      <w:rFonts w:asciiTheme="majorHAnsi" w:cstheme="majorBidi" w:hAnsiTheme="majorHAnsi" w:eastAsia="黑体"/>
       <w:i/>
       <w:iCs/>
       <w:color w:themeColor="accent1" w:val="4F81BD"/>
@@ -3443,7 +3627,7 @@
     <w:uiPriority w:val="11"/>
     <w:rsid w:val="00FC693F"/>
     <w:rPr>
-      <w:rFonts w:asciiTheme="majorHAnsi" w:cstheme="majorBidi" w:eastAsiaTheme="majorEastAsia" w:hAnsiTheme="majorHAnsi"/>
+      <w:rFonts w:asciiTheme="majorHAnsi" w:cstheme="majorBidi" w:hAnsiTheme="majorHAnsi" w:eastAsia="黑体"/>
       <w:i/>
       <w:iCs/>
       <w:color w:themeColor="accent1" w:val="4F81BD"/>
@@ -3510,6 +3694,7 @@
       <w:spacing w:after="120"/>
     </w:pPr>
     <w:rPr>
+      <w:rFonts w:eastAsia="黑体"/>
       <w:sz w:val="16"/>
       <w:szCs w:val="16"/>
     </w:rPr>
@@ -3521,6 +3706,7 @@
     <w:uiPriority w:val="99"/>
     <w:rsid w:val="00AA1D8D"/>
     <w:rPr>
+      <w:rFonts w:eastAsia="黑体"/>
       <w:sz w:val="16"/>
       <w:szCs w:val="16"/>
     </w:rPr>
@@ -3690,7 +3876,7 @@
       </w:tabs>
     </w:pPr>
     <w:rPr>
-      <w:rFonts w:ascii="Courier" w:hAnsi="Courier"/>
+      <w:rFonts w:ascii="Courier" w:hAnsi="Courier" w:eastAsia="黑体"/>
       <w:sz w:val="20"/>
       <w:szCs w:val="20"/>
     </w:rPr>
@@ -3702,7 +3888,7 @@
     <w:uiPriority w:val="99"/>
     <w:rsid w:val="0029639D"/>
     <w:rPr>
-      <w:rFonts w:ascii="Courier" w:hAnsi="Courier"/>
+      <w:rFonts w:ascii="Courier" w:hAnsi="Courier" w:eastAsia="黑体"/>
       <w:sz w:val="20"/>
       <w:szCs w:val="20"/>
     </w:rPr>
@@ -3738,6 +3924,7 @@
     <w:uiPriority w:val="29"/>
     <w:rsid w:val="00FC693F"/>
     <w:rPr>
+      <w:rFonts w:eastAsia="黑体"/>
       <w:i/>
       <w:iCs/>
       <w:color w:themeColor="text1" w:val="000000"/>
@@ -3751,7 +3938,7 @@
     <w:semiHidden/>
     <w:rsid w:val="00FC693F"/>
     <w:rPr>
-      <w:rFonts w:asciiTheme="majorHAnsi" w:cstheme="majorBidi" w:eastAsiaTheme="majorEastAsia" w:hAnsiTheme="majorHAnsi"/>
+      <w:rFonts w:asciiTheme="majorHAnsi" w:cstheme="majorBidi" w:hAnsiTheme="majorHAnsi" w:eastAsia="黑体"/>
       <w:b/>
       <w:bCs/>
       <w:i/>
@@ -3767,7 +3954,7 @@
     <w:semiHidden/>
     <w:rsid w:val="00FC693F"/>
     <w:rPr>
-      <w:rFonts w:asciiTheme="majorHAnsi" w:cstheme="majorBidi" w:eastAsiaTheme="majorEastAsia" w:hAnsiTheme="majorHAnsi"/>
+      <w:rFonts w:asciiTheme="majorHAnsi" w:cstheme="majorBidi" w:hAnsiTheme="majorHAnsi" w:eastAsia="黑体"/>
       <w:color w:themeColor="accent1" w:themeShade="7F" w:val="243F60"/>
     </w:rPr>
   </w:style>
@@ -3779,7 +3966,7 @@
     <w:semiHidden/>
     <w:rsid w:val="00FC693F"/>
     <w:rPr>
-      <w:rFonts w:asciiTheme="majorHAnsi" w:cstheme="majorBidi" w:eastAsiaTheme="majorEastAsia" w:hAnsiTheme="majorHAnsi"/>
+      <w:rFonts w:asciiTheme="majorHAnsi" w:cstheme="majorBidi" w:hAnsiTheme="majorHAnsi" w:eastAsia="黑体"/>
       <w:i/>
       <w:iCs/>
       <w:color w:themeColor="accent1" w:themeShade="7F" w:val="243F60"/>
@@ -3793,7 +3980,7 @@
     <w:semiHidden/>
     <w:rsid w:val="00FC693F"/>
     <w:rPr>
-      <w:rFonts w:asciiTheme="majorHAnsi" w:cstheme="majorBidi" w:eastAsiaTheme="majorEastAsia" w:hAnsiTheme="majorHAnsi"/>
+      <w:rFonts w:asciiTheme="majorHAnsi" w:cstheme="majorBidi" w:hAnsiTheme="majorHAnsi" w:eastAsia="黑体"/>
       <w:i/>
       <w:iCs/>
       <w:color w:themeColor="text1" w:themeTint="BF" w:val="404040"/>
@@ -3807,7 +3994,7 @@
     <w:semiHidden/>
     <w:rsid w:val="00FC693F"/>
     <w:rPr>
-      <w:rFonts w:asciiTheme="majorHAnsi" w:cstheme="majorBidi" w:eastAsiaTheme="majorEastAsia" w:hAnsiTheme="majorHAnsi"/>
+      <w:rFonts w:asciiTheme="majorHAnsi" w:cstheme="majorBidi" w:hAnsiTheme="majorHAnsi" w:eastAsia="黑体"/>
       <w:color w:themeColor="accent1" w:val="4F81BD"/>
       <w:sz w:val="20"/>
       <w:szCs w:val="20"/>
@@ -3821,7 +4008,7 @@
     <w:semiHidden/>
     <w:rsid w:val="00FC693F"/>
     <w:rPr>
-      <w:rFonts w:asciiTheme="majorHAnsi" w:cstheme="majorBidi" w:eastAsiaTheme="majorEastAsia" w:hAnsiTheme="majorHAnsi"/>
+      <w:rFonts w:asciiTheme="majorHAnsi" w:cstheme="majorBidi" w:hAnsiTheme="majorHAnsi" w:eastAsia="黑体"/>
       <w:i/>
       <w:iCs/>
       <w:color w:themeColor="text1" w:themeTint="BF" w:val="404040"/>
@@ -3842,6 +4029,7 @@
       <w:spacing w:line="240" w:lineRule="auto"/>
     </w:pPr>
     <w:rPr>
+      <w:rFonts w:eastAsia="黑体"/>
       <w:b/>
       <w:bCs/>
       <w:color w:themeColor="accent1" w:val="4F81BD"/>
@@ -3856,6 +4044,7 @@
     <w:qFormat/>
     <w:rsid w:val="00FC693F"/>
     <w:rPr>
+      <w:rFonts w:eastAsia="黑体"/>
       <w:b/>
       <w:bCs/>
     </w:rPr>
@@ -3867,6 +4056,7 @@
     <w:qFormat/>
     <w:rsid w:val="00FC693F"/>
     <w:rPr>
+      <w:rFonts w:eastAsia="黑体"/>
       <w:i/>
       <w:iCs/>
     </w:rPr>
@@ -3887,6 +4077,7 @@
       <w:ind w:left="936" w:right="936"/>
     </w:pPr>
     <w:rPr>
+      <w:rFonts w:eastAsia="黑体"/>
       <w:b/>
       <w:bCs/>
       <w:i/>
@@ -3901,6 +4092,7 @@
     <w:uiPriority w:val="30"/>
     <w:rsid w:val="00FC693F"/>
     <w:rPr>
+      <w:rFonts w:eastAsia="黑体"/>
       <w:b/>
       <w:bCs/>
       <w:i/>
@@ -3915,6 +4107,7 @@
     <w:qFormat/>
     <w:rsid w:val="00FC693F"/>
     <w:rPr>
+      <w:rFonts w:eastAsia="黑体"/>
       <w:i/>
       <w:iCs/>
       <w:color w:themeColor="text1" w:themeTint="7F" w:val="808080"/>
@@ -3927,6 +4120,7 @@
     <w:qFormat/>
     <w:rsid w:val="00FC693F"/>
     <w:rPr>
+      <w:rFonts w:eastAsia="黑体"/>
       <w:b/>
       <w:bCs/>
       <w:i/>
@@ -3941,6 +4135,7 @@
     <w:qFormat/>
     <w:rsid w:val="00FC693F"/>
     <w:rPr>
+      <w:rFonts w:eastAsia="黑体"/>
       <w:smallCaps/>
       <w:color w:themeColor="accent2" w:val="C0504D"/>
       <w:u w:val="single"/>
@@ -3953,6 +4148,7 @@
     <w:qFormat/>
     <w:rsid w:val="00FC693F"/>
     <w:rPr>
+      <w:rFonts w:eastAsia="黑体"/>
       <w:b/>
       <w:bCs/>
       <w:smallCaps/>
@@ -3968,6 +4164,7 @@
     <w:qFormat/>
     <w:rsid w:val="00FC693F"/>
     <w:rPr>
+      <w:rFonts w:eastAsia="黑体"/>
       <w:b/>
       <w:bCs/>
       <w:smallCaps/>
@@ -4022,6 +4219,7 @@
       <w:spacing w:after="0" w:line="240" w:lineRule="auto"/>
     </w:pPr>
     <w:rPr>
+      <w:rFonts w:eastAsia="黑体"/>
       <w:color w:themeColor="text1" w:themeShade="BF" w:val="000000"/>
     </w:rPr>
     <w:tblPr>
@@ -4044,6 +4242,7 @@
         <w:spacing w:after="0" w:before="0" w:line="240" w:lineRule="auto"/>
       </w:pPr>
       <w:rPr>
+        <w:rFonts w:eastAsia="黑体"/>
         <w:b/>
         <w:bCs/>
       </w:rPr>
@@ -4064,6 +4263,7 @@
         <w:spacing w:after="0" w:before="0" w:line="240" w:lineRule="auto"/>
       </w:pPr>
       <w:rPr>
+        <w:rFonts w:eastAsia="黑体"/>
         <w:b/>
         <w:bCs/>
       </w:rPr>
@@ -4081,12 +4281,14 @@
     </w:tblStylePr>
     <w:tblStylePr w:type="firstCol">
       <w:rPr>
+        <w:rFonts w:eastAsia="黑体"/>
         <w:b/>
         <w:bCs/>
       </w:rPr>
     </w:tblStylePr>
     <w:tblStylePr w:type="lastCol">
       <w:rPr>
+        <w:rFonts w:eastAsia="黑体"/>
         <w:b/>
         <w:bCs/>
       </w:rPr>
@@ -4125,6 +4327,7 @@
       <w:spacing w:after="0" w:line="240" w:lineRule="auto"/>
     </w:pPr>
     <w:rPr>
+      <w:rFonts w:eastAsia="黑体"/>
       <w:color w:themeColor="accent1" w:themeShade="BF" w:val="365F91"/>
     </w:rPr>
     <w:tblPr>
@@ -4147,6 +4350,7 @@
         <w:spacing w:after="0" w:before="0" w:line="240" w:lineRule="auto"/>
       </w:pPr>
       <w:rPr>
+        <w:rFonts w:eastAsia="黑体"/>
         <w:b/>
         <w:bCs/>
       </w:rPr>
@@ -4167,6 +4371,7 @@
         <w:spacing w:after="0" w:before="0" w:line="240" w:lineRule="auto"/>
       </w:pPr>
       <w:rPr>
+        <w:rFonts w:eastAsia="黑体"/>
         <w:b/>
         <w:bCs/>
       </w:rPr>
@@ -4184,12 +4389,14 @@
     </w:tblStylePr>
     <w:tblStylePr w:type="firstCol">
       <w:rPr>
+        <w:rFonts w:eastAsia="黑体"/>
         <w:b/>
         <w:bCs/>
       </w:rPr>
     </w:tblStylePr>
     <w:tblStylePr w:type="lastCol">
       <w:rPr>
+        <w:rFonts w:eastAsia="黑体"/>
         <w:b/>
         <w:bCs/>
       </w:rPr>
@@ -4228,6 +4435,7 @@
       <w:spacing w:after="0" w:line="240" w:lineRule="auto"/>
     </w:pPr>
     <w:rPr>
+      <w:rFonts w:eastAsia="黑体"/>
       <w:color w:themeColor="accent2" w:themeShade="BF" w:val="943634"/>
     </w:rPr>
     <w:tblPr>
@@ -4250,6 +4458,7 @@
         <w:spacing w:after="0" w:before="0" w:line="240" w:lineRule="auto"/>
       </w:pPr>
       <w:rPr>
+        <w:rFonts w:eastAsia="黑体"/>
         <w:b/>
         <w:bCs/>
       </w:rPr>
@@ -4270,6 +4479,7 @@
         <w:spacing w:after="0" w:before="0" w:line="240" w:lineRule="auto"/>
       </w:pPr>
       <w:rPr>
+        <w:rFonts w:eastAsia="黑体"/>
         <w:b/>
         <w:bCs/>
       </w:rPr>
@@ -4287,12 +4497,14 @@
     </w:tblStylePr>
     <w:tblStylePr w:type="firstCol">
       <w:rPr>
+        <w:rFonts w:eastAsia="黑体"/>
         <w:b/>
         <w:bCs/>
       </w:rPr>
     </w:tblStylePr>
     <w:tblStylePr w:type="lastCol">
       <w:rPr>
+        <w:rFonts w:eastAsia="黑体"/>
         <w:b/>
         <w:bCs/>
       </w:rPr>
@@ -4331,6 +4543,7 @@
       <w:spacing w:after="0" w:line="240" w:lineRule="auto"/>
     </w:pPr>
     <w:rPr>
+      <w:rFonts w:eastAsia="黑体"/>
       <w:color w:themeColor="accent3" w:themeShade="BF" w:val="76923C"/>
     </w:rPr>
     <w:tblPr>
@@ -4353,6 +4566,7 @@
         <w:spacing w:after="0" w:before="0" w:line="240" w:lineRule="auto"/>
       </w:pPr>
       <w:rPr>
+        <w:rFonts w:eastAsia="黑体"/>
         <w:b/>
         <w:bCs/>
       </w:rPr>
@@ -4373,6 +4587,7 @@
         <w:spacing w:after="0" w:before="0" w:line="240" w:lineRule="auto"/>
       </w:pPr>
       <w:rPr>
+        <w:rFonts w:eastAsia="黑体"/>
         <w:b/>
         <w:bCs/>
       </w:rPr>
@@ -4390,12 +4605,14 @@
     </w:tblStylePr>
     <w:tblStylePr w:type="firstCol">
       <w:rPr>
+        <w:rFonts w:eastAsia="黑体"/>
         <w:b/>
         <w:bCs/>
       </w:rPr>
     </w:tblStylePr>
     <w:tblStylePr w:type="lastCol">
       <w:rPr>
+        <w:rFonts w:eastAsia="黑体"/>
         <w:b/>
         <w:bCs/>
       </w:rPr>
@@ -4434,6 +4651,7 @@
       <w:spacing w:after="0" w:line="240" w:lineRule="auto"/>
     </w:pPr>
     <w:rPr>
+      <w:rFonts w:eastAsia="黑体"/>
       <w:color w:themeColor="accent4" w:themeShade="BF" w:val="5F497A"/>
     </w:rPr>
     <w:tblPr>
@@ -4456,6 +4674,7 @@
         <w:spacing w:after="0" w:before="0" w:line="240" w:lineRule="auto"/>
       </w:pPr>
       <w:rPr>
+        <w:rFonts w:eastAsia="黑体"/>
         <w:b/>
         <w:bCs/>
       </w:rPr>
@@ -4476,6 +4695,7 @@
         <w:spacing w:after="0" w:before="0" w:line="240" w:lineRule="auto"/>
       </w:pPr>
       <w:rPr>
+        <w:rFonts w:eastAsia="黑体"/>
         <w:b/>
         <w:bCs/>
       </w:rPr>
@@ -4493,12 +4713,14 @@
     </w:tblStylePr>
     <w:tblStylePr w:type="firstCol">
       <w:rPr>
+        <w:rFonts w:eastAsia="黑体"/>
         <w:b/>
         <w:bCs/>
       </w:rPr>
     </w:tblStylePr>
     <w:tblStylePr w:type="lastCol">
       <w:rPr>
+        <w:rFonts w:eastAsia="黑体"/>
         <w:b/>
         <w:bCs/>
       </w:rPr>
@@ -4537,6 +4759,7 @@
       <w:spacing w:after="0" w:line="240" w:lineRule="auto"/>
     </w:pPr>
     <w:rPr>
+      <w:rFonts w:eastAsia="黑体"/>
       <w:color w:themeColor="accent5" w:themeShade="BF" w:val="31849B"/>
     </w:rPr>
     <w:tblPr>
@@ -4559,6 +4782,7 @@
         <w:spacing w:after="0" w:before="0" w:line="240" w:lineRule="auto"/>
       </w:pPr>
       <w:rPr>
+        <w:rFonts w:eastAsia="黑体"/>
         <w:b/>
         <w:bCs/>
       </w:rPr>
@@ -4579,6 +4803,7 @@
         <w:spacing w:after="0" w:before="0" w:line="240" w:lineRule="auto"/>
       </w:pPr>
       <w:rPr>
+        <w:rFonts w:eastAsia="黑体"/>
         <w:b/>
         <w:bCs/>
       </w:rPr>
@@ -4596,12 +4821,14 @@
     </w:tblStylePr>
     <w:tblStylePr w:type="firstCol">
       <w:rPr>
+        <w:rFonts w:eastAsia="黑体"/>
         <w:b/>
         <w:bCs/>
       </w:rPr>
     </w:tblStylePr>
     <w:tblStylePr w:type="lastCol">
       <w:rPr>
+        <w:rFonts w:eastAsia="黑体"/>
         <w:b/>
         <w:bCs/>
       </w:rPr>
@@ -4640,6 +4867,7 @@
       <w:spacing w:after="0" w:line="240" w:lineRule="auto"/>
     </w:pPr>
     <w:rPr>
+      <w:rFonts w:eastAsia="黑体"/>
       <w:color w:themeColor="accent6" w:themeShade="BF" w:val="E36C0A"/>
     </w:rPr>
     <w:tblPr>
@@ -4662,6 +4890,7 @@
         <w:spacing w:after="0" w:before="0" w:line="240" w:lineRule="auto"/>
       </w:pPr>
       <w:rPr>
+        <w:rFonts w:eastAsia="黑体"/>
         <w:b/>
         <w:bCs/>
       </w:rPr>
@@ -4682,6 +4911,7 @@
         <w:spacing w:after="0" w:before="0" w:line="240" w:lineRule="auto"/>
       </w:pPr>
       <w:rPr>
+        <w:rFonts w:eastAsia="黑体"/>
         <w:b/>
         <w:bCs/>
       </w:rPr>
@@ -4699,12 +4929,14 @@
     </w:tblStylePr>
     <w:tblStylePr w:type="firstCol">
       <w:rPr>
+        <w:rFonts w:eastAsia="黑体"/>
         <w:b/>
         <w:bCs/>
       </w:rPr>
     </w:tblStylePr>
     <w:tblStylePr w:type="lastCol">
       <w:rPr>
+        <w:rFonts w:eastAsia="黑体"/>
         <w:b/>
         <w:bCs/>
       </w:rPr>
@@ -4764,6 +4996,7 @@
         <w:spacing w:after="0" w:before="0" w:line="240" w:lineRule="auto"/>
       </w:pPr>
       <w:rPr>
+        <w:rFonts w:eastAsia="黑体"/>
         <w:b/>
         <w:bCs/>
         <w:color w:themeColor="background1" w:val="FFFFFF"/>
@@ -4778,6 +5011,7 @@
         <w:spacing w:after="0" w:before="0" w:line="240" w:lineRule="auto"/>
       </w:pPr>
       <w:rPr>
+        <w:rFonts w:eastAsia="黑体"/>
         <w:b/>
         <w:bCs/>
       </w:rPr>
@@ -4793,12 +5027,14 @@
     </w:tblStylePr>
     <w:tblStylePr w:type="firstCol">
       <w:rPr>
+        <w:rFonts w:eastAsia="黑体"/>
         <w:b/>
         <w:bCs/>
       </w:rPr>
     </w:tblStylePr>
     <w:tblStylePr w:type="lastCol">
       <w:rPr>
+        <w:rFonts w:eastAsia="黑体"/>
         <w:b/>
         <w:bCs/>
       </w:rPr>
@@ -4856,6 +5092,7 @@
         <w:spacing w:after="0" w:before="0" w:line="240" w:lineRule="auto"/>
       </w:pPr>
       <w:rPr>
+        <w:rFonts w:eastAsia="黑体"/>
         <w:b/>
         <w:bCs/>
         <w:color w:themeColor="background1" w:val="FFFFFF"/>
@@ -4870,6 +5107,7 @@
         <w:spacing w:after="0" w:before="0" w:line="240" w:lineRule="auto"/>
       </w:pPr>
       <w:rPr>
+        <w:rFonts w:eastAsia="黑体"/>
         <w:b/>
         <w:bCs/>
       </w:rPr>
@@ -4885,12 +5123,14 @@
     </w:tblStylePr>
     <w:tblStylePr w:type="firstCol">
       <w:rPr>
+        <w:rFonts w:eastAsia="黑体"/>
         <w:b/>
         <w:bCs/>
       </w:rPr>
     </w:tblStylePr>
     <w:tblStylePr w:type="lastCol">
       <w:rPr>
+        <w:rFonts w:eastAsia="黑体"/>
         <w:b/>
         <w:bCs/>
       </w:rPr>
@@ -4948,6 +5188,7 @@
         <w:spacing w:after="0" w:before="0" w:line="240" w:lineRule="auto"/>
       </w:pPr>
       <w:rPr>
+        <w:rFonts w:eastAsia="黑体"/>
         <w:b/>
         <w:bCs/>
         <w:color w:themeColor="background1" w:val="FFFFFF"/>
@@ -4962,6 +5203,7 @@
         <w:spacing w:after="0" w:before="0" w:line="240" w:lineRule="auto"/>
       </w:pPr>
       <w:rPr>
+        <w:rFonts w:eastAsia="黑体"/>
         <w:b/>
         <w:bCs/>
       </w:rPr>
@@ -4977,12 +5219,14 @@
     </w:tblStylePr>
     <w:tblStylePr w:type="firstCol">
       <w:rPr>
+        <w:rFonts w:eastAsia="黑体"/>
         <w:b/>
         <w:bCs/>
       </w:rPr>
     </w:tblStylePr>
     <w:tblStylePr w:type="lastCol">
       <w:rPr>
+        <w:rFonts w:eastAsia="黑体"/>
         <w:b/>
         <w:bCs/>
       </w:rPr>
@@ -5040,6 +5284,7 @@
         <w:spacing w:after="0" w:before="0" w:line="240" w:lineRule="auto"/>
       </w:pPr>
       <w:rPr>
+        <w:rFonts w:eastAsia="黑体"/>
         <w:b/>
         <w:bCs/>
         <w:color w:themeColor="background1" w:val="FFFFFF"/>
@@ -5054,6 +5299,7 @@
         <w:spacing w:after="0" w:before="0" w:line="240" w:lineRule="auto"/>
       </w:pPr>
       <w:rPr>
+        <w:rFonts w:eastAsia="黑体"/>
         <w:b/>
         <w:bCs/>
       </w:rPr>
@@ -5069,12 +5315,14 @@
     </w:tblStylePr>
     <w:tblStylePr w:type="firstCol">
       <w:rPr>
+        <w:rFonts w:eastAsia="黑体"/>
         <w:b/>
         <w:bCs/>
       </w:rPr>
     </w:tblStylePr>
     <w:tblStylePr w:type="lastCol">
       <w:rPr>
+        <w:rFonts w:eastAsia="黑体"/>
         <w:b/>
         <w:bCs/>
       </w:rPr>
@@ -5132,6 +5380,7 @@
         <w:spacing w:after="0" w:before="0" w:line="240" w:lineRule="auto"/>
       </w:pPr>
       <w:rPr>
+        <w:rFonts w:eastAsia="黑体"/>
         <w:b/>
         <w:bCs/>
         <w:color w:themeColor="background1" w:val="FFFFFF"/>
@@ -5146,6 +5395,7 @@
         <w:spacing w:after="0" w:before="0" w:line="240" w:lineRule="auto"/>
       </w:pPr>
       <w:rPr>
+        <w:rFonts w:eastAsia="黑体"/>
         <w:b/>
         <w:bCs/>
       </w:rPr>
@@ -5161,12 +5411,14 @@
     </w:tblStylePr>
     <w:tblStylePr w:type="firstCol">
       <w:rPr>
+        <w:rFonts w:eastAsia="黑体"/>
         <w:b/>
         <w:bCs/>
       </w:rPr>
     </w:tblStylePr>
     <w:tblStylePr w:type="lastCol">
       <w:rPr>
+        <w:rFonts w:eastAsia="黑体"/>
         <w:b/>
         <w:bCs/>
       </w:rPr>
@@ -5224,6 +5476,7 @@
         <w:spacing w:after="0" w:before="0" w:line="240" w:lineRule="auto"/>
       </w:pPr>
       <w:rPr>
+        <w:rFonts w:eastAsia="黑体"/>
         <w:b/>
         <w:bCs/>
         <w:color w:themeColor="background1" w:val="FFFFFF"/>
@@ -5238,6 +5491,7 @@
         <w:spacing w:after="0" w:before="0" w:line="240" w:lineRule="auto"/>
       </w:pPr>
       <w:rPr>
+        <w:rFonts w:eastAsia="黑体"/>
         <w:b/>
         <w:bCs/>
       </w:rPr>
@@ -5253,12 +5507,14 @@
     </w:tblStylePr>
     <w:tblStylePr w:type="firstCol">
       <w:rPr>
+        <w:rFonts w:eastAsia="黑体"/>
         <w:b/>
         <w:bCs/>
       </w:rPr>
     </w:tblStylePr>
     <w:tblStylePr w:type="lastCol">
       <w:rPr>
+        <w:rFonts w:eastAsia="黑体"/>
         <w:b/>
         <w:bCs/>
       </w:rPr>
@@ -5316,6 +5572,7 @@
         <w:spacing w:after="0" w:before="0" w:line="240" w:lineRule="auto"/>
       </w:pPr>
       <w:rPr>
+        <w:rFonts w:eastAsia="黑体"/>
         <w:b/>
         <w:bCs/>
         <w:color w:themeColor="background1" w:val="FFFFFF"/>
@@ -5330,6 +5587,7 @@
         <w:spacing w:after="0" w:before="0" w:line="240" w:lineRule="auto"/>
       </w:pPr>
       <w:rPr>
+        <w:rFonts w:eastAsia="黑体"/>
         <w:b/>
         <w:bCs/>
       </w:rPr>
@@ -5345,12 +5603,14 @@
     </w:tblStylePr>
     <w:tblStylePr w:type="firstCol">
       <w:rPr>
+        <w:rFonts w:eastAsia="黑体"/>
         <w:b/>
         <w:bCs/>
       </w:rPr>
     </w:tblStylePr>
     <w:tblStylePr w:type="lastCol">
       <w:rPr>
+        <w:rFonts w:eastAsia="黑体"/>
         <w:b/>
         <w:bCs/>
       </w:rPr>
@@ -5410,7 +5670,7 @@
         <w:spacing w:after="0" w:before="0" w:line="240" w:lineRule="auto"/>
       </w:pPr>
       <w:rPr>
-        <w:rFonts w:asciiTheme="majorHAnsi" w:cstheme="majorBidi" w:eastAsiaTheme="majorEastAsia" w:hAnsiTheme="majorHAnsi"/>
+        <w:rFonts w:asciiTheme="majorHAnsi" w:cstheme="majorBidi" w:hAnsiTheme="majorHAnsi" w:eastAsia="黑体"/>
         <w:b/>
         <w:bCs/>
       </w:rPr>
@@ -5431,7 +5691,7 @@
         <w:spacing w:after="0" w:before="0" w:line="240" w:lineRule="auto"/>
       </w:pPr>
       <w:rPr>
-        <w:rFonts w:asciiTheme="majorHAnsi" w:cstheme="majorBidi" w:eastAsiaTheme="majorEastAsia" w:hAnsiTheme="majorHAnsi"/>
+        <w:rFonts w:asciiTheme="majorHAnsi" w:cstheme="majorBidi" w:hAnsiTheme="majorHAnsi" w:eastAsia="黑体"/>
         <w:b/>
         <w:bCs/>
       </w:rPr>
@@ -5449,14 +5709,14 @@
     </w:tblStylePr>
     <w:tblStylePr w:type="firstCol">
       <w:rPr>
-        <w:rFonts w:asciiTheme="majorHAnsi" w:cstheme="majorBidi" w:eastAsiaTheme="majorEastAsia" w:hAnsiTheme="majorHAnsi"/>
+        <w:rFonts w:asciiTheme="majorHAnsi" w:cstheme="majorBidi" w:hAnsiTheme="majorHAnsi" w:eastAsia="黑体"/>
         <w:b/>
         <w:bCs/>
       </w:rPr>
     </w:tblStylePr>
     <w:tblStylePr w:type="lastCol">
       <w:rPr>
-        <w:rFonts w:asciiTheme="majorHAnsi" w:cstheme="majorBidi" w:eastAsiaTheme="majorEastAsia" w:hAnsiTheme="majorHAnsi"/>
+        <w:rFonts w:asciiTheme="majorHAnsi" w:cstheme="majorBidi" w:hAnsiTheme="majorHAnsi" w:eastAsia="黑体"/>
         <w:b/>
         <w:bCs/>
       </w:rPr>
@@ -5540,7 +5800,7 @@
         <w:spacing w:after="0" w:before="0" w:line="240" w:lineRule="auto"/>
       </w:pPr>
       <w:rPr>
-        <w:rFonts w:asciiTheme="majorHAnsi" w:cstheme="majorBidi" w:eastAsiaTheme="majorEastAsia" w:hAnsiTheme="majorHAnsi"/>
+        <w:rFonts w:asciiTheme="majorHAnsi" w:cstheme="majorBidi" w:hAnsiTheme="majorHAnsi" w:eastAsia="黑体"/>
         <w:b/>
         <w:bCs/>
       </w:rPr>
@@ -5561,7 +5821,7 @@
         <w:spacing w:after="0" w:before="0" w:line="240" w:lineRule="auto"/>
       </w:pPr>
       <w:rPr>
-        <w:rFonts w:asciiTheme="majorHAnsi" w:cstheme="majorBidi" w:eastAsiaTheme="majorEastAsia" w:hAnsiTheme="majorHAnsi"/>
+        <w:rFonts w:asciiTheme="majorHAnsi" w:cstheme="majorBidi" w:hAnsiTheme="majorHAnsi" w:eastAsia="黑体"/>
         <w:b/>
         <w:bCs/>
       </w:rPr>
@@ -5579,14 +5839,14 @@
     </w:tblStylePr>
     <w:tblStylePr w:type="firstCol">
       <w:rPr>
-        <w:rFonts w:asciiTheme="majorHAnsi" w:cstheme="majorBidi" w:eastAsiaTheme="majorEastAsia" w:hAnsiTheme="majorHAnsi"/>
+        <w:rFonts w:asciiTheme="majorHAnsi" w:cstheme="majorBidi" w:hAnsiTheme="majorHAnsi" w:eastAsia="黑体"/>
         <w:b/>
         <w:bCs/>
       </w:rPr>
     </w:tblStylePr>
     <w:tblStylePr w:type="lastCol">
       <w:rPr>
-        <w:rFonts w:asciiTheme="majorHAnsi" w:cstheme="majorBidi" w:eastAsiaTheme="majorEastAsia" w:hAnsiTheme="majorHAnsi"/>
+        <w:rFonts w:asciiTheme="majorHAnsi" w:cstheme="majorBidi" w:hAnsiTheme="majorHAnsi" w:eastAsia="黑体"/>
         <w:b/>
         <w:bCs/>
       </w:rPr>
@@ -5670,7 +5930,7 @@
         <w:spacing w:after="0" w:before="0" w:line="240" w:lineRule="auto"/>
       </w:pPr>
       <w:rPr>
-        <w:rFonts w:asciiTheme="majorHAnsi" w:cstheme="majorBidi" w:eastAsiaTheme="majorEastAsia" w:hAnsiTheme="majorHAnsi"/>
+        <w:rFonts w:asciiTheme="majorHAnsi" w:cstheme="majorBidi" w:hAnsiTheme="majorHAnsi" w:eastAsia="黑体"/>
         <w:b/>
         <w:bCs/>
       </w:rPr>
@@ -5691,7 +5951,7 @@
         <w:spacing w:after="0" w:before="0" w:line="240" w:lineRule="auto"/>
       </w:pPr>
       <w:rPr>
-        <w:rFonts w:asciiTheme="majorHAnsi" w:cstheme="majorBidi" w:eastAsiaTheme="majorEastAsia" w:hAnsiTheme="majorHAnsi"/>
+        <w:rFonts w:asciiTheme="majorHAnsi" w:cstheme="majorBidi" w:hAnsiTheme="majorHAnsi" w:eastAsia="黑体"/>
         <w:b/>
         <w:bCs/>
       </w:rPr>
@@ -5709,14 +5969,14 @@
     </w:tblStylePr>
     <w:tblStylePr w:type="firstCol">
       <w:rPr>
-        <w:rFonts w:asciiTheme="majorHAnsi" w:cstheme="majorBidi" w:eastAsiaTheme="majorEastAsia" w:hAnsiTheme="majorHAnsi"/>
+        <w:rFonts w:asciiTheme="majorHAnsi" w:cstheme="majorBidi" w:hAnsiTheme="majorHAnsi" w:eastAsia="黑体"/>
         <w:b/>
         <w:bCs/>
       </w:rPr>
     </w:tblStylePr>
     <w:tblStylePr w:type="lastCol">
       <w:rPr>
-        <w:rFonts w:asciiTheme="majorHAnsi" w:cstheme="majorBidi" w:eastAsiaTheme="majorEastAsia" w:hAnsiTheme="majorHAnsi"/>
+        <w:rFonts w:asciiTheme="majorHAnsi" w:cstheme="majorBidi" w:hAnsiTheme="majorHAnsi" w:eastAsia="黑体"/>
         <w:b/>
         <w:bCs/>
       </w:rPr>
@@ -5800,7 +6060,7 @@
         <w:spacing w:after="0" w:before="0" w:line="240" w:lineRule="auto"/>
       </w:pPr>
       <w:rPr>
-        <w:rFonts w:asciiTheme="majorHAnsi" w:cstheme="majorBidi" w:eastAsiaTheme="majorEastAsia" w:hAnsiTheme="majorHAnsi"/>
+        <w:rFonts w:asciiTheme="majorHAnsi" w:cstheme="majorBidi" w:hAnsiTheme="majorHAnsi" w:eastAsia="黑体"/>
         <w:b/>
         <w:bCs/>
       </w:rPr>
@@ -5821,7 +6081,7 @@
         <w:spacing w:after="0" w:before="0" w:line="240" w:lineRule="auto"/>
       </w:pPr>
       <w:rPr>
-        <w:rFonts w:asciiTheme="majorHAnsi" w:cstheme="majorBidi" w:eastAsiaTheme="majorEastAsia" w:hAnsiTheme="majorHAnsi"/>
+        <w:rFonts w:asciiTheme="majorHAnsi" w:cstheme="majorBidi" w:hAnsiTheme="majorHAnsi" w:eastAsia="黑体"/>
         <w:b/>
         <w:bCs/>
       </w:rPr>
@@ -5839,14 +6099,14 @@
     </w:tblStylePr>
     <w:tblStylePr w:type="firstCol">
       <w:rPr>
-        <w:rFonts w:asciiTheme="majorHAnsi" w:cstheme="majorBidi" w:eastAsiaTheme="majorEastAsia" w:hAnsiTheme="majorHAnsi"/>
+        <w:rFonts w:asciiTheme="majorHAnsi" w:cstheme="majorBidi" w:hAnsiTheme="majorHAnsi" w:eastAsia="黑体"/>
         <w:b/>
         <w:bCs/>
       </w:rPr>
     </w:tblStylePr>
     <w:tblStylePr w:type="lastCol">
       <w:rPr>
-        <w:rFonts w:asciiTheme="majorHAnsi" w:cstheme="majorBidi" w:eastAsiaTheme="majorEastAsia" w:hAnsiTheme="majorHAnsi"/>
+        <w:rFonts w:asciiTheme="majorHAnsi" w:cstheme="majorBidi" w:hAnsiTheme="majorHAnsi" w:eastAsia="黑体"/>
         <w:b/>
         <w:bCs/>
       </w:rPr>
@@ -5930,7 +6190,7 @@
         <w:spacing w:after="0" w:before="0" w:line="240" w:lineRule="auto"/>
       </w:pPr>
       <w:rPr>
-        <w:rFonts w:asciiTheme="majorHAnsi" w:cstheme="majorBidi" w:eastAsiaTheme="majorEastAsia" w:hAnsiTheme="majorHAnsi"/>
+        <w:rFonts w:asciiTheme="majorHAnsi" w:cstheme="majorBidi" w:hAnsiTheme="majorHAnsi" w:eastAsia="黑体"/>
         <w:b/>
         <w:bCs/>
       </w:rPr>
@@ -5951,7 +6211,7 @@
         <w:spacing w:after="0" w:before="0" w:line="240" w:lineRule="auto"/>
       </w:pPr>
       <w:rPr>
-        <w:rFonts w:asciiTheme="majorHAnsi" w:cstheme="majorBidi" w:eastAsiaTheme="majorEastAsia" w:hAnsiTheme="majorHAnsi"/>
+        <w:rFonts w:asciiTheme="majorHAnsi" w:cstheme="majorBidi" w:hAnsiTheme="majorHAnsi" w:eastAsia="黑体"/>
         <w:b/>
         <w:bCs/>
       </w:rPr>
@@ -5969,14 +6229,14 @@
     </w:tblStylePr>
     <w:tblStylePr w:type="firstCol">
       <w:rPr>
-        <w:rFonts w:asciiTheme="majorHAnsi" w:cstheme="majorBidi" w:eastAsiaTheme="majorEastAsia" w:hAnsiTheme="majorHAnsi"/>
+        <w:rFonts w:asciiTheme="majorHAnsi" w:cstheme="majorBidi" w:hAnsiTheme="majorHAnsi" w:eastAsia="黑体"/>
         <w:b/>
         <w:bCs/>
       </w:rPr>
     </w:tblStylePr>
     <w:tblStylePr w:type="lastCol">
       <w:rPr>
-        <w:rFonts w:asciiTheme="majorHAnsi" w:cstheme="majorBidi" w:eastAsiaTheme="majorEastAsia" w:hAnsiTheme="majorHAnsi"/>
+        <w:rFonts w:asciiTheme="majorHAnsi" w:cstheme="majorBidi" w:hAnsiTheme="majorHAnsi" w:eastAsia="黑体"/>
         <w:b/>
         <w:bCs/>
       </w:rPr>
@@ -6060,7 +6320,7 @@
         <w:spacing w:after="0" w:before="0" w:line="240" w:lineRule="auto"/>
       </w:pPr>
       <w:rPr>
-        <w:rFonts w:asciiTheme="majorHAnsi" w:cstheme="majorBidi" w:eastAsiaTheme="majorEastAsia" w:hAnsiTheme="majorHAnsi"/>
+        <w:rFonts w:asciiTheme="majorHAnsi" w:cstheme="majorBidi" w:hAnsiTheme="majorHAnsi" w:eastAsia="黑体"/>
         <w:b/>
         <w:bCs/>
       </w:rPr>
@@ -6081,7 +6341,7 @@
         <w:spacing w:after="0" w:before="0" w:line="240" w:lineRule="auto"/>
       </w:pPr>
       <w:rPr>
-        <w:rFonts w:asciiTheme="majorHAnsi" w:cstheme="majorBidi" w:eastAsiaTheme="majorEastAsia" w:hAnsiTheme="majorHAnsi"/>
+        <w:rFonts w:asciiTheme="majorHAnsi" w:cstheme="majorBidi" w:hAnsiTheme="majorHAnsi" w:eastAsia="黑体"/>
         <w:b/>
         <w:bCs/>
       </w:rPr>
@@ -6099,14 +6359,14 @@
     </w:tblStylePr>
     <w:tblStylePr w:type="firstCol">
       <w:rPr>
-        <w:rFonts w:asciiTheme="majorHAnsi" w:cstheme="majorBidi" w:eastAsiaTheme="majorEastAsia" w:hAnsiTheme="majorHAnsi"/>
+        <w:rFonts w:asciiTheme="majorHAnsi" w:cstheme="majorBidi" w:hAnsiTheme="majorHAnsi" w:eastAsia="黑体"/>
         <w:b/>
         <w:bCs/>
       </w:rPr>
     </w:tblStylePr>
     <w:tblStylePr w:type="lastCol">
       <w:rPr>
-        <w:rFonts w:asciiTheme="majorHAnsi" w:cstheme="majorBidi" w:eastAsiaTheme="majorEastAsia" w:hAnsiTheme="majorHAnsi"/>
+        <w:rFonts w:asciiTheme="majorHAnsi" w:cstheme="majorBidi" w:hAnsiTheme="majorHAnsi" w:eastAsia="黑体"/>
         <w:b/>
         <w:bCs/>
       </w:rPr>
@@ -6190,7 +6450,7 @@
         <w:spacing w:after="0" w:before="0" w:line="240" w:lineRule="auto"/>
       </w:pPr>
       <w:rPr>
-        <w:rFonts w:asciiTheme="majorHAnsi" w:cstheme="majorBidi" w:eastAsiaTheme="majorEastAsia" w:hAnsiTheme="majorHAnsi"/>
+        <w:rFonts w:asciiTheme="majorHAnsi" w:cstheme="majorBidi" w:hAnsiTheme="majorHAnsi" w:eastAsia="黑体"/>
         <w:b/>
         <w:bCs/>
       </w:rPr>
@@ -6211,7 +6471,7 @@
         <w:spacing w:after="0" w:before="0" w:line="240" w:lineRule="auto"/>
       </w:pPr>
       <w:rPr>
-        <w:rFonts w:asciiTheme="majorHAnsi" w:cstheme="majorBidi" w:eastAsiaTheme="majorEastAsia" w:hAnsiTheme="majorHAnsi"/>
+        <w:rFonts w:asciiTheme="majorHAnsi" w:cstheme="majorBidi" w:hAnsiTheme="majorHAnsi" w:eastAsia="黑体"/>
         <w:b/>
         <w:bCs/>
       </w:rPr>
@@ -6229,14 +6489,14 @@
     </w:tblStylePr>
     <w:tblStylePr w:type="firstCol">
       <w:rPr>
-        <w:rFonts w:asciiTheme="majorHAnsi" w:cstheme="majorBidi" w:eastAsiaTheme="majorEastAsia" w:hAnsiTheme="majorHAnsi"/>
+        <w:rFonts w:asciiTheme="majorHAnsi" w:cstheme="majorBidi" w:hAnsiTheme="majorHAnsi" w:eastAsia="黑体"/>
         <w:b/>
         <w:bCs/>
       </w:rPr>
     </w:tblStylePr>
     <w:tblStylePr w:type="lastCol">
       <w:rPr>
-        <w:rFonts w:asciiTheme="majorHAnsi" w:cstheme="majorBidi" w:eastAsiaTheme="majorEastAsia" w:hAnsiTheme="majorHAnsi"/>
+        <w:rFonts w:asciiTheme="majorHAnsi" w:cstheme="majorBidi" w:hAnsiTheme="majorHAnsi" w:eastAsia="黑体"/>
         <w:b/>
         <w:bCs/>
       </w:rPr>
@@ -6319,6 +6579,7 @@
         <w:spacing w:after="0" w:before="0" w:line="240" w:lineRule="auto"/>
       </w:pPr>
       <w:rPr>
+        <w:rFonts w:eastAsia="黑体"/>
         <w:b/>
         <w:bCs/>
         <w:color w:themeColor="background1" w:val="FFFFFF"/>
@@ -6341,6 +6602,7 @@
         <w:spacing w:after="0" w:before="0" w:line="240" w:lineRule="auto"/>
       </w:pPr>
       <w:rPr>
+        <w:rFonts w:eastAsia="黑体"/>
         <w:b/>
         <w:bCs/>
       </w:rPr>
@@ -6358,12 +6620,14 @@
     </w:tblStylePr>
     <w:tblStylePr w:type="firstCol">
       <w:rPr>
+        <w:rFonts w:eastAsia="黑体"/>
         <w:b/>
         <w:bCs/>
       </w:rPr>
     </w:tblStylePr>
     <w:tblStylePr w:type="lastCol">
       <w:rPr>
+        <w:rFonts w:eastAsia="黑体"/>
         <w:b/>
         <w:bCs/>
       </w:rPr>
@@ -6425,6 +6689,7 @@
         <w:spacing w:after="0" w:before="0" w:line="240" w:lineRule="auto"/>
       </w:pPr>
       <w:rPr>
+        <w:rFonts w:eastAsia="黑体"/>
         <w:b/>
         <w:bCs/>
         <w:color w:themeColor="background1" w:val="FFFFFF"/>
@@ -6447,6 +6712,7 @@
         <w:spacing w:after="0" w:before="0" w:line="240" w:lineRule="auto"/>
       </w:pPr>
       <w:rPr>
+        <w:rFonts w:eastAsia="黑体"/>
         <w:b/>
         <w:bCs/>
       </w:rPr>
@@ -6464,12 +6730,14 @@
     </w:tblStylePr>
     <w:tblStylePr w:type="firstCol">
       <w:rPr>
+        <w:rFonts w:eastAsia="黑体"/>
         <w:b/>
         <w:bCs/>
       </w:rPr>
     </w:tblStylePr>
     <w:tblStylePr w:type="lastCol">
       <w:rPr>
+        <w:rFonts w:eastAsia="黑体"/>
         <w:b/>
         <w:bCs/>
       </w:rPr>
@@ -6531,6 +6799,7 @@
         <w:spacing w:after="0" w:before="0" w:line="240" w:lineRule="auto"/>
       </w:pPr>
       <w:rPr>
+        <w:rFonts w:eastAsia="黑体"/>
         <w:b/>
         <w:bCs/>
         <w:color w:themeColor="background1" w:val="FFFFFF"/>
@@ -6553,6 +6822,7 @@
         <w:spacing w:after="0" w:before="0" w:line="240" w:lineRule="auto"/>
       </w:pPr>
       <w:rPr>
+        <w:rFonts w:eastAsia="黑体"/>
         <w:b/>
         <w:bCs/>
       </w:rPr>
@@ -6570,12 +6840,14 @@
     </w:tblStylePr>
     <w:tblStylePr w:type="firstCol">
       <w:rPr>
+        <w:rFonts w:eastAsia="黑体"/>
         <w:b/>
         <w:bCs/>
       </w:rPr>
     </w:tblStylePr>
     <w:tblStylePr w:type="lastCol">
       <w:rPr>
+        <w:rFonts w:eastAsia="黑体"/>
         <w:b/>
         <w:bCs/>
       </w:rPr>
@@ -6637,6 +6909,7 @@
         <w:spacing w:after="0" w:before="0" w:line="240" w:lineRule="auto"/>
       </w:pPr>
       <w:rPr>
+        <w:rFonts w:eastAsia="黑体"/>
         <w:b/>
         <w:bCs/>
         <w:color w:themeColor="background1" w:val="FFFFFF"/>
@@ -6659,6 +6932,7 @@
         <w:spacing w:after="0" w:before="0" w:line="240" w:lineRule="auto"/>
       </w:pPr>
       <w:rPr>
+        <w:rFonts w:eastAsia="黑体"/>
         <w:b/>
         <w:bCs/>
       </w:rPr>
@@ -6676,12 +6950,14 @@
     </w:tblStylePr>
     <w:tblStylePr w:type="firstCol">
       <w:rPr>
+        <w:rFonts w:eastAsia="黑体"/>
         <w:b/>
         <w:bCs/>
       </w:rPr>
     </w:tblStylePr>
     <w:tblStylePr w:type="lastCol">
       <w:rPr>
+        <w:rFonts w:eastAsia="黑体"/>
         <w:b/>
         <w:bCs/>
       </w:rPr>
@@ -6743,6 +7019,7 @@
         <w:spacing w:after="0" w:before="0" w:line="240" w:lineRule="auto"/>
       </w:pPr>
       <w:rPr>
+        <w:rFonts w:eastAsia="黑体"/>
         <w:b/>
         <w:bCs/>
         <w:color w:themeColor="background1" w:val="FFFFFF"/>
@@ -6765,6 +7042,7 @@
         <w:spacing w:after="0" w:before="0" w:line="240" w:lineRule="auto"/>
       </w:pPr>
       <w:rPr>
+        <w:rFonts w:eastAsia="黑体"/>
         <w:b/>
         <w:bCs/>
       </w:rPr>
@@ -6782,12 +7060,14 @@
     </w:tblStylePr>
     <w:tblStylePr w:type="firstCol">
       <w:rPr>
+        <w:rFonts w:eastAsia="黑体"/>
         <w:b/>
         <w:bCs/>
       </w:rPr>
     </w:tblStylePr>
     <w:tblStylePr w:type="lastCol">
       <w:rPr>
+        <w:rFonts w:eastAsia="黑体"/>
         <w:b/>
         <w:bCs/>
       </w:rPr>
@@ -6849,6 +7129,7 @@
         <w:spacing w:after="0" w:before="0" w:line="240" w:lineRule="auto"/>
       </w:pPr>
       <w:rPr>
+        <w:rFonts w:eastAsia="黑体"/>
         <w:b/>
         <w:bCs/>
         <w:color w:themeColor="background1" w:val="FFFFFF"/>
@@ -6871,6 +7152,7 @@
         <w:spacing w:after="0" w:before="0" w:line="240" w:lineRule="auto"/>
       </w:pPr>
       <w:rPr>
+        <w:rFonts w:eastAsia="黑体"/>
         <w:b/>
         <w:bCs/>
       </w:rPr>
@@ -6888,12 +7170,14 @@
     </w:tblStylePr>
     <w:tblStylePr w:type="firstCol">
       <w:rPr>
+        <w:rFonts w:eastAsia="黑体"/>
         <w:b/>
         <w:bCs/>
       </w:rPr>
     </w:tblStylePr>
     <w:tblStylePr w:type="lastCol">
       <w:rPr>
+        <w:rFonts w:eastAsia="黑体"/>
         <w:b/>
         <w:bCs/>
       </w:rPr>
@@ -6955,6 +7239,7 @@
         <w:spacing w:after="0" w:before="0" w:line="240" w:lineRule="auto"/>
       </w:pPr>
       <w:rPr>
+        <w:rFonts w:eastAsia="黑体"/>
         <w:b/>
         <w:bCs/>
         <w:color w:themeColor="background1" w:val="FFFFFF"/>
@@ -6977,6 +7262,7 @@
         <w:spacing w:after="0" w:before="0" w:line="240" w:lineRule="auto"/>
       </w:pPr>
       <w:rPr>
+        <w:rFonts w:eastAsia="黑体"/>
         <w:b/>
         <w:bCs/>
       </w:rPr>
@@ -6994,12 +7280,14 @@
     </w:tblStylePr>
     <w:tblStylePr w:type="firstCol">
       <w:rPr>
+        <w:rFonts w:eastAsia="黑体"/>
         <w:b/>
         <w:bCs/>
       </w:rPr>
     </w:tblStylePr>
     <w:tblStylePr w:type="lastCol">
       <w:rPr>
+        <w:rFonts w:eastAsia="黑体"/>
         <w:b/>
         <w:bCs/>
       </w:rPr>
@@ -7058,6 +7346,7 @@
         <w:spacing w:after="0" w:before="0" w:line="240" w:lineRule="auto"/>
       </w:pPr>
       <w:rPr>
+        <w:rFonts w:eastAsia="黑体"/>
         <w:b/>
         <w:bCs/>
         <w:color w:themeColor="background1" w:val="FFFFFF"/>
@@ -7080,6 +7369,7 @@
         <w:spacing w:after="0" w:before="0" w:line="240" w:lineRule="auto"/>
       </w:pPr>
       <w:rPr>
+        <w:rFonts w:eastAsia="黑体"/>
         <w:color w:val="auto"/>
       </w:rPr>
       <w:tblPr/>
@@ -7097,6 +7387,7 @@
     </w:tblStylePr>
     <w:tblStylePr w:type="firstCol">
       <w:rPr>
+        <w:rFonts w:eastAsia="黑体"/>
         <w:b/>
         <w:bCs/>
         <w:color w:themeColor="background1" w:val="FFFFFF"/>
@@ -7116,6 +7407,7 @@
     </w:tblStylePr>
     <w:tblStylePr w:type="lastCol">
       <w:rPr>
+        <w:rFonts w:eastAsia="黑体"/>
         <w:b/>
         <w:bCs/>
         <w:color w:themeColor="background1" w:val="FFFFFF"/>
@@ -7164,6 +7456,7 @@
     </w:tblStylePr>
     <w:tblStylePr w:type="nwCell">
       <w:rPr>
+        <w:rFonts w:eastAsia="黑体"/>
         <w:color w:themeColor="background1" w:val="FFFFFF"/>
       </w:rPr>
       <w:tblPr/>
@@ -7207,6 +7500,7 @@
         <w:spacing w:after="0" w:before="0" w:line="240" w:lineRule="auto"/>
       </w:pPr>
       <w:rPr>
+        <w:rFonts w:eastAsia="黑体"/>
         <w:b/>
         <w:bCs/>
         <w:color w:themeColor="background1" w:val="FFFFFF"/>
@@ -7229,6 +7523,7 @@
         <w:spacing w:after="0" w:before="0" w:line="240" w:lineRule="auto"/>
       </w:pPr>
       <w:rPr>
+        <w:rFonts w:eastAsia="黑体"/>
         <w:color w:val="auto"/>
       </w:rPr>
       <w:tblPr/>
@@ -7246,6 +7541,7 @@
     </w:tblStylePr>
     <w:tblStylePr w:type="firstCol">
       <w:rPr>
+        <w:rFonts w:eastAsia="黑体"/>
         <w:b/>
         <w:bCs/>
         <w:color w:themeColor="background1" w:val="FFFFFF"/>
@@ -7265,6 +7561,7 @@
     </w:tblStylePr>
     <w:tblStylePr w:type="lastCol">
       <w:rPr>
+        <w:rFonts w:eastAsia="黑体"/>
         <w:b/>
         <w:bCs/>
         <w:color w:themeColor="background1" w:val="FFFFFF"/>
@@ -7313,6 +7610,7 @@
     </w:tblStylePr>
     <w:tblStylePr w:type="nwCell">
       <w:rPr>
+        <w:rFonts w:eastAsia="黑体"/>
         <w:color w:themeColor="background1" w:val="FFFFFF"/>
       </w:rPr>
       <w:tblPr/>
@@ -7356,6 +7654,7 @@
         <w:spacing w:after="0" w:before="0" w:line="240" w:lineRule="auto"/>
       </w:pPr>
       <w:rPr>
+        <w:rFonts w:eastAsia="黑体"/>
         <w:b/>
         <w:bCs/>
         <w:color w:themeColor="background1" w:val="FFFFFF"/>
@@ -7378,6 +7677,7 @@
         <w:spacing w:after="0" w:before="0" w:line="240" w:lineRule="auto"/>
       </w:pPr>
       <w:rPr>
+        <w:rFonts w:eastAsia="黑体"/>
         <w:color w:val="auto"/>
       </w:rPr>
       <w:tblPr/>
@@ -7395,6 +7695,7 @@
     </w:tblStylePr>
     <w:tblStylePr w:type="firstCol">
       <w:rPr>
+        <w:rFonts w:eastAsia="黑体"/>
         <w:b/>
         <w:bCs/>
         <w:color w:themeColor="background1" w:val="FFFFFF"/>
@@ -7414,6 +7715,7 @@
     </w:tblStylePr>
     <w:tblStylePr w:type="lastCol">
       <w:rPr>
+        <w:rFonts w:eastAsia="黑体"/>
         <w:b/>
         <w:bCs/>
         <w:color w:themeColor="background1" w:val="FFFFFF"/>
@@ -7462,6 +7764,7 @@
     </w:tblStylePr>
     <w:tblStylePr w:type="nwCell">
       <w:rPr>
+        <w:rFonts w:eastAsia="黑体"/>
         <w:color w:themeColor="background1" w:val="FFFFFF"/>
       </w:rPr>
       <w:tblPr/>
@@ -7505,6 +7808,7 @@
         <w:spacing w:after="0" w:before="0" w:line="240" w:lineRule="auto"/>
       </w:pPr>
       <w:rPr>
+        <w:rFonts w:eastAsia="黑体"/>
         <w:b/>
         <w:bCs/>
         <w:color w:themeColor="background1" w:val="FFFFFF"/>
@@ -7527,6 +7831,7 @@
         <w:spacing w:after="0" w:before="0" w:line="240" w:lineRule="auto"/>
       </w:pPr>
       <w:rPr>
+        <w:rFonts w:eastAsia="黑体"/>
         <w:color w:val="auto"/>
       </w:rPr>
       <w:tblPr/>
@@ -7544,6 +7849,7 @@
     </w:tblStylePr>
     <w:tblStylePr w:type="firstCol">
       <w:rPr>
+        <w:rFonts w:eastAsia="黑体"/>
         <w:b/>
         <w:bCs/>
         <w:color w:themeColor="background1" w:val="FFFFFF"/>
@@ -7563,6 +7869,7 @@
     </w:tblStylePr>
     <w:tblStylePr w:type="lastCol">
       <w:rPr>
+        <w:rFonts w:eastAsia="黑体"/>
         <w:b/>
         <w:bCs/>
         <w:color w:themeColor="background1" w:val="FFFFFF"/>
@@ -7611,6 +7918,7 @@
     </w:tblStylePr>
     <w:tblStylePr w:type="nwCell">
       <w:rPr>
+        <w:rFonts w:eastAsia="黑体"/>
         <w:color w:themeColor="background1" w:val="FFFFFF"/>
       </w:rPr>
       <w:tblPr/>
@@ -7654,6 +7962,7 @@
         <w:spacing w:after="0" w:before="0" w:line="240" w:lineRule="auto"/>
       </w:pPr>
       <w:rPr>
+        <w:rFonts w:eastAsia="黑体"/>
         <w:b/>
         <w:bCs/>
         <w:color w:themeColor="background1" w:val="FFFFFF"/>
@@ -7676,6 +7985,7 @@
         <w:spacing w:after="0" w:before="0" w:line="240" w:lineRule="auto"/>
       </w:pPr>
       <w:rPr>
+        <w:rFonts w:eastAsia="黑体"/>
         <w:color w:val="auto"/>
       </w:rPr>
       <w:tblPr/>
@@ -7693,6 +8003,7 @@
     </w:tblStylePr>
     <w:tblStylePr w:type="firstCol">
       <w:rPr>
+        <w:rFonts w:eastAsia="黑体"/>
         <w:b/>
         <w:bCs/>
         <w:color w:themeColor="background1" w:val="FFFFFF"/>
@@ -7712,6 +8023,7 @@
     </w:tblStylePr>
     <w:tblStylePr w:type="lastCol">
       <w:rPr>
+        <w:rFonts w:eastAsia="黑体"/>
         <w:b/>
         <w:bCs/>
         <w:color w:themeColor="background1" w:val="FFFFFF"/>
@@ -7760,6 +8072,7 @@
     </w:tblStylePr>
     <w:tblStylePr w:type="nwCell">
       <w:rPr>
+        <w:rFonts w:eastAsia="黑体"/>
         <w:color w:themeColor="background1" w:val="FFFFFF"/>
       </w:rPr>
       <w:tblPr/>
@@ -7803,6 +8116,7 @@
         <w:spacing w:after="0" w:before="0" w:line="240" w:lineRule="auto"/>
       </w:pPr>
       <w:rPr>
+        <w:rFonts w:eastAsia="黑体"/>
         <w:b/>
         <w:bCs/>
         <w:color w:themeColor="background1" w:val="FFFFFF"/>
@@ -7825,6 +8139,7 @@
         <w:spacing w:after="0" w:before="0" w:line="240" w:lineRule="auto"/>
       </w:pPr>
       <w:rPr>
+        <w:rFonts w:eastAsia="黑体"/>
         <w:color w:val="auto"/>
       </w:rPr>
       <w:tblPr/>
@@ -7842,6 +8157,7 @@
     </w:tblStylePr>
     <w:tblStylePr w:type="firstCol">
       <w:rPr>
+        <w:rFonts w:eastAsia="黑体"/>
         <w:b/>
         <w:bCs/>
         <w:color w:themeColor="background1" w:val="FFFFFF"/>
@@ -7861,6 +8177,7 @@
     </w:tblStylePr>
     <w:tblStylePr w:type="lastCol">
       <w:rPr>
+        <w:rFonts w:eastAsia="黑体"/>
         <w:b/>
         <w:bCs/>
         <w:color w:themeColor="background1" w:val="FFFFFF"/>
@@ -7909,6 +8226,7 @@
     </w:tblStylePr>
     <w:tblStylePr w:type="nwCell">
       <w:rPr>
+        <w:rFonts w:eastAsia="黑体"/>
         <w:color w:themeColor="background1" w:val="FFFFFF"/>
       </w:rPr>
       <w:tblPr/>
@@ -7952,6 +8270,7 @@
         <w:spacing w:after="0" w:before="0" w:line="240" w:lineRule="auto"/>
       </w:pPr>
       <w:rPr>
+        <w:rFonts w:eastAsia="黑体"/>
         <w:b/>
         <w:bCs/>
         <w:color w:themeColor="background1" w:val="FFFFFF"/>
@@ -7974,6 +8293,7 @@
         <w:spacing w:after="0" w:before="0" w:line="240" w:lineRule="auto"/>
       </w:pPr>
       <w:rPr>
+        <w:rFonts w:eastAsia="黑体"/>
         <w:color w:val="auto"/>
       </w:rPr>
       <w:tblPr/>
@@ -7991,6 +8311,7 @@
     </w:tblStylePr>
     <w:tblStylePr w:type="firstCol">
       <w:rPr>
+        <w:rFonts w:eastAsia="黑体"/>
         <w:b/>
         <w:bCs/>
         <w:color w:themeColor="background1" w:val="FFFFFF"/>
@@ -8010,6 +8331,7 @@
     </w:tblStylePr>
     <w:tblStylePr w:type="lastCol">
       <w:rPr>
+        <w:rFonts w:eastAsia="黑体"/>
         <w:b/>
         <w:bCs/>
         <w:color w:themeColor="background1" w:val="FFFFFF"/>
@@ -8058,6 +8380,7 @@
     </w:tblStylePr>
     <w:tblStylePr w:type="nwCell">
       <w:rPr>
+        <w:rFonts w:eastAsia="黑体"/>
         <w:color w:themeColor="background1" w:val="FFFFFF"/>
       </w:rPr>
       <w:tblPr/>
@@ -8082,6 +8405,7 @@
       <w:spacing w:after="0" w:line="240" w:lineRule="auto"/>
     </w:pPr>
     <w:rPr>
+      <w:rFonts w:eastAsia="黑体"/>
       <w:color w:themeColor="text1" w:val="000000"/>
     </w:rPr>
     <w:tblPr>
@@ -8101,7 +8425,7 @@
     </w:tblPr>
     <w:tblStylePr w:type="firstRow">
       <w:rPr>
-        <w:rFonts w:asciiTheme="majorHAnsi" w:cstheme="majorBidi" w:eastAsiaTheme="majorEastAsia" w:hAnsiTheme="majorHAnsi"/>
+        <w:rFonts w:asciiTheme="majorHAnsi" w:cstheme="majorBidi" w:hAnsiTheme="majorHAnsi" w:eastAsia="黑体"/>
       </w:rPr>
       <w:tblPr/>
       <w:tcPr>
@@ -8113,6 +8437,7 @@
     </w:tblStylePr>
     <w:tblStylePr w:type="lastRow">
       <w:rPr>
+        <w:rFonts w:eastAsia="黑体"/>
         <w:b/>
         <w:bCs/>
         <w:color w:themeColor="text2" w:val="1F497D"/>
@@ -8127,12 +8452,14 @@
     </w:tblStylePr>
     <w:tblStylePr w:type="firstCol">
       <w:rPr>
+        <w:rFonts w:eastAsia="黑体"/>
         <w:b/>
         <w:bCs/>
       </w:rPr>
     </w:tblStylePr>
     <w:tblStylePr w:type="lastCol">
       <w:rPr>
+        <w:rFonts w:eastAsia="黑体"/>
         <w:b/>
         <w:bCs/>
       </w:rPr>
@@ -8166,6 +8493,7 @@
       <w:spacing w:after="0" w:line="240" w:lineRule="auto"/>
     </w:pPr>
     <w:rPr>
+      <w:rFonts w:eastAsia="黑体"/>
       <w:color w:themeColor="text1" w:val="000000"/>
     </w:rPr>
     <w:tblPr>
@@ -8185,7 +8513,7 @@
     </w:tblPr>
     <w:tblStylePr w:type="firstRow">
       <w:rPr>
-        <w:rFonts w:asciiTheme="majorHAnsi" w:cstheme="majorBidi" w:eastAsiaTheme="majorEastAsia" w:hAnsiTheme="majorHAnsi"/>
+        <w:rFonts w:asciiTheme="majorHAnsi" w:cstheme="majorBidi" w:hAnsiTheme="majorHAnsi" w:eastAsia="黑体"/>
       </w:rPr>
       <w:tblPr/>
       <w:tcPr>
@@ -8197,6 +8525,7 @@
     </w:tblStylePr>
     <w:tblStylePr w:type="lastRow">
       <w:rPr>
+        <w:rFonts w:eastAsia="黑体"/>
         <w:b/>
         <w:bCs/>
         <w:color w:themeColor="text2" w:val="1F497D"/>
@@ -8211,12 +8540,14 @@
     </w:tblStylePr>
     <w:tblStylePr w:type="firstCol">
       <w:rPr>
+        <w:rFonts w:eastAsia="黑体"/>
         <w:b/>
         <w:bCs/>
       </w:rPr>
     </w:tblStylePr>
     <w:tblStylePr w:type="lastCol">
       <w:rPr>
+        <w:rFonts w:eastAsia="黑体"/>
         <w:b/>
         <w:bCs/>
       </w:rPr>
@@ -8250,6 +8581,7 @@
       <w:spacing w:after="0" w:line="240" w:lineRule="auto"/>
     </w:pPr>
     <w:rPr>
+      <w:rFonts w:eastAsia="黑体"/>
       <w:color w:themeColor="text1" w:val="000000"/>
     </w:rPr>
     <w:tblPr>
@@ -8269,7 +8601,7 @@
     </w:tblPr>
     <w:tblStylePr w:type="firstRow">
       <w:rPr>
-        <w:rFonts w:asciiTheme="majorHAnsi" w:cstheme="majorBidi" w:eastAsiaTheme="majorEastAsia" w:hAnsiTheme="majorHAnsi"/>
+        <w:rFonts w:asciiTheme="majorHAnsi" w:cstheme="majorBidi" w:hAnsiTheme="majorHAnsi" w:eastAsia="黑体"/>
       </w:rPr>
       <w:tblPr/>
       <w:tcPr>
@@ -8281,6 +8613,7 @@
     </w:tblStylePr>
     <w:tblStylePr w:type="lastRow">
       <w:rPr>
+        <w:rFonts w:eastAsia="黑体"/>
         <w:b/>
         <w:bCs/>
         <w:color w:themeColor="text2" w:val="1F497D"/>
@@ -8295,12 +8628,14 @@
     </w:tblStylePr>
     <w:tblStylePr w:type="firstCol">
       <w:rPr>
+        <w:rFonts w:eastAsia="黑体"/>
         <w:b/>
         <w:bCs/>
       </w:rPr>
     </w:tblStylePr>
     <w:tblStylePr w:type="lastCol">
       <w:rPr>
+        <w:rFonts w:eastAsia="黑体"/>
         <w:b/>
         <w:bCs/>
       </w:rPr>
@@ -8334,6 +8669,7 @@
       <w:spacing w:after="0" w:line="240" w:lineRule="auto"/>
     </w:pPr>
     <w:rPr>
+      <w:rFonts w:eastAsia="黑体"/>
       <w:color w:themeColor="text1" w:val="000000"/>
     </w:rPr>
     <w:tblPr>
@@ -8353,7 +8689,7 @@
     </w:tblPr>
     <w:tblStylePr w:type="firstRow">
       <w:rPr>
-        <w:rFonts w:asciiTheme="majorHAnsi" w:cstheme="majorBidi" w:eastAsiaTheme="majorEastAsia" w:hAnsiTheme="majorHAnsi"/>
+        <w:rFonts w:asciiTheme="majorHAnsi" w:cstheme="majorBidi" w:hAnsiTheme="majorHAnsi" w:eastAsia="黑体"/>
       </w:rPr>
       <w:tblPr/>
       <w:tcPr>
@@ -8365,6 +8701,7 @@
     </w:tblStylePr>
     <w:tblStylePr w:type="lastRow">
       <w:rPr>
+        <w:rFonts w:eastAsia="黑体"/>
         <w:b/>
         <w:bCs/>
         <w:color w:themeColor="text2" w:val="1F497D"/>
@@ -8379,12 +8716,14 @@
     </w:tblStylePr>
     <w:tblStylePr w:type="firstCol">
       <w:rPr>
+        <w:rFonts w:eastAsia="黑体"/>
         <w:b/>
         <w:bCs/>
       </w:rPr>
     </w:tblStylePr>
     <w:tblStylePr w:type="lastCol">
       <w:rPr>
+        <w:rFonts w:eastAsia="黑体"/>
         <w:b/>
         <w:bCs/>
       </w:rPr>
@@ -8418,6 +8757,7 @@
       <w:spacing w:after="0" w:line="240" w:lineRule="auto"/>
     </w:pPr>
     <w:rPr>
+      <w:rFonts w:eastAsia="黑体"/>
       <w:color w:themeColor="text1" w:val="000000"/>
     </w:rPr>
     <w:tblPr>
@@ -8437,7 +8777,7 @@
     </w:tblPr>
     <w:tblStylePr w:type="firstRow">
       <w:rPr>
-        <w:rFonts w:asciiTheme="majorHAnsi" w:cstheme="majorBidi" w:eastAsiaTheme="majorEastAsia" w:hAnsiTheme="majorHAnsi"/>
+        <w:rFonts w:asciiTheme="majorHAnsi" w:cstheme="majorBidi" w:hAnsiTheme="majorHAnsi" w:eastAsia="黑体"/>
       </w:rPr>
       <w:tblPr/>
       <w:tcPr>
@@ -8449,6 +8789,7 @@
     </w:tblStylePr>
     <w:tblStylePr w:type="lastRow">
       <w:rPr>
+        <w:rFonts w:eastAsia="黑体"/>
         <w:b/>
         <w:bCs/>
         <w:color w:themeColor="text2" w:val="1F497D"/>
@@ -8463,12 +8804,14 @@
     </w:tblStylePr>
     <w:tblStylePr w:type="firstCol">
       <w:rPr>
+        <w:rFonts w:eastAsia="黑体"/>
         <w:b/>
         <w:bCs/>
       </w:rPr>
     </w:tblStylePr>
     <w:tblStylePr w:type="lastCol">
       <w:rPr>
+        <w:rFonts w:eastAsia="黑体"/>
         <w:b/>
         <w:bCs/>
       </w:rPr>
@@ -8502,6 +8845,7 @@
       <w:spacing w:after="0" w:line="240" w:lineRule="auto"/>
     </w:pPr>
     <w:rPr>
+      <w:rFonts w:eastAsia="黑体"/>
       <w:color w:themeColor="text1" w:val="000000"/>
     </w:rPr>
     <w:tblPr>
@@ -8521,7 +8865,7 @@
     </w:tblPr>
     <w:tblStylePr w:type="firstRow">
       <w:rPr>
-        <w:rFonts w:asciiTheme="majorHAnsi" w:cstheme="majorBidi" w:eastAsiaTheme="majorEastAsia" w:hAnsiTheme="majorHAnsi"/>
+        <w:rFonts w:asciiTheme="majorHAnsi" w:cstheme="majorBidi" w:hAnsiTheme="majorHAnsi" w:eastAsia="黑体"/>
       </w:rPr>
       <w:tblPr/>
       <w:tcPr>
@@ -8533,6 +8877,7 @@
     </w:tblStylePr>
     <w:tblStylePr w:type="lastRow">
       <w:rPr>
+        <w:rFonts w:eastAsia="黑体"/>
         <w:b/>
         <w:bCs/>
         <w:color w:themeColor="text2" w:val="1F497D"/>
@@ -8547,12 +8892,14 @@
     </w:tblStylePr>
     <w:tblStylePr w:type="firstCol">
       <w:rPr>
+        <w:rFonts w:eastAsia="黑体"/>
         <w:b/>
         <w:bCs/>
       </w:rPr>
     </w:tblStylePr>
     <w:tblStylePr w:type="lastCol">
       <w:rPr>
+        <w:rFonts w:eastAsia="黑体"/>
         <w:b/>
         <w:bCs/>
       </w:rPr>
@@ -8586,6 +8933,7 @@
       <w:spacing w:after="0" w:line="240" w:lineRule="auto"/>
     </w:pPr>
     <w:rPr>
+      <w:rFonts w:eastAsia="黑体"/>
       <w:color w:themeColor="text1" w:val="000000"/>
     </w:rPr>
     <w:tblPr>
@@ -8605,7 +8953,7 @@
     </w:tblPr>
     <w:tblStylePr w:type="firstRow">
       <w:rPr>
-        <w:rFonts w:asciiTheme="majorHAnsi" w:cstheme="majorBidi" w:eastAsiaTheme="majorEastAsia" w:hAnsiTheme="majorHAnsi"/>
+        <w:rFonts w:asciiTheme="majorHAnsi" w:cstheme="majorBidi" w:hAnsiTheme="majorHAnsi" w:eastAsia="黑体"/>
       </w:rPr>
       <w:tblPr/>
       <w:tcPr>
@@ -8617,6 +8965,7 @@
     </w:tblStylePr>
     <w:tblStylePr w:type="lastRow">
       <w:rPr>
+        <w:rFonts w:eastAsia="黑体"/>
         <w:b/>
         <w:bCs/>
         <w:color w:themeColor="text2" w:val="1F497D"/>
@@ -8631,12 +8980,14 @@
     </w:tblStylePr>
     <w:tblStylePr w:type="firstCol">
       <w:rPr>
+        <w:rFonts w:eastAsia="黑体"/>
         <w:b/>
         <w:bCs/>
       </w:rPr>
     </w:tblStylePr>
     <w:tblStylePr w:type="lastCol">
       <w:rPr>
+        <w:rFonts w:eastAsia="黑体"/>
         <w:b/>
         <w:bCs/>
       </w:rPr>
@@ -8670,7 +9021,7 @@
       <w:spacing w:after="0" w:line="240" w:lineRule="auto"/>
     </w:pPr>
     <w:rPr>
-      <w:rFonts w:asciiTheme="majorHAnsi" w:cstheme="majorBidi" w:eastAsiaTheme="majorEastAsia" w:hAnsiTheme="majorHAnsi"/>
+      <w:rFonts w:asciiTheme="majorHAnsi" w:cstheme="majorBidi" w:hAnsiTheme="majorHAnsi" w:eastAsia="黑体"/>
       <w:color w:themeColor="text1" w:val="000000"/>
     </w:rPr>
     <w:tblPr>
@@ -8692,6 +9043,7 @@
     </w:tblPr>
     <w:tblStylePr w:type="firstRow">
       <w:rPr>
+        <w:rFonts w:eastAsia="黑体"/>
         <w:sz w:val="24"/>
         <w:szCs w:val="24"/>
       </w:rPr>
@@ -8798,7 +9150,7 @@
       <w:spacing w:after="0" w:line="240" w:lineRule="auto"/>
     </w:pPr>
     <w:rPr>
-      <w:rFonts w:asciiTheme="majorHAnsi" w:cstheme="majorBidi" w:eastAsiaTheme="majorEastAsia" w:hAnsiTheme="majorHAnsi"/>
+      <w:rFonts w:asciiTheme="majorHAnsi" w:cstheme="majorBidi" w:hAnsiTheme="majorHAnsi" w:eastAsia="黑体"/>
       <w:color w:themeColor="text1" w:val="000000"/>
     </w:rPr>
     <w:tblPr>
@@ -8820,6 +9172,7 @@
     </w:tblPr>
     <w:tblStylePr w:type="firstRow">
       <w:rPr>
+        <w:rFonts w:eastAsia="黑体"/>
         <w:sz w:val="24"/>
         <w:szCs w:val="24"/>
       </w:rPr>
@@ -8926,7 +9279,7 @@
       <w:spacing w:after="0" w:line="240" w:lineRule="auto"/>
     </w:pPr>
     <w:rPr>
-      <w:rFonts w:asciiTheme="majorHAnsi" w:cstheme="majorBidi" w:eastAsiaTheme="majorEastAsia" w:hAnsiTheme="majorHAnsi"/>
+      <w:rFonts w:asciiTheme="majorHAnsi" w:cstheme="majorBidi" w:hAnsiTheme="majorHAnsi" w:eastAsia="黑体"/>
       <w:color w:themeColor="text1" w:val="000000"/>
     </w:rPr>
     <w:tblPr>
@@ -8948,6 +9301,7 @@
     </w:tblPr>
     <w:tblStylePr w:type="firstRow">
       <w:rPr>
+        <w:rFonts w:eastAsia="黑体"/>
         <w:sz w:val="24"/>
         <w:szCs w:val="24"/>
       </w:rPr>
@@ -9054,7 +9408,7 @@
       <w:spacing w:after="0" w:line="240" w:lineRule="auto"/>
     </w:pPr>
     <w:rPr>
-      <w:rFonts w:asciiTheme="majorHAnsi" w:cstheme="majorBidi" w:eastAsiaTheme="majorEastAsia" w:hAnsiTheme="majorHAnsi"/>
+      <w:rFonts w:asciiTheme="majorHAnsi" w:cstheme="majorBidi" w:hAnsiTheme="majorHAnsi" w:eastAsia="黑体"/>
       <w:color w:themeColor="text1" w:val="000000"/>
     </w:rPr>
     <w:tblPr>
@@ -9076,6 +9430,7 @@
     </w:tblPr>
     <w:tblStylePr w:type="firstRow">
       <w:rPr>
+        <w:rFonts w:eastAsia="黑体"/>
         <w:sz w:val="24"/>
         <w:szCs w:val="24"/>
       </w:rPr>
@@ -9182,7 +9537,7 @@
       <w:spacing w:after="0" w:line="240" w:lineRule="auto"/>
     </w:pPr>
     <w:rPr>
-      <w:rFonts w:asciiTheme="majorHAnsi" w:cstheme="majorBidi" w:eastAsiaTheme="majorEastAsia" w:hAnsiTheme="majorHAnsi"/>
+      <w:rFonts w:asciiTheme="majorHAnsi" w:cstheme="majorBidi" w:hAnsiTheme="majorHAnsi" w:eastAsia="黑体"/>
       <w:color w:themeColor="text1" w:val="000000"/>
     </w:rPr>
     <w:tblPr>
@@ -9204,6 +9559,7 @@
     </w:tblPr>
     <w:tblStylePr w:type="firstRow">
       <w:rPr>
+        <w:rFonts w:eastAsia="黑体"/>
         <w:sz w:val="24"/>
         <w:szCs w:val="24"/>
       </w:rPr>
@@ -9310,7 +9666,7 @@
       <w:spacing w:after="0" w:line="240" w:lineRule="auto"/>
     </w:pPr>
     <w:rPr>
-      <w:rFonts w:asciiTheme="majorHAnsi" w:cstheme="majorBidi" w:eastAsiaTheme="majorEastAsia" w:hAnsiTheme="majorHAnsi"/>
+      <w:rFonts w:asciiTheme="majorHAnsi" w:cstheme="majorBidi" w:hAnsiTheme="majorHAnsi" w:eastAsia="黑体"/>
       <w:color w:themeColor="text1" w:val="000000"/>
     </w:rPr>
     <w:tblPr>
@@ -9332,6 +9688,7 @@
     </w:tblPr>
     <w:tblStylePr w:type="firstRow">
       <w:rPr>
+        <w:rFonts w:eastAsia="黑体"/>
         <w:sz w:val="24"/>
         <w:szCs w:val="24"/>
       </w:rPr>
@@ -9438,7 +9795,7 @@
       <w:spacing w:after="0" w:line="240" w:lineRule="auto"/>
     </w:pPr>
     <w:rPr>
-      <w:rFonts w:asciiTheme="majorHAnsi" w:cstheme="majorBidi" w:eastAsiaTheme="majorEastAsia" w:hAnsiTheme="majorHAnsi"/>
+      <w:rFonts w:asciiTheme="majorHAnsi" w:cstheme="majorBidi" w:hAnsiTheme="majorHAnsi" w:eastAsia="黑体"/>
       <w:color w:themeColor="text1" w:val="000000"/>
     </w:rPr>
     <w:tblPr>
@@ -9460,6 +9817,7 @@
     </w:tblPr>
     <w:tblStylePr w:type="firstRow">
       <w:rPr>
+        <w:rFonts w:eastAsia="黑体"/>
         <w:sz w:val="24"/>
         <w:szCs w:val="24"/>
       </w:rPr>
@@ -9589,12 +9947,14 @@
     </w:tcPr>
     <w:tblStylePr w:type="firstRow">
       <w:rPr>
+        <w:rFonts w:eastAsia="黑体"/>
         <w:b/>
         <w:bCs/>
       </w:rPr>
     </w:tblStylePr>
     <w:tblStylePr w:type="lastRow">
       <w:rPr>
+        <w:rFonts w:eastAsia="黑体"/>
         <w:b/>
         <w:bCs/>
       </w:rPr>
@@ -9607,12 +9967,14 @@
     </w:tblStylePr>
     <w:tblStylePr w:type="firstCol">
       <w:rPr>
+        <w:rFonts w:eastAsia="黑体"/>
         <w:b/>
         <w:bCs/>
       </w:rPr>
     </w:tblStylePr>
     <w:tblStylePr w:type="lastCol">
       <w:rPr>
+        <w:rFonts w:eastAsia="黑体"/>
         <w:b/>
         <w:bCs/>
       </w:rPr>
@@ -9662,12 +10024,14 @@
     </w:tcPr>
     <w:tblStylePr w:type="firstRow">
       <w:rPr>
+        <w:rFonts w:eastAsia="黑体"/>
         <w:b/>
         <w:bCs/>
       </w:rPr>
     </w:tblStylePr>
     <w:tblStylePr w:type="lastRow">
       <w:rPr>
+        <w:rFonts w:eastAsia="黑体"/>
         <w:b/>
         <w:bCs/>
       </w:rPr>
@@ -9680,12 +10044,14 @@
     </w:tblStylePr>
     <w:tblStylePr w:type="firstCol">
       <w:rPr>
+        <w:rFonts w:eastAsia="黑体"/>
         <w:b/>
         <w:bCs/>
       </w:rPr>
     </w:tblStylePr>
     <w:tblStylePr w:type="lastCol">
       <w:rPr>
+        <w:rFonts w:eastAsia="黑体"/>
         <w:b/>
         <w:bCs/>
       </w:rPr>
@@ -9735,12 +10101,14 @@
     </w:tcPr>
     <w:tblStylePr w:type="firstRow">
       <w:rPr>
+        <w:rFonts w:eastAsia="黑体"/>
         <w:b/>
         <w:bCs/>
       </w:rPr>
     </w:tblStylePr>
     <w:tblStylePr w:type="lastRow">
       <w:rPr>
+        <w:rFonts w:eastAsia="黑体"/>
         <w:b/>
         <w:bCs/>
       </w:rPr>
@@ -9753,12 +10121,14 @@
     </w:tblStylePr>
     <w:tblStylePr w:type="firstCol">
       <w:rPr>
+        <w:rFonts w:eastAsia="黑体"/>
         <w:b/>
         <w:bCs/>
       </w:rPr>
     </w:tblStylePr>
     <w:tblStylePr w:type="lastCol">
       <w:rPr>
+        <w:rFonts w:eastAsia="黑体"/>
         <w:b/>
         <w:bCs/>
       </w:rPr>
@@ -9808,12 +10178,14 @@
     </w:tcPr>
     <w:tblStylePr w:type="firstRow">
       <w:rPr>
+        <w:rFonts w:eastAsia="黑体"/>
         <w:b/>
         <w:bCs/>
       </w:rPr>
     </w:tblStylePr>
     <w:tblStylePr w:type="lastRow">
       <w:rPr>
+        <w:rFonts w:eastAsia="黑体"/>
         <w:b/>
         <w:bCs/>
       </w:rPr>
@@ -9826,12 +10198,14 @@
     </w:tblStylePr>
     <w:tblStylePr w:type="firstCol">
       <w:rPr>
+        <w:rFonts w:eastAsia="黑体"/>
         <w:b/>
         <w:bCs/>
       </w:rPr>
     </w:tblStylePr>
     <w:tblStylePr w:type="lastCol">
       <w:rPr>
+        <w:rFonts w:eastAsia="黑体"/>
         <w:b/>
         <w:bCs/>
       </w:rPr>
@@ -9881,12 +10255,14 @@
     </w:tcPr>
     <w:tblStylePr w:type="firstRow">
       <w:rPr>
+        <w:rFonts w:eastAsia="黑体"/>
         <w:b/>
         <w:bCs/>
       </w:rPr>
     </w:tblStylePr>
     <w:tblStylePr w:type="lastRow">
       <w:rPr>
+        <w:rFonts w:eastAsia="黑体"/>
         <w:b/>
         <w:bCs/>
       </w:rPr>
@@ -9899,12 +10275,14 @@
     </w:tblStylePr>
     <w:tblStylePr w:type="firstCol">
       <w:rPr>
+        <w:rFonts w:eastAsia="黑体"/>
         <w:b/>
         <w:bCs/>
       </w:rPr>
     </w:tblStylePr>
     <w:tblStylePr w:type="lastCol">
       <w:rPr>
+        <w:rFonts w:eastAsia="黑体"/>
         <w:b/>
         <w:bCs/>
       </w:rPr>
@@ -9954,12 +10332,14 @@
     </w:tcPr>
     <w:tblStylePr w:type="firstRow">
       <w:rPr>
+        <w:rFonts w:eastAsia="黑体"/>
         <w:b/>
         <w:bCs/>
       </w:rPr>
     </w:tblStylePr>
     <w:tblStylePr w:type="lastRow">
       <w:rPr>
+        <w:rFonts w:eastAsia="黑体"/>
         <w:b/>
         <w:bCs/>
       </w:rPr>
@@ -9972,12 +10352,14 @@
     </w:tblStylePr>
     <w:tblStylePr w:type="firstCol">
       <w:rPr>
+        <w:rFonts w:eastAsia="黑体"/>
         <w:b/>
         <w:bCs/>
       </w:rPr>
     </w:tblStylePr>
     <w:tblStylePr w:type="lastCol">
       <w:rPr>
+        <w:rFonts w:eastAsia="黑体"/>
         <w:b/>
         <w:bCs/>
       </w:rPr>
@@ -10027,12 +10409,14 @@
     </w:tcPr>
     <w:tblStylePr w:type="firstRow">
       <w:rPr>
+        <w:rFonts w:eastAsia="黑体"/>
         <w:b/>
         <w:bCs/>
       </w:rPr>
     </w:tblStylePr>
     <w:tblStylePr w:type="lastRow">
       <w:rPr>
+        <w:rFonts w:eastAsia="黑体"/>
         <w:b/>
         <w:bCs/>
       </w:rPr>
@@ -10045,12 +10429,14 @@
     </w:tblStylePr>
     <w:tblStylePr w:type="firstCol">
       <w:rPr>
+        <w:rFonts w:eastAsia="黑体"/>
         <w:b/>
         <w:bCs/>
       </w:rPr>
     </w:tblStylePr>
     <w:tblStylePr w:type="lastCol">
       <w:rPr>
+        <w:rFonts w:eastAsia="黑体"/>
         <w:b/>
         <w:bCs/>
       </w:rPr>
@@ -10077,7 +10463,7 @@
       <w:spacing w:after="0" w:line="240" w:lineRule="auto"/>
     </w:pPr>
     <w:rPr>
-      <w:rFonts w:asciiTheme="majorHAnsi" w:cstheme="majorBidi" w:eastAsiaTheme="majorEastAsia" w:hAnsiTheme="majorHAnsi"/>
+      <w:rFonts w:asciiTheme="majorHAnsi" w:cstheme="majorBidi" w:hAnsiTheme="majorHAnsi" w:eastAsia="黑体"/>
       <w:color w:themeColor="text1" w:val="000000"/>
     </w:rPr>
     <w:tblPr>
@@ -10104,6 +10490,7 @@
     </w:tcPr>
     <w:tblStylePr w:type="firstRow">
       <w:rPr>
+        <w:rFonts w:eastAsia="黑体"/>
         <w:b/>
         <w:bCs/>
         <w:color w:themeColor="text1" w:val="000000"/>
@@ -10115,6 +10502,7 @@
     </w:tblStylePr>
     <w:tblStylePr w:type="lastRow">
       <w:rPr>
+        <w:rFonts w:eastAsia="黑体"/>
         <w:b/>
         <w:bCs/>
         <w:color w:themeColor="text1" w:val="000000"/>
@@ -10134,6 +10522,7 @@
     </w:tblStylePr>
     <w:tblStylePr w:type="firstCol">
       <w:rPr>
+        <w:rFonts w:eastAsia="黑体"/>
         <w:b/>
         <w:bCs/>
         <w:color w:themeColor="text1" w:val="000000"/>
@@ -10153,6 +10542,7 @@
     </w:tblStylePr>
     <w:tblStylePr w:type="lastCol">
       <w:rPr>
+        <w:rFonts w:eastAsia="黑体"/>
         <w:b w:val="0"/>
         <w:bCs w:val="0"/>
         <w:color w:themeColor="text1" w:val="000000"/>
@@ -10202,7 +10592,7 @@
       <w:spacing w:after="0" w:line="240" w:lineRule="auto"/>
     </w:pPr>
     <w:rPr>
-      <w:rFonts w:asciiTheme="majorHAnsi" w:cstheme="majorBidi" w:eastAsiaTheme="majorEastAsia" w:hAnsiTheme="majorHAnsi"/>
+      <w:rFonts w:asciiTheme="majorHAnsi" w:cstheme="majorBidi" w:hAnsiTheme="majorHAnsi" w:eastAsia="黑体"/>
       <w:color w:themeColor="text1" w:val="000000"/>
     </w:rPr>
     <w:tblPr>
@@ -10229,6 +10619,7 @@
     </w:tcPr>
     <w:tblStylePr w:type="firstRow">
       <w:rPr>
+        <w:rFonts w:eastAsia="黑体"/>
         <w:b/>
         <w:bCs/>
         <w:color w:themeColor="text1" w:val="000000"/>
@@ -10240,6 +10631,7 @@
     </w:tblStylePr>
     <w:tblStylePr w:type="lastRow">
       <w:rPr>
+        <w:rFonts w:eastAsia="黑体"/>
         <w:b/>
         <w:bCs/>
         <w:color w:themeColor="text1" w:val="000000"/>
@@ -10259,6 +10651,7 @@
     </w:tblStylePr>
     <w:tblStylePr w:type="firstCol">
       <w:rPr>
+        <w:rFonts w:eastAsia="黑体"/>
         <w:b/>
         <w:bCs/>
         <w:color w:themeColor="text1" w:val="000000"/>
@@ -10278,6 +10671,7 @@
     </w:tblStylePr>
     <w:tblStylePr w:type="lastCol">
       <w:rPr>
+        <w:rFonts w:eastAsia="黑体"/>
         <w:b w:val="0"/>
         <w:bCs w:val="0"/>
         <w:color w:themeColor="text1" w:val="000000"/>
@@ -10327,7 +10721,7 @@
       <w:spacing w:after="0" w:line="240" w:lineRule="auto"/>
     </w:pPr>
     <w:rPr>
-      <w:rFonts w:asciiTheme="majorHAnsi" w:cstheme="majorBidi" w:eastAsiaTheme="majorEastAsia" w:hAnsiTheme="majorHAnsi"/>
+      <w:rFonts w:asciiTheme="majorHAnsi" w:cstheme="majorBidi" w:hAnsiTheme="majorHAnsi" w:eastAsia="黑体"/>
       <w:color w:themeColor="text1" w:val="000000"/>
     </w:rPr>
     <w:tblPr>
@@ -10354,6 +10748,7 @@
     </w:tcPr>
     <w:tblStylePr w:type="firstRow">
       <w:rPr>
+        <w:rFonts w:eastAsia="黑体"/>
         <w:b/>
         <w:bCs/>
         <w:color w:themeColor="text1" w:val="000000"/>
@@ -10365,6 +10760,7 @@
     </w:tblStylePr>
     <w:tblStylePr w:type="lastRow">
       <w:rPr>
+        <w:rFonts w:eastAsia="黑体"/>
         <w:b/>
         <w:bCs/>
         <w:color w:themeColor="text1" w:val="000000"/>
@@ -10384,6 +10780,7 @@
     </w:tblStylePr>
     <w:tblStylePr w:type="firstCol">
       <w:rPr>
+        <w:rFonts w:eastAsia="黑体"/>
         <w:b/>
         <w:bCs/>
         <w:color w:themeColor="text1" w:val="000000"/>
@@ -10403,6 +10800,7 @@
     </w:tblStylePr>
     <w:tblStylePr w:type="lastCol">
       <w:rPr>
+        <w:rFonts w:eastAsia="黑体"/>
         <w:b w:val="0"/>
         <w:bCs w:val="0"/>
         <w:color w:themeColor="text1" w:val="000000"/>
@@ -10452,7 +10850,7 @@
       <w:spacing w:after="0" w:line="240" w:lineRule="auto"/>
     </w:pPr>
     <w:rPr>
-      <w:rFonts w:asciiTheme="majorHAnsi" w:cstheme="majorBidi" w:eastAsiaTheme="majorEastAsia" w:hAnsiTheme="majorHAnsi"/>
+      <w:rFonts w:asciiTheme="majorHAnsi" w:cstheme="majorBidi" w:hAnsiTheme="majorHAnsi" w:eastAsia="黑体"/>
       <w:color w:themeColor="text1" w:val="000000"/>
     </w:rPr>
     <w:tblPr>
@@ -10479,6 +10877,7 @@
     </w:tcPr>
     <w:tblStylePr w:type="firstRow">
       <w:rPr>
+        <w:rFonts w:eastAsia="黑体"/>
         <w:b/>
         <w:bCs/>
         <w:color w:themeColor="text1" w:val="000000"/>
@@ -10490,6 +10889,7 @@
     </w:tblStylePr>
     <w:tblStylePr w:type="lastRow">
       <w:rPr>
+        <w:rFonts w:eastAsia="黑体"/>
         <w:b/>
         <w:bCs/>
         <w:color w:themeColor="text1" w:val="000000"/>
@@ -10509,6 +10909,7 @@
     </w:tblStylePr>
     <w:tblStylePr w:type="firstCol">
       <w:rPr>
+        <w:rFonts w:eastAsia="黑体"/>
         <w:b/>
         <w:bCs/>
         <w:color w:themeColor="text1" w:val="000000"/>
@@ -10528,6 +10929,7 @@
     </w:tblStylePr>
     <w:tblStylePr w:type="lastCol">
       <w:rPr>
+        <w:rFonts w:eastAsia="黑体"/>
         <w:b w:val="0"/>
         <w:bCs w:val="0"/>
         <w:color w:themeColor="text1" w:val="000000"/>
@@ -10577,7 +10979,7 @@
       <w:spacing w:after="0" w:line="240" w:lineRule="auto"/>
     </w:pPr>
     <w:rPr>
-      <w:rFonts w:asciiTheme="majorHAnsi" w:cstheme="majorBidi" w:eastAsiaTheme="majorEastAsia" w:hAnsiTheme="majorHAnsi"/>
+      <w:rFonts w:asciiTheme="majorHAnsi" w:cstheme="majorBidi" w:hAnsiTheme="majorHAnsi" w:eastAsia="黑体"/>
       <w:color w:themeColor="text1" w:val="000000"/>
     </w:rPr>
     <w:tblPr>
@@ -10604,6 +11006,7 @@
     </w:tcPr>
     <w:tblStylePr w:type="firstRow">
       <w:rPr>
+        <w:rFonts w:eastAsia="黑体"/>
         <w:b/>
         <w:bCs/>
         <w:color w:themeColor="text1" w:val="000000"/>
@@ -10615,6 +11018,7 @@
     </w:tblStylePr>
     <w:tblStylePr w:type="lastRow">
       <w:rPr>
+        <w:rFonts w:eastAsia="黑体"/>
         <w:b/>
         <w:bCs/>
         <w:color w:themeColor="text1" w:val="000000"/>
@@ -10634,6 +11038,7 @@
     </w:tblStylePr>
     <w:tblStylePr w:type="firstCol">
       <w:rPr>
+        <w:rFonts w:eastAsia="黑体"/>
         <w:b/>
         <w:bCs/>
         <w:color w:themeColor="text1" w:val="000000"/>
@@ -10653,6 +11058,7 @@
     </w:tblStylePr>
     <w:tblStylePr w:type="lastCol">
       <w:rPr>
+        <w:rFonts w:eastAsia="黑体"/>
         <w:b w:val="0"/>
         <w:bCs w:val="0"/>
         <w:color w:themeColor="text1" w:val="000000"/>
@@ -10702,7 +11108,7 @@
       <w:spacing w:after="0" w:line="240" w:lineRule="auto"/>
     </w:pPr>
     <w:rPr>
-      <w:rFonts w:asciiTheme="majorHAnsi" w:cstheme="majorBidi" w:eastAsiaTheme="majorEastAsia" w:hAnsiTheme="majorHAnsi"/>
+      <w:rFonts w:asciiTheme="majorHAnsi" w:cstheme="majorBidi" w:hAnsiTheme="majorHAnsi" w:eastAsia="黑体"/>
       <w:color w:themeColor="text1" w:val="000000"/>
     </w:rPr>
     <w:tblPr>
@@ -10729,6 +11135,7 @@
     </w:tcPr>
     <w:tblStylePr w:type="firstRow">
       <w:rPr>
+        <w:rFonts w:eastAsia="黑体"/>
         <w:b/>
         <w:bCs/>
         <w:color w:themeColor="text1" w:val="000000"/>
@@ -10740,6 +11147,7 @@
     </w:tblStylePr>
     <w:tblStylePr w:type="lastRow">
       <w:rPr>
+        <w:rFonts w:eastAsia="黑体"/>
         <w:b/>
         <w:bCs/>
         <w:color w:themeColor="text1" w:val="000000"/>
@@ -10759,6 +11167,7 @@
     </w:tblStylePr>
     <w:tblStylePr w:type="firstCol">
       <w:rPr>
+        <w:rFonts w:eastAsia="黑体"/>
         <w:b/>
         <w:bCs/>
         <w:color w:themeColor="text1" w:val="000000"/>
@@ -10778,6 +11187,7 @@
     </w:tblStylePr>
     <w:tblStylePr w:type="lastCol">
       <w:rPr>
+        <w:rFonts w:eastAsia="黑体"/>
         <w:b w:val="0"/>
         <w:bCs w:val="0"/>
         <w:color w:themeColor="text1" w:val="000000"/>
@@ -10827,7 +11237,7 @@
       <w:spacing w:after="0" w:line="240" w:lineRule="auto"/>
     </w:pPr>
     <w:rPr>
-      <w:rFonts w:asciiTheme="majorHAnsi" w:cstheme="majorBidi" w:eastAsiaTheme="majorEastAsia" w:hAnsiTheme="majorHAnsi"/>
+      <w:rFonts w:asciiTheme="majorHAnsi" w:cstheme="majorBidi" w:hAnsiTheme="majorHAnsi" w:eastAsia="黑体"/>
       <w:color w:themeColor="text1" w:val="000000"/>
     </w:rPr>
     <w:tblPr>
@@ -10854,6 +11264,7 @@
     </w:tcPr>
     <w:tblStylePr w:type="firstRow">
       <w:rPr>
+        <w:rFonts w:eastAsia="黑体"/>
         <w:b/>
         <w:bCs/>
         <w:color w:themeColor="text1" w:val="000000"/>
@@ -10865,6 +11276,7 @@
     </w:tblStylePr>
     <w:tblStylePr w:type="lastRow">
       <w:rPr>
+        <w:rFonts w:eastAsia="黑体"/>
         <w:b/>
         <w:bCs/>
         <w:color w:themeColor="text1" w:val="000000"/>
@@ -10884,6 +11296,7 @@
     </w:tblStylePr>
     <w:tblStylePr w:type="firstCol">
       <w:rPr>
+        <w:rFonts w:eastAsia="黑体"/>
         <w:b/>
         <w:bCs/>
         <w:color w:themeColor="text1" w:val="000000"/>
@@ -10903,6 +11316,7 @@
     </w:tblStylePr>
     <w:tblStylePr w:type="lastCol">
       <w:rPr>
+        <w:rFonts w:eastAsia="黑体"/>
         <w:b w:val="0"/>
         <w:bCs w:val="0"/>
         <w:color w:themeColor="text1" w:val="000000"/>
@@ -10975,6 +11389,7 @@
     </w:tcPr>
     <w:tblStylePr w:type="firstRow">
       <w:rPr>
+        <w:rFonts w:eastAsia="黑体"/>
         <w:b/>
         <w:bCs/>
         <w:i w:val="0"/>
@@ -10996,6 +11411,7 @@
     </w:tblStylePr>
     <w:tblStylePr w:type="lastRow">
       <w:rPr>
+        <w:rFonts w:eastAsia="黑体"/>
         <w:b/>
         <w:bCs/>
         <w:i w:val="0"/>
@@ -11017,6 +11433,7 @@
     </w:tblStylePr>
     <w:tblStylePr w:type="firstCol">
       <w:rPr>
+        <w:rFonts w:eastAsia="黑体"/>
         <w:b/>
         <w:bCs/>
         <w:i w:val="0"/>
@@ -11036,6 +11453,7 @@
     </w:tblStylePr>
     <w:tblStylePr w:type="lastCol">
       <w:rPr>
+        <w:rFonts w:eastAsia="黑体"/>
         <w:b/>
         <w:bCs/>
         <w:i w:val="0"/>
@@ -11116,6 +11534,7 @@
     </w:tcPr>
     <w:tblStylePr w:type="firstRow">
       <w:rPr>
+        <w:rFonts w:eastAsia="黑体"/>
         <w:b/>
         <w:bCs/>
         <w:i w:val="0"/>
@@ -11137,6 +11556,7 @@
     </w:tblStylePr>
     <w:tblStylePr w:type="lastRow">
       <w:rPr>
+        <w:rFonts w:eastAsia="黑体"/>
         <w:b/>
         <w:bCs/>
         <w:i w:val="0"/>
@@ -11158,6 +11578,7 @@
     </w:tblStylePr>
     <w:tblStylePr w:type="firstCol">
       <w:rPr>
+        <w:rFonts w:eastAsia="黑体"/>
         <w:b/>
         <w:bCs/>
         <w:i w:val="0"/>
@@ -11177,6 +11598,7 @@
     </w:tblStylePr>
     <w:tblStylePr w:type="lastCol">
       <w:rPr>
+        <w:rFonts w:eastAsia="黑体"/>
         <w:b/>
         <w:bCs/>
         <w:i w:val="0"/>
@@ -11257,6 +11679,7 @@
     </w:tcPr>
     <w:tblStylePr w:type="firstRow">
       <w:rPr>
+        <w:rFonts w:eastAsia="黑体"/>
         <w:b/>
         <w:bCs/>
         <w:i w:val="0"/>
@@ -11278,6 +11701,7 @@
     </w:tblStylePr>
     <w:tblStylePr w:type="lastRow">
       <w:rPr>
+        <w:rFonts w:eastAsia="黑体"/>
         <w:b/>
         <w:bCs/>
         <w:i w:val="0"/>
@@ -11299,6 +11723,7 @@
     </w:tblStylePr>
     <w:tblStylePr w:type="firstCol">
       <w:rPr>
+        <w:rFonts w:eastAsia="黑体"/>
         <w:b/>
         <w:bCs/>
         <w:i w:val="0"/>
@@ -11318,6 +11743,7 @@
     </w:tblStylePr>
     <w:tblStylePr w:type="lastCol">
       <w:rPr>
+        <w:rFonts w:eastAsia="黑体"/>
         <w:b/>
         <w:bCs/>
         <w:i w:val="0"/>
@@ -11398,6 +11824,7 @@
     </w:tcPr>
     <w:tblStylePr w:type="firstRow">
       <w:rPr>
+        <w:rFonts w:eastAsia="黑体"/>
         <w:b/>
         <w:bCs/>
         <w:i w:val="0"/>
@@ -11419,6 +11846,7 @@
     </w:tblStylePr>
     <w:tblStylePr w:type="lastRow">
       <w:rPr>
+        <w:rFonts w:eastAsia="黑体"/>
         <w:b/>
         <w:bCs/>
         <w:i w:val="0"/>
@@ -11440,6 +11868,7 @@
     </w:tblStylePr>
     <w:tblStylePr w:type="firstCol">
       <w:rPr>
+        <w:rFonts w:eastAsia="黑体"/>
         <w:b/>
         <w:bCs/>
         <w:i w:val="0"/>
@@ -11459,6 +11888,7 @@
     </w:tblStylePr>
     <w:tblStylePr w:type="lastCol">
       <w:rPr>
+        <w:rFonts w:eastAsia="黑体"/>
         <w:b/>
         <w:bCs/>
         <w:i w:val="0"/>
@@ -11539,6 +11969,7 @@
     </w:tcPr>
     <w:tblStylePr w:type="firstRow">
       <w:rPr>
+        <w:rFonts w:eastAsia="黑体"/>
         <w:b/>
         <w:bCs/>
         <w:i w:val="0"/>
@@ -11560,6 +11991,7 @@
     </w:tblStylePr>
     <w:tblStylePr w:type="lastRow">
       <w:rPr>
+        <w:rFonts w:eastAsia="黑体"/>
         <w:b/>
         <w:bCs/>
         <w:i w:val="0"/>
@@ -11581,6 +12013,7 @@
     </w:tblStylePr>
     <w:tblStylePr w:type="firstCol">
       <w:rPr>
+        <w:rFonts w:eastAsia="黑体"/>
         <w:b/>
         <w:bCs/>
         <w:i w:val="0"/>
@@ -11600,6 +12033,7 @@
     </w:tblStylePr>
     <w:tblStylePr w:type="lastCol">
       <w:rPr>
+        <w:rFonts w:eastAsia="黑体"/>
         <w:b/>
         <w:bCs/>
         <w:i w:val="0"/>
@@ -11680,6 +12114,7 @@
     </w:tcPr>
     <w:tblStylePr w:type="firstRow">
       <w:rPr>
+        <w:rFonts w:eastAsia="黑体"/>
         <w:b/>
         <w:bCs/>
         <w:i w:val="0"/>
@@ -11701,6 +12136,7 @@
     </w:tblStylePr>
     <w:tblStylePr w:type="lastRow">
       <w:rPr>
+        <w:rFonts w:eastAsia="黑体"/>
         <w:b/>
         <w:bCs/>
         <w:i w:val="0"/>
@@ -11722,6 +12158,7 @@
     </w:tblStylePr>
     <w:tblStylePr w:type="firstCol">
       <w:rPr>
+        <w:rFonts w:eastAsia="黑体"/>
         <w:b/>
         <w:bCs/>
         <w:i w:val="0"/>
@@ -11741,6 +12178,7 @@
     </w:tblStylePr>
     <w:tblStylePr w:type="lastCol">
       <w:rPr>
+        <w:rFonts w:eastAsia="黑体"/>
         <w:b/>
         <w:bCs/>
         <w:i w:val="0"/>
@@ -11821,6 +12259,7 @@
     </w:tcPr>
     <w:tblStylePr w:type="firstRow">
       <w:rPr>
+        <w:rFonts w:eastAsia="黑体"/>
         <w:b/>
         <w:bCs/>
         <w:i w:val="0"/>
@@ -11842,6 +12281,7 @@
     </w:tblStylePr>
     <w:tblStylePr w:type="lastRow">
       <w:rPr>
+        <w:rFonts w:eastAsia="黑体"/>
         <w:b/>
         <w:bCs/>
         <w:i w:val="0"/>
@@ -11863,6 +12303,7 @@
     </w:tblStylePr>
     <w:tblStylePr w:type="firstCol">
       <w:rPr>
+        <w:rFonts w:eastAsia="黑体"/>
         <w:b/>
         <w:bCs/>
         <w:i w:val="0"/>
@@ -11882,6 +12323,7 @@
     </w:tblStylePr>
     <w:tblStylePr w:type="lastCol">
       <w:rPr>
+        <w:rFonts w:eastAsia="黑体"/>
         <w:b/>
         <w:bCs/>
         <w:i w:val="0"/>
@@ -11939,6 +12381,7 @@
       <w:spacing w:after="0" w:line="240" w:lineRule="auto"/>
     </w:pPr>
     <w:rPr>
+      <w:rFonts w:eastAsia="黑体"/>
       <w:color w:themeColor="background1" w:val="FFFFFF"/>
     </w:rPr>
     <w:tblPr>
@@ -11957,6 +12400,7 @@
     </w:tcPr>
     <w:tblStylePr w:type="firstRow">
       <w:rPr>
+        <w:rFonts w:eastAsia="黑体"/>
         <w:b/>
         <w:bCs/>
       </w:rPr>
@@ -12053,6 +12497,7 @@
       <w:spacing w:after="0" w:line="240" w:lineRule="auto"/>
     </w:pPr>
     <w:rPr>
+      <w:rFonts w:eastAsia="黑体"/>
       <w:color w:themeColor="background1" w:val="FFFFFF"/>
     </w:rPr>
     <w:tblPr>
@@ -12071,6 +12516,7 @@
     </w:tcPr>
     <w:tblStylePr w:type="firstRow">
       <w:rPr>
+        <w:rFonts w:eastAsia="黑体"/>
         <w:b/>
         <w:bCs/>
       </w:rPr>
@@ -12167,6 +12613,7 @@
       <w:spacing w:after="0" w:line="240" w:lineRule="auto"/>
     </w:pPr>
     <w:rPr>
+      <w:rFonts w:eastAsia="黑体"/>
       <w:color w:themeColor="background1" w:val="FFFFFF"/>
     </w:rPr>
     <w:tblPr>
@@ -12185,6 +12632,7 @@
     </w:tcPr>
     <w:tblStylePr w:type="firstRow">
       <w:rPr>
+        <w:rFonts w:eastAsia="黑体"/>
         <w:b/>
         <w:bCs/>
       </w:rPr>
@@ -12281,6 +12729,7 @@
       <w:spacing w:after="0" w:line="240" w:lineRule="auto"/>
     </w:pPr>
     <w:rPr>
+      <w:rFonts w:eastAsia="黑体"/>
       <w:color w:themeColor="background1" w:val="FFFFFF"/>
     </w:rPr>
     <w:tblPr>
@@ -12299,6 +12748,7 @@
     </w:tcPr>
     <w:tblStylePr w:type="firstRow">
       <w:rPr>
+        <w:rFonts w:eastAsia="黑体"/>
         <w:b/>
         <w:bCs/>
       </w:rPr>
@@ -12395,6 +12845,7 @@
       <w:spacing w:after="0" w:line="240" w:lineRule="auto"/>
     </w:pPr>
     <w:rPr>
+      <w:rFonts w:eastAsia="黑体"/>
       <w:color w:themeColor="background1" w:val="FFFFFF"/>
     </w:rPr>
     <w:tblPr>
@@ -12413,6 +12864,7 @@
     </w:tcPr>
     <w:tblStylePr w:type="firstRow">
       <w:rPr>
+        <w:rFonts w:eastAsia="黑体"/>
         <w:b/>
         <w:bCs/>
       </w:rPr>
@@ -12509,6 +12961,7 @@
       <w:spacing w:after="0" w:line="240" w:lineRule="auto"/>
     </w:pPr>
     <w:rPr>
+      <w:rFonts w:eastAsia="黑体"/>
       <w:color w:themeColor="background1" w:val="FFFFFF"/>
     </w:rPr>
     <w:tblPr>
@@ -12527,6 +12980,7 @@
     </w:tcPr>
     <w:tblStylePr w:type="firstRow">
       <w:rPr>
+        <w:rFonts w:eastAsia="黑体"/>
         <w:b/>
         <w:bCs/>
       </w:rPr>
@@ -12623,6 +13077,7 @@
       <w:spacing w:after="0" w:line="240" w:lineRule="auto"/>
     </w:pPr>
     <w:rPr>
+      <w:rFonts w:eastAsia="黑体"/>
       <w:color w:themeColor="background1" w:val="FFFFFF"/>
     </w:rPr>
     <w:tblPr>
@@ -12641,6 +13096,7 @@
     </w:tcPr>
     <w:tblStylePr w:type="firstRow">
       <w:rPr>
+        <w:rFonts w:eastAsia="黑体"/>
         <w:b/>
         <w:bCs/>
       </w:rPr>
@@ -12737,6 +13193,7 @@
       <w:spacing w:after="0" w:line="240" w:lineRule="auto"/>
     </w:pPr>
     <w:rPr>
+      <w:rFonts w:eastAsia="黑体"/>
       <w:color w:themeColor="text1" w:val="000000"/>
     </w:rPr>
     <w:tblPr>
@@ -12763,6 +13220,7 @@
     </w:tcPr>
     <w:tblStylePr w:type="firstRow">
       <w:rPr>
+        <w:rFonts w:eastAsia="黑体"/>
         <w:b/>
         <w:bCs/>
       </w:rPr>
@@ -12781,6 +13239,7 @@
     </w:tblStylePr>
     <w:tblStylePr w:type="lastRow">
       <w:rPr>
+        <w:rFonts w:eastAsia="黑体"/>
         <w:b/>
         <w:bCs/>
         <w:color w:themeColor="background1" w:val="FFFFFF"/>
@@ -12795,6 +13254,7 @@
     </w:tblStylePr>
     <w:tblStylePr w:type="firstCol">
       <w:rPr>
+        <w:rFonts w:eastAsia="黑体"/>
         <w:color w:themeColor="background1" w:val="FFFFFF"/>
       </w:rPr>
       <w:tblPr/>
@@ -12812,6 +13272,7 @@
     </w:tblStylePr>
     <w:tblStylePr w:type="lastCol">
       <w:rPr>
+        <w:rFonts w:eastAsia="黑体"/>
         <w:color w:themeColor="background1" w:val="FFFFFF"/>
       </w:rPr>
       <w:tblPr/>
@@ -12841,11 +13302,13 @@
     </w:tblStylePr>
     <w:tblStylePr w:type="neCell">
       <w:rPr>
+        <w:rFonts w:eastAsia="黑体"/>
         <w:color w:themeColor="text1" w:val="000000"/>
       </w:rPr>
     </w:tblStylePr>
     <w:tblStylePr w:type="nwCell">
       <w:rPr>
+        <w:rFonts w:eastAsia="黑体"/>
         <w:color w:themeColor="text1" w:val="000000"/>
       </w:rPr>
     </w:tblStylePr>
@@ -12859,6 +13322,7 @@
       <w:spacing w:after="0" w:line="240" w:lineRule="auto"/>
     </w:pPr>
     <w:rPr>
+      <w:rFonts w:eastAsia="黑体"/>
       <w:color w:themeColor="text1" w:val="000000"/>
     </w:rPr>
     <w:tblPr>
@@ -12885,6 +13349,7 @@
     </w:tcPr>
     <w:tblStylePr w:type="firstRow">
       <w:rPr>
+        <w:rFonts w:eastAsia="黑体"/>
         <w:b/>
         <w:bCs/>
       </w:rPr>
@@ -12903,6 +13368,7 @@
     </w:tblStylePr>
     <w:tblStylePr w:type="lastRow">
       <w:rPr>
+        <w:rFonts w:eastAsia="黑体"/>
         <w:b/>
         <w:bCs/>
         <w:color w:themeColor="background1" w:val="FFFFFF"/>
@@ -12917,6 +13383,7 @@
     </w:tblStylePr>
     <w:tblStylePr w:type="firstCol">
       <w:rPr>
+        <w:rFonts w:eastAsia="黑体"/>
         <w:color w:themeColor="background1" w:val="FFFFFF"/>
       </w:rPr>
       <w:tblPr/>
@@ -12934,6 +13401,7 @@
     </w:tblStylePr>
     <w:tblStylePr w:type="lastCol">
       <w:rPr>
+        <w:rFonts w:eastAsia="黑体"/>
         <w:color w:themeColor="background1" w:val="FFFFFF"/>
       </w:rPr>
       <w:tblPr/>
@@ -12963,11 +13431,13 @@
     </w:tblStylePr>
     <w:tblStylePr w:type="neCell">
       <w:rPr>
+        <w:rFonts w:eastAsia="黑体"/>
         <w:color w:themeColor="text1" w:val="000000"/>
       </w:rPr>
     </w:tblStylePr>
     <w:tblStylePr w:type="nwCell">
       <w:rPr>
+        <w:rFonts w:eastAsia="黑体"/>
         <w:color w:themeColor="text1" w:val="000000"/>
       </w:rPr>
     </w:tblStylePr>
@@ -12981,6 +13451,7 @@
       <w:spacing w:after="0" w:line="240" w:lineRule="auto"/>
     </w:pPr>
     <w:rPr>
+      <w:rFonts w:eastAsia="黑体"/>
       <w:color w:themeColor="text1" w:val="000000"/>
     </w:rPr>
     <w:tblPr>
@@ -13007,6 +13478,7 @@
     </w:tcPr>
     <w:tblStylePr w:type="firstRow">
       <w:rPr>
+        <w:rFonts w:eastAsia="黑体"/>
         <w:b/>
         <w:bCs/>
       </w:rPr>
@@ -13025,6 +13497,7 @@
     </w:tblStylePr>
     <w:tblStylePr w:type="lastRow">
       <w:rPr>
+        <w:rFonts w:eastAsia="黑体"/>
         <w:b/>
         <w:bCs/>
         <w:color w:themeColor="background1" w:val="FFFFFF"/>
@@ -13039,6 +13512,7 @@
     </w:tblStylePr>
     <w:tblStylePr w:type="firstCol">
       <w:rPr>
+        <w:rFonts w:eastAsia="黑体"/>
         <w:color w:themeColor="background1" w:val="FFFFFF"/>
       </w:rPr>
       <w:tblPr/>
@@ -13056,6 +13530,7 @@
     </w:tblStylePr>
     <w:tblStylePr w:type="lastCol">
       <w:rPr>
+        <w:rFonts w:eastAsia="黑体"/>
         <w:color w:themeColor="background1" w:val="FFFFFF"/>
       </w:rPr>
       <w:tblPr/>
@@ -13085,11 +13560,13 @@
     </w:tblStylePr>
     <w:tblStylePr w:type="neCell">
       <w:rPr>
+        <w:rFonts w:eastAsia="黑体"/>
         <w:color w:themeColor="text1" w:val="000000"/>
       </w:rPr>
     </w:tblStylePr>
     <w:tblStylePr w:type="nwCell">
       <w:rPr>
+        <w:rFonts w:eastAsia="黑体"/>
         <w:color w:themeColor="text1" w:val="000000"/>
       </w:rPr>
     </w:tblStylePr>
@@ -13103,6 +13580,7 @@
       <w:spacing w:after="0" w:line="240" w:lineRule="auto"/>
     </w:pPr>
     <w:rPr>
+      <w:rFonts w:eastAsia="黑体"/>
       <w:color w:themeColor="text1" w:val="000000"/>
     </w:rPr>
     <w:tblPr>
@@ -13129,6 +13607,7 @@
     </w:tcPr>
     <w:tblStylePr w:type="firstRow">
       <w:rPr>
+        <w:rFonts w:eastAsia="黑体"/>
         <w:b/>
         <w:bCs/>
       </w:rPr>
@@ -13147,6 +13626,7 @@
     </w:tblStylePr>
     <w:tblStylePr w:type="lastRow">
       <w:rPr>
+        <w:rFonts w:eastAsia="黑体"/>
         <w:b/>
         <w:bCs/>
         <w:color w:themeColor="background1" w:val="FFFFFF"/>
@@ -13161,6 +13641,7 @@
     </w:tblStylePr>
     <w:tblStylePr w:type="firstCol">
       <w:rPr>
+        <w:rFonts w:eastAsia="黑体"/>
         <w:color w:themeColor="background1" w:val="FFFFFF"/>
       </w:rPr>
       <w:tblPr/>
@@ -13178,6 +13659,7 @@
     </w:tblStylePr>
     <w:tblStylePr w:type="lastCol">
       <w:rPr>
+        <w:rFonts w:eastAsia="黑体"/>
         <w:color w:themeColor="background1" w:val="FFFFFF"/>
       </w:rPr>
       <w:tblPr/>
@@ -13215,6 +13697,7 @@
       <w:spacing w:after="0" w:line="240" w:lineRule="auto"/>
     </w:pPr>
     <w:rPr>
+      <w:rFonts w:eastAsia="黑体"/>
       <w:color w:themeColor="text1" w:val="000000"/>
     </w:rPr>
     <w:tblPr>
@@ -13241,6 +13724,7 @@
     </w:tcPr>
     <w:tblStylePr w:type="firstRow">
       <w:rPr>
+        <w:rFonts w:eastAsia="黑体"/>
         <w:b/>
         <w:bCs/>
       </w:rPr>
@@ -13259,6 +13743,7 @@
     </w:tblStylePr>
     <w:tblStylePr w:type="lastRow">
       <w:rPr>
+        <w:rFonts w:eastAsia="黑体"/>
         <w:b/>
         <w:bCs/>
         <w:color w:themeColor="background1" w:val="FFFFFF"/>
@@ -13273,6 +13758,7 @@
     </w:tblStylePr>
     <w:tblStylePr w:type="firstCol">
       <w:rPr>
+        <w:rFonts w:eastAsia="黑体"/>
         <w:color w:themeColor="background1" w:val="FFFFFF"/>
       </w:rPr>
       <w:tblPr/>
@@ -13290,6 +13776,7 @@
     </w:tblStylePr>
     <w:tblStylePr w:type="lastCol">
       <w:rPr>
+        <w:rFonts w:eastAsia="黑体"/>
         <w:color w:themeColor="background1" w:val="FFFFFF"/>
       </w:rPr>
       <w:tblPr/>
@@ -13319,11 +13806,13 @@
     </w:tblStylePr>
     <w:tblStylePr w:type="neCell">
       <w:rPr>
+        <w:rFonts w:eastAsia="黑体"/>
         <w:color w:themeColor="text1" w:val="000000"/>
       </w:rPr>
     </w:tblStylePr>
     <w:tblStylePr w:type="nwCell">
       <w:rPr>
+        <w:rFonts w:eastAsia="黑体"/>
         <w:color w:themeColor="text1" w:val="000000"/>
       </w:rPr>
     </w:tblStylePr>
@@ -13337,6 +13826,7 @@
       <w:spacing w:after="0" w:line="240" w:lineRule="auto"/>
     </w:pPr>
     <w:rPr>
+      <w:rFonts w:eastAsia="黑体"/>
       <w:color w:themeColor="text1" w:val="000000"/>
     </w:rPr>
     <w:tblPr>
@@ -13363,6 +13853,7 @@
     </w:tcPr>
     <w:tblStylePr w:type="firstRow">
       <w:rPr>
+        <w:rFonts w:eastAsia="黑体"/>
         <w:b/>
         <w:bCs/>
       </w:rPr>
@@ -13381,6 +13872,7 @@
     </w:tblStylePr>
     <w:tblStylePr w:type="lastRow">
       <w:rPr>
+        <w:rFonts w:eastAsia="黑体"/>
         <w:b/>
         <w:bCs/>
         <w:color w:themeColor="background1" w:val="FFFFFF"/>
@@ -13395,6 +13887,7 @@
     </w:tblStylePr>
     <w:tblStylePr w:type="firstCol">
       <w:rPr>
+        <w:rFonts w:eastAsia="黑体"/>
         <w:color w:themeColor="background1" w:val="FFFFFF"/>
       </w:rPr>
       <w:tblPr/>
@@ -13412,6 +13905,7 @@
     </w:tblStylePr>
     <w:tblStylePr w:type="lastCol">
       <w:rPr>
+        <w:rFonts w:eastAsia="黑体"/>
         <w:color w:themeColor="background1" w:val="FFFFFF"/>
       </w:rPr>
       <w:tblPr/>
@@ -13441,11 +13935,13 @@
     </w:tblStylePr>
     <w:tblStylePr w:type="neCell">
       <w:rPr>
+        <w:rFonts w:eastAsia="黑体"/>
         <w:color w:themeColor="text1" w:val="000000"/>
       </w:rPr>
     </w:tblStylePr>
     <w:tblStylePr w:type="nwCell">
       <w:rPr>
+        <w:rFonts w:eastAsia="黑体"/>
         <w:color w:themeColor="text1" w:val="000000"/>
       </w:rPr>
     </w:tblStylePr>
@@ -13459,6 +13955,7 @@
       <w:spacing w:after="0" w:line="240" w:lineRule="auto"/>
     </w:pPr>
     <w:rPr>
+      <w:rFonts w:eastAsia="黑体"/>
       <w:color w:themeColor="text1" w:val="000000"/>
     </w:rPr>
     <w:tblPr>
@@ -13485,6 +13982,7 @@
     </w:tcPr>
     <w:tblStylePr w:type="firstRow">
       <w:rPr>
+        <w:rFonts w:eastAsia="黑体"/>
         <w:b/>
         <w:bCs/>
       </w:rPr>
@@ -13503,6 +14001,7 @@
     </w:tblStylePr>
     <w:tblStylePr w:type="lastRow">
       <w:rPr>
+        <w:rFonts w:eastAsia="黑体"/>
         <w:b/>
         <w:bCs/>
         <w:color w:themeColor="background1" w:val="FFFFFF"/>
@@ -13517,6 +14016,7 @@
     </w:tblStylePr>
     <w:tblStylePr w:type="firstCol">
       <w:rPr>
+        <w:rFonts w:eastAsia="黑体"/>
         <w:color w:themeColor="background1" w:val="FFFFFF"/>
       </w:rPr>
       <w:tblPr/>
@@ -13534,6 +14034,7 @@
     </w:tblStylePr>
     <w:tblStylePr w:type="lastCol">
       <w:rPr>
+        <w:rFonts w:eastAsia="黑体"/>
         <w:color w:themeColor="background1" w:val="FFFFFF"/>
       </w:rPr>
       <w:tblPr/>
@@ -13563,11 +14064,13 @@
     </w:tblStylePr>
     <w:tblStylePr w:type="neCell">
       <w:rPr>
+        <w:rFonts w:eastAsia="黑体"/>
         <w:color w:themeColor="text1" w:val="000000"/>
       </w:rPr>
     </w:tblStylePr>
     <w:tblStylePr w:type="nwCell">
       <w:rPr>
+        <w:rFonts w:eastAsia="黑体"/>
         <w:color w:themeColor="text1" w:val="000000"/>
       </w:rPr>
     </w:tblStylePr>
@@ -13581,6 +14084,7 @@
       <w:spacing w:after="0" w:line="240" w:lineRule="auto"/>
     </w:pPr>
     <w:rPr>
+      <w:rFonts w:eastAsia="黑体"/>
       <w:color w:themeColor="text1" w:val="000000"/>
     </w:rPr>
     <w:tblPr>
@@ -13599,6 +14103,7 @@
     </w:tcPr>
     <w:tblStylePr w:type="firstRow">
       <w:rPr>
+        <w:rFonts w:eastAsia="黑体"/>
         <w:b/>
         <w:bCs/>
         <w:color w:themeColor="background1" w:val="FFFFFF"/>
@@ -13613,6 +14118,7 @@
     </w:tblStylePr>
     <w:tblStylePr w:type="lastRow">
       <w:rPr>
+        <w:rFonts w:eastAsia="黑体"/>
         <w:b/>
         <w:bCs/>
         <w:color w:themeColor="accent2" w:themeShade="CC" w:val="9E3A38"/>
@@ -13627,12 +14133,14 @@
     </w:tblStylePr>
     <w:tblStylePr w:type="firstCol">
       <w:rPr>
+        <w:rFonts w:eastAsia="黑体"/>
         <w:b/>
         <w:bCs/>
       </w:rPr>
     </w:tblStylePr>
     <w:tblStylePr w:type="lastCol">
       <w:rPr>
+        <w:rFonts w:eastAsia="黑体"/>
         <w:b/>
         <w:bCs/>
       </w:rPr>
@@ -13667,6 +14175,7 @@
       <w:spacing w:after="0" w:line="240" w:lineRule="auto"/>
     </w:pPr>
     <w:rPr>
+      <w:rFonts w:eastAsia="黑体"/>
       <w:color w:themeColor="text1" w:val="000000"/>
     </w:rPr>
     <w:tblPr>
@@ -13685,6 +14194,7 @@
     </w:tcPr>
     <w:tblStylePr w:type="firstRow">
       <w:rPr>
+        <w:rFonts w:eastAsia="黑体"/>
         <w:b/>
         <w:bCs/>
         <w:color w:themeColor="background1" w:val="FFFFFF"/>
@@ -13699,6 +14209,7 @@
     </w:tblStylePr>
     <w:tblStylePr w:type="lastRow">
       <w:rPr>
+        <w:rFonts w:eastAsia="黑体"/>
         <w:b/>
         <w:bCs/>
         <w:color w:themeColor="accent2" w:themeShade="CC" w:val="9E3A38"/>
@@ -13713,12 +14224,14 @@
     </w:tblStylePr>
     <w:tblStylePr w:type="firstCol">
       <w:rPr>
+        <w:rFonts w:eastAsia="黑体"/>
         <w:b/>
         <w:bCs/>
       </w:rPr>
     </w:tblStylePr>
     <w:tblStylePr w:type="lastCol">
       <w:rPr>
+        <w:rFonts w:eastAsia="黑体"/>
         <w:b/>
         <w:bCs/>
       </w:rPr>
@@ -13753,6 +14266,7 @@
       <w:spacing w:after="0" w:line="240" w:lineRule="auto"/>
     </w:pPr>
     <w:rPr>
+      <w:rFonts w:eastAsia="黑体"/>
       <w:color w:themeColor="text1" w:val="000000"/>
     </w:rPr>
     <w:tblPr>
@@ -13771,6 +14285,7 @@
     </w:tcPr>
     <w:tblStylePr w:type="firstRow">
       <w:rPr>
+        <w:rFonts w:eastAsia="黑体"/>
         <w:b/>
         <w:bCs/>
         <w:color w:themeColor="background1" w:val="FFFFFF"/>
@@ -13785,6 +14300,7 @@
     </w:tblStylePr>
     <w:tblStylePr w:type="lastRow">
       <w:rPr>
+        <w:rFonts w:eastAsia="黑体"/>
         <w:b/>
         <w:bCs/>
         <w:color w:themeColor="accent2" w:themeShade="CC" w:val="9E3A38"/>
@@ -13799,12 +14315,14 @@
     </w:tblStylePr>
     <w:tblStylePr w:type="firstCol">
       <w:rPr>
+        <w:rFonts w:eastAsia="黑体"/>
         <w:b/>
         <w:bCs/>
       </w:rPr>
     </w:tblStylePr>
     <w:tblStylePr w:type="lastCol">
       <w:rPr>
+        <w:rFonts w:eastAsia="黑体"/>
         <w:b/>
         <w:bCs/>
       </w:rPr>
@@ -13839,6 +14357,7 @@
       <w:spacing w:after="0" w:line="240" w:lineRule="auto"/>
     </w:pPr>
     <w:rPr>
+      <w:rFonts w:eastAsia="黑体"/>
       <w:color w:themeColor="text1" w:val="000000"/>
     </w:rPr>
     <w:tblPr>
@@ -13857,6 +14376,7 @@
     </w:tcPr>
     <w:tblStylePr w:type="firstRow">
       <w:rPr>
+        <w:rFonts w:eastAsia="黑体"/>
         <w:b/>
         <w:bCs/>
         <w:color w:themeColor="background1" w:val="FFFFFF"/>
@@ -13871,6 +14391,7 @@
     </w:tblStylePr>
     <w:tblStylePr w:type="lastRow">
       <w:rPr>
+        <w:rFonts w:eastAsia="黑体"/>
         <w:b/>
         <w:bCs/>
         <w:color w:themeColor="accent4" w:themeShade="CC" w:val="664E82"/>
@@ -13885,12 +14406,14 @@
     </w:tblStylePr>
     <w:tblStylePr w:type="firstCol">
       <w:rPr>
+        <w:rFonts w:eastAsia="黑体"/>
         <w:b/>
         <w:bCs/>
       </w:rPr>
     </w:tblStylePr>
     <w:tblStylePr w:type="lastCol">
       <w:rPr>
+        <w:rFonts w:eastAsia="黑体"/>
         <w:b/>
         <w:bCs/>
       </w:rPr>
@@ -13925,6 +14448,7 @@
       <w:spacing w:after="0" w:line="240" w:lineRule="auto"/>
     </w:pPr>
     <w:rPr>
+      <w:rFonts w:eastAsia="黑体"/>
       <w:color w:themeColor="text1" w:val="000000"/>
     </w:rPr>
     <w:tblPr>
@@ -13943,6 +14467,7 @@
     </w:tcPr>
     <w:tblStylePr w:type="firstRow">
       <w:rPr>
+        <w:rFonts w:eastAsia="黑体"/>
         <w:b/>
         <w:bCs/>
         <w:color w:themeColor="background1" w:val="FFFFFF"/>
@@ -13957,6 +14482,7 @@
     </w:tblStylePr>
     <w:tblStylePr w:type="lastRow">
       <w:rPr>
+        <w:rFonts w:eastAsia="黑体"/>
         <w:b/>
         <w:bCs/>
         <w:color w:themeColor="accent3" w:themeShade="CC" w:val="7E9C40"/>
@@ -13971,12 +14497,14 @@
     </w:tblStylePr>
     <w:tblStylePr w:type="firstCol">
       <w:rPr>
+        <w:rFonts w:eastAsia="黑体"/>
         <w:b/>
         <w:bCs/>
       </w:rPr>
     </w:tblStylePr>
     <w:tblStylePr w:type="lastCol">
       <w:rPr>
+        <w:rFonts w:eastAsia="黑体"/>
         <w:b/>
         <w:bCs/>
       </w:rPr>
@@ -14011,6 +14539,7 @@
       <w:spacing w:after="0" w:line="240" w:lineRule="auto"/>
     </w:pPr>
     <w:rPr>
+      <w:rFonts w:eastAsia="黑体"/>
       <w:color w:themeColor="text1" w:val="000000"/>
     </w:rPr>
     <w:tblPr>
@@ -14029,6 +14558,7 @@
     </w:tcPr>
     <w:tblStylePr w:type="firstRow">
       <w:rPr>
+        <w:rFonts w:eastAsia="黑体"/>
         <w:b/>
         <w:bCs/>
         <w:color w:themeColor="background1" w:val="FFFFFF"/>
@@ -14043,6 +14573,7 @@
     </w:tblStylePr>
     <w:tblStylePr w:type="lastRow">
       <w:rPr>
+        <w:rFonts w:eastAsia="黑体"/>
         <w:b/>
         <w:bCs/>
         <w:color w:themeColor="accent6" w:themeShade="CC" w:val="F2730A"/>
@@ -14057,12 +14588,14 @@
     </w:tblStylePr>
     <w:tblStylePr w:type="firstCol">
       <w:rPr>
+        <w:rFonts w:eastAsia="黑体"/>
         <w:b/>
         <w:bCs/>
       </w:rPr>
     </w:tblStylePr>
     <w:tblStylePr w:type="lastCol">
       <w:rPr>
+        <w:rFonts w:eastAsia="黑体"/>
         <w:b/>
         <w:bCs/>
       </w:rPr>
@@ -14097,6 +14630,7 @@
       <w:spacing w:after="0" w:line="240" w:lineRule="auto"/>
     </w:pPr>
     <w:rPr>
+      <w:rFonts w:eastAsia="黑体"/>
       <w:color w:themeColor="text1" w:val="000000"/>
     </w:rPr>
     <w:tblPr>
@@ -14115,6 +14649,7 @@
     </w:tcPr>
     <w:tblStylePr w:type="firstRow">
       <w:rPr>
+        <w:rFonts w:eastAsia="黑体"/>
         <w:b/>
         <w:bCs/>
         <w:color w:themeColor="background1" w:val="FFFFFF"/>
@@ -14129,6 +14664,7 @@
     </w:tblStylePr>
     <w:tblStylePr w:type="lastRow">
       <w:rPr>
+        <w:rFonts w:eastAsia="黑体"/>
         <w:b/>
         <w:bCs/>
         <w:color w:themeColor="accent5" w:themeShade="CC" w:val="348DA5"/>
@@ -14143,12 +14679,14 @@
     </w:tblStylePr>
     <w:tblStylePr w:type="firstCol">
       <w:rPr>
+        <w:rFonts w:eastAsia="黑体"/>
         <w:b/>
         <w:bCs/>
       </w:rPr>
     </w:tblStylePr>
     <w:tblStylePr w:type="lastCol">
       <w:rPr>
+        <w:rFonts w:eastAsia="黑体"/>
         <w:b/>
         <w:bCs/>
       </w:rPr>
@@ -14183,6 +14721,7 @@
       <w:spacing w:after="0" w:line="240" w:lineRule="auto"/>
     </w:pPr>
     <w:rPr>
+      <w:rFonts w:eastAsia="黑体"/>
       <w:color w:themeColor="text1" w:val="000000"/>
     </w:rPr>
     <w:tblPr>
@@ -14204,6 +14743,7 @@
     </w:tcPr>
     <w:tblStylePr w:type="firstRow">
       <w:rPr>
+        <w:rFonts w:eastAsia="黑体"/>
         <w:b/>
         <w:bCs/>
       </w:rPr>
@@ -14214,6 +14754,7 @@
     </w:tblStylePr>
     <w:tblStylePr w:type="lastRow">
       <w:rPr>
+        <w:rFonts w:eastAsia="黑体"/>
         <w:b/>
         <w:bCs/>
         <w:color w:themeColor="text1" w:val="000000"/>
@@ -14225,6 +14766,7 @@
     </w:tblStylePr>
     <w:tblStylePr w:type="firstCol">
       <w:rPr>
+        <w:rFonts w:eastAsia="黑体"/>
         <w:color w:themeColor="background1" w:val="FFFFFF"/>
       </w:rPr>
       <w:tblPr/>
@@ -14234,6 +14776,7 @@
     </w:tblStylePr>
     <w:tblStylePr w:type="lastCol">
       <w:rPr>
+        <w:rFonts w:eastAsia="黑体"/>
         <w:color w:themeColor="background1" w:val="FFFFFF"/>
       </w:rPr>
       <w:tblPr/>
@@ -14263,6 +14806,7 @@
       <w:spacing w:after="0" w:line="240" w:lineRule="auto"/>
     </w:pPr>
     <w:rPr>
+      <w:rFonts w:eastAsia="黑体"/>
       <w:color w:themeColor="text1" w:val="000000"/>
     </w:rPr>
     <w:tblPr>
@@ -14284,6 +14828,7 @@
     </w:tcPr>
     <w:tblStylePr w:type="firstRow">
       <w:rPr>
+        <w:rFonts w:eastAsia="黑体"/>
         <w:b/>
         <w:bCs/>
       </w:rPr>
@@ -14294,6 +14839,7 @@
     </w:tblStylePr>
     <w:tblStylePr w:type="lastRow">
       <w:rPr>
+        <w:rFonts w:eastAsia="黑体"/>
         <w:b/>
         <w:bCs/>
         <w:color w:themeColor="text1" w:val="000000"/>
@@ -14305,6 +14851,7 @@
     </w:tblStylePr>
     <w:tblStylePr w:type="firstCol">
       <w:rPr>
+        <w:rFonts w:eastAsia="黑体"/>
         <w:color w:themeColor="background1" w:val="FFFFFF"/>
       </w:rPr>
       <w:tblPr/>
@@ -14314,6 +14861,7 @@
     </w:tblStylePr>
     <w:tblStylePr w:type="lastCol">
       <w:rPr>
+        <w:rFonts w:eastAsia="黑体"/>
         <w:color w:themeColor="background1" w:val="FFFFFF"/>
       </w:rPr>
       <w:tblPr/>
@@ -14343,6 +14891,7 @@
       <w:spacing w:after="0" w:line="240" w:lineRule="auto"/>
     </w:pPr>
     <w:rPr>
+      <w:rFonts w:eastAsia="黑体"/>
       <w:color w:themeColor="text1" w:val="000000"/>
     </w:rPr>
     <w:tblPr>
@@ -14364,6 +14913,7 @@
     </w:tcPr>
     <w:tblStylePr w:type="firstRow">
       <w:rPr>
+        <w:rFonts w:eastAsia="黑体"/>
         <w:b/>
         <w:bCs/>
       </w:rPr>
@@ -14374,6 +14924,7 @@
     </w:tblStylePr>
     <w:tblStylePr w:type="lastRow">
       <w:rPr>
+        <w:rFonts w:eastAsia="黑体"/>
         <w:b/>
         <w:bCs/>
         <w:color w:themeColor="text1" w:val="000000"/>
@@ -14385,6 +14936,7 @@
     </w:tblStylePr>
     <w:tblStylePr w:type="firstCol">
       <w:rPr>
+        <w:rFonts w:eastAsia="黑体"/>
         <w:color w:themeColor="background1" w:val="FFFFFF"/>
       </w:rPr>
       <w:tblPr/>
@@ -14394,6 +14946,7 @@
     </w:tblStylePr>
     <w:tblStylePr w:type="lastCol">
       <w:rPr>
+        <w:rFonts w:eastAsia="黑体"/>
         <w:color w:themeColor="background1" w:val="FFFFFF"/>
       </w:rPr>
       <w:tblPr/>
@@ -14423,6 +14976,7 @@
       <w:spacing w:after="0" w:line="240" w:lineRule="auto"/>
     </w:pPr>
     <w:rPr>
+      <w:rFonts w:eastAsia="黑体"/>
       <w:color w:themeColor="text1" w:val="000000"/>
     </w:rPr>
     <w:tblPr>
@@ -14444,6 +14998,7 @@
     </w:tcPr>
     <w:tblStylePr w:type="firstRow">
       <w:rPr>
+        <w:rFonts w:eastAsia="黑体"/>
         <w:b/>
         <w:bCs/>
       </w:rPr>
@@ -14454,6 +15009,7 @@
     </w:tblStylePr>
     <w:tblStylePr w:type="lastRow">
       <w:rPr>
+        <w:rFonts w:eastAsia="黑体"/>
         <w:b/>
         <w:bCs/>
         <w:color w:themeColor="text1" w:val="000000"/>
@@ -14465,6 +15021,7 @@
     </w:tblStylePr>
     <w:tblStylePr w:type="firstCol">
       <w:rPr>
+        <w:rFonts w:eastAsia="黑体"/>
         <w:color w:themeColor="background1" w:val="FFFFFF"/>
       </w:rPr>
       <w:tblPr/>
@@ -14474,6 +15031,7 @@
     </w:tblStylePr>
     <w:tblStylePr w:type="lastCol">
       <w:rPr>
+        <w:rFonts w:eastAsia="黑体"/>
         <w:color w:themeColor="background1" w:val="FFFFFF"/>
       </w:rPr>
       <w:tblPr/>
@@ -14503,6 +15061,7 @@
       <w:spacing w:after="0" w:line="240" w:lineRule="auto"/>
     </w:pPr>
     <w:rPr>
+      <w:rFonts w:eastAsia="黑体"/>
       <w:color w:themeColor="text1" w:val="000000"/>
     </w:rPr>
     <w:tblPr>
@@ -14524,6 +15083,7 @@
     </w:tcPr>
     <w:tblStylePr w:type="firstRow">
       <w:rPr>
+        <w:rFonts w:eastAsia="黑体"/>
         <w:b/>
         <w:bCs/>
       </w:rPr>
@@ -14534,6 +15094,7 @@
     </w:tblStylePr>
     <w:tblStylePr w:type="lastRow">
       <w:rPr>
+        <w:rFonts w:eastAsia="黑体"/>
         <w:b/>
         <w:bCs/>
         <w:color w:themeColor="text1" w:val="000000"/>
@@ -14545,6 +15106,7 @@
     </w:tblStylePr>
     <w:tblStylePr w:type="firstCol">
       <w:rPr>
+        <w:rFonts w:eastAsia="黑体"/>
         <w:color w:themeColor="background1" w:val="FFFFFF"/>
       </w:rPr>
       <w:tblPr/>
@@ -14554,6 +15116,7 @@
     </w:tblStylePr>
     <w:tblStylePr w:type="lastCol">
       <w:rPr>
+        <w:rFonts w:eastAsia="黑体"/>
         <w:color w:themeColor="background1" w:val="FFFFFF"/>
       </w:rPr>
       <w:tblPr/>
@@ -14583,6 +15146,7 @@
       <w:spacing w:after="0" w:line="240" w:lineRule="auto"/>
     </w:pPr>
     <w:rPr>
+      <w:rFonts w:eastAsia="黑体"/>
       <w:color w:themeColor="text1" w:val="000000"/>
     </w:rPr>
     <w:tblPr>
@@ -14604,6 +15168,7 @@
     </w:tcPr>
     <w:tblStylePr w:type="firstRow">
       <w:rPr>
+        <w:rFonts w:eastAsia="黑体"/>
         <w:b/>
         <w:bCs/>
       </w:rPr>
@@ -14614,6 +15179,7 @@
     </w:tblStylePr>
     <w:tblStylePr w:type="lastRow">
       <w:rPr>
+        <w:rFonts w:eastAsia="黑体"/>
         <w:b/>
         <w:bCs/>
         <w:color w:themeColor="text1" w:val="000000"/>
@@ -14625,6 +15191,7 @@
     </w:tblStylePr>
     <w:tblStylePr w:type="firstCol">
       <w:rPr>
+        <w:rFonts w:eastAsia="黑体"/>
         <w:color w:themeColor="background1" w:val="FFFFFF"/>
       </w:rPr>
       <w:tblPr/>
@@ -14634,6 +15201,7 @@
     </w:tblStylePr>
     <w:tblStylePr w:type="lastCol">
       <w:rPr>
+        <w:rFonts w:eastAsia="黑体"/>
         <w:color w:themeColor="background1" w:val="FFFFFF"/>
       </w:rPr>
       <w:tblPr/>
@@ -14663,6 +15231,7 @@
       <w:spacing w:after="0" w:line="240" w:lineRule="auto"/>
     </w:pPr>
     <w:rPr>
+      <w:rFonts w:eastAsia="黑体"/>
       <w:color w:themeColor="text1" w:val="000000"/>
     </w:rPr>
     <w:tblPr>
@@ -14684,6 +15253,7 @@
     </w:tcPr>
     <w:tblStylePr w:type="firstRow">
       <w:rPr>
+        <w:rFonts w:eastAsia="黑体"/>
         <w:b/>
         <w:bCs/>
       </w:rPr>
@@ -14694,6 +15264,7 @@
     </w:tblStylePr>
     <w:tblStylePr w:type="lastRow">
       <w:rPr>
+        <w:rFonts w:eastAsia="黑体"/>
         <w:b/>
         <w:bCs/>
         <w:color w:themeColor="text1" w:val="000000"/>
@@ -14705,6 +15276,7 @@
     </w:tblStylePr>
     <w:tblStylePr w:type="firstCol">
       <w:rPr>
+        <w:rFonts w:eastAsia="黑体"/>
         <w:color w:themeColor="background1" w:val="FFFFFF"/>
       </w:rPr>
       <w:tblPr/>
@@ -14714,6 +15286,7 @@
     </w:tblStylePr>
     <w:tblStylePr w:type="lastCol">
       <w:rPr>
+        <w:rFonts w:eastAsia="黑体"/>
         <w:color w:themeColor="background1" w:val="FFFFFF"/>
       </w:rPr>
       <w:tblPr/>
@@ -14746,6 +15319,7 @@
     <w:name w:val="KeywordTok"/>
     <w:basedOn w:val="VerbatimChar"/>
     <w:rPr>
+      <w:rFonts w:eastAsia="黑体"/>
       <w:b/>
       <w:color w:val="007020"/>
     </w:rPr>
@@ -14754,6 +15328,7 @@
     <w:name w:val="DataTypeTok"/>
     <w:basedOn w:val="VerbatimChar"/>
     <w:rPr>
+      <w:rFonts w:eastAsia="黑体"/>
       <w:color w:val="902000"/>
     </w:rPr>
   </w:style>
@@ -14761,6 +15336,7 @@
     <w:name w:val="DecValTok"/>
     <w:basedOn w:val="VerbatimChar"/>
     <w:rPr>
+      <w:rFonts w:eastAsia="黑体"/>
       <w:color w:val="40a070"/>
     </w:rPr>
   </w:style>
@@ -14768,6 +15344,7 @@
     <w:name w:val="BaseNTok"/>
     <w:basedOn w:val="VerbatimChar"/>
     <w:rPr>
+      <w:rFonts w:eastAsia="黑体"/>
       <w:color w:val="40a070"/>
     </w:rPr>
   </w:style>
@@ -14775,6 +15352,7 @@
     <w:name w:val="FloatTok"/>
     <w:basedOn w:val="VerbatimChar"/>
     <w:rPr>
+      <w:rFonts w:eastAsia="黑体"/>
       <w:color w:val="40a070"/>
     </w:rPr>
   </w:style>
@@ -14782,6 +15360,7 @@
     <w:name w:val="ConstantTok"/>
     <w:basedOn w:val="VerbatimChar"/>
     <w:rPr>
+      <w:rFonts w:eastAsia="黑体"/>
       <w:color w:val="880000"/>
     </w:rPr>
   </w:style>
@@ -14789,6 +15368,7 @@
     <w:name w:val="CharTok"/>
     <w:basedOn w:val="VerbatimChar"/>
     <w:rPr>
+      <w:rFonts w:eastAsia="黑体"/>
       <w:color w:val="4070a0"/>
     </w:rPr>
   </w:style>
@@ -14796,6 +15376,7 @@
     <w:name w:val="SpecialCharTok"/>
     <w:basedOn w:val="VerbatimChar"/>
     <w:rPr>
+      <w:rFonts w:eastAsia="黑体"/>
       <w:color w:val="4070a0"/>
     </w:rPr>
   </w:style>
@@ -14803,6 +15384,7 @@
     <w:name w:val="StringTok"/>
     <w:basedOn w:val="VerbatimChar"/>
     <w:rPr>
+      <w:rFonts w:eastAsia="黑体"/>
       <w:color w:val="4070a0"/>
     </w:rPr>
   </w:style>
@@ -14810,6 +15392,7 @@
     <w:name w:val="VerbatimStringTok"/>
     <w:basedOn w:val="VerbatimChar"/>
     <w:rPr>
+      <w:rFonts w:eastAsia="黑体"/>
       <w:color w:val="4070a0"/>
     </w:rPr>
   </w:style>
@@ -14817,6 +15400,7 @@
     <w:name w:val="SpecialStringTok"/>
     <w:basedOn w:val="VerbatimChar"/>
     <w:rPr>
+      <w:rFonts w:eastAsia="黑体"/>
       <w:color w:val="bb6688"/>
     </w:rPr>
   </w:style>
@@ -14824,6 +15408,7 @@
     <w:name w:val="ImportTok"/>
     <w:basedOn w:val="VerbatimChar"/>
     <w:rPr>
+      <w:rFonts w:eastAsia="黑体"/>
       <w:b/>
       <w:color w:val="008000"/>
     </w:rPr>
@@ -14832,6 +15417,7 @@
     <w:name w:val="CommentTok"/>
     <w:basedOn w:val="VerbatimChar"/>
     <w:rPr>
+      <w:rFonts w:eastAsia="黑体"/>
       <w:i/>
       <w:color w:val="60a0b0"/>
     </w:rPr>
@@ -14840,6 +15426,7 @@
     <w:name w:val="DocumentationTok"/>
     <w:basedOn w:val="VerbatimChar"/>
     <w:rPr>
+      <w:rFonts w:eastAsia="黑体"/>
       <w:i/>
       <w:color w:val="ba2121"/>
     </w:rPr>
@@ -14848,6 +15435,7 @@
     <w:name w:val="AnnotationTok"/>
     <w:basedOn w:val="VerbatimChar"/>
     <w:rPr>
+      <w:rFonts w:eastAsia="黑体"/>
       <w:b/>
       <w:i/>
       <w:color w:val="60a0b0"/>
@@ -14857,6 +15445,7 @@
     <w:name w:val="CommentVarTok"/>
     <w:basedOn w:val="VerbatimChar"/>
     <w:rPr>
+      <w:rFonts w:eastAsia="黑体"/>
       <w:b/>
       <w:i/>
       <w:color w:val="60a0b0"/>
@@ -14866,6 +15455,7 @@
     <w:name w:val="OtherTok"/>
     <w:basedOn w:val="VerbatimChar"/>
     <w:rPr>
+      <w:rFonts w:eastAsia="黑体"/>
       <w:color w:val="007020"/>
     </w:rPr>
   </w:style>
@@ -14873,6 +15463,7 @@
     <w:name w:val="FunctionTok"/>
     <w:basedOn w:val="VerbatimChar"/>
     <w:rPr>
+      <w:rFonts w:eastAsia="黑体"/>
       <w:color w:val="06287e"/>
     </w:rPr>
   </w:style>
@@ -14880,6 +15471,7 @@
     <w:name w:val="VariableTok"/>
     <w:basedOn w:val="VerbatimChar"/>
     <w:rPr>
+      <w:rFonts w:eastAsia="黑体"/>
       <w:color w:val="19177c"/>
     </w:rPr>
   </w:style>
@@ -14887,6 +15479,7 @@
     <w:name w:val="ControlFlowTok"/>
     <w:basedOn w:val="VerbatimChar"/>
     <w:rPr>
+      <w:rFonts w:eastAsia="黑体"/>
       <w:b/>
       <w:color w:val="007020"/>
     </w:rPr>
@@ -14895,6 +15488,7 @@
     <w:name w:val="OperatorTok"/>
     <w:basedOn w:val="VerbatimChar"/>
     <w:rPr>
+      <w:rFonts w:eastAsia="黑体"/>
       <w:color w:val="666666"/>
     </w:rPr>
   </w:style>
@@ -14902,18 +15496,22 @@
     <w:name w:val="BuiltInTok"/>
     <w:basedOn w:val="VerbatimChar"/>
     <w:rPr>
+      <w:rFonts w:eastAsia="黑体"/>
       <w:color w:val="008000"/>
     </w:rPr>
   </w:style>
   <w:style w:type="character" w:customStyle="1" w:styleId="ExtensionTok">
     <w:name w:val="ExtensionTok"/>
     <w:basedOn w:val="VerbatimChar"/>
-    <w:rPr/>
+    <w:rPr>
+      <w:rFonts w:eastAsia="黑体"/>
+    </w:rPr>
   </w:style>
   <w:style w:type="character" w:customStyle="1" w:styleId="PreprocessorTok">
     <w:name w:val="PreprocessorTok"/>
     <w:basedOn w:val="VerbatimChar"/>
     <w:rPr>
+      <w:rFonts w:eastAsia="黑体"/>
       <w:color w:val="bc7a00"/>
     </w:rPr>
   </w:style>
@@ -14921,18 +15519,22 @@
     <w:name w:val="AttributeTok"/>
     <w:basedOn w:val="VerbatimChar"/>
     <w:rPr>
+      <w:rFonts w:eastAsia="黑体"/>
       <w:color w:val="7d9029"/>
     </w:rPr>
   </w:style>
   <w:style w:type="character" w:customStyle="1" w:styleId="RegionMarkerTok">
     <w:name w:val="RegionMarkerTok"/>
     <w:basedOn w:val="VerbatimChar"/>
-    <w:rPr/>
+    <w:rPr>
+      <w:rFonts w:eastAsia="黑体"/>
+    </w:rPr>
   </w:style>
   <w:style w:type="character" w:customStyle="1" w:styleId="InformationTok">
     <w:name w:val="InformationTok"/>
     <w:basedOn w:val="VerbatimChar"/>
     <w:rPr>
+      <w:rFonts w:eastAsia="黑体"/>
       <w:b/>
       <w:i/>
       <w:color w:val="60a0b0"/>
@@ -14942,6 +15544,7 @@
     <w:name w:val="WarningTok"/>
     <w:basedOn w:val="VerbatimChar"/>
     <w:rPr>
+      <w:rFonts w:eastAsia="黑体"/>
       <w:b/>
       <w:i/>
       <w:color w:val="60a0b0"/>
@@ -14951,6 +15554,7 @@
     <w:name w:val="AlertTok"/>
     <w:basedOn w:val="VerbatimChar"/>
     <w:rPr>
+      <w:rFonts w:eastAsia="黑体"/>
       <w:b/>
       <w:color w:val="ff0000"/>
     </w:rPr>
@@ -14959,6 +15563,7 @@
     <w:name w:val="ErrorTok"/>
     <w:basedOn w:val="VerbatimChar"/>
     <w:rPr>
+      <w:rFonts w:eastAsia="黑体"/>
       <w:b/>
       <w:color w:val="ff0000"/>
     </w:rPr>
@@ -14966,7 +15571,9 @@
   <w:style w:type="character" w:customStyle="1" w:styleId="NormalTok">
     <w:name w:val="NormalTok"/>
     <w:basedOn w:val="VerbatimChar"/>
-    <w:rPr/>
+    <w:rPr>
+      <w:rFonts w:eastAsia="黑体"/>
+    </w:rPr>
   </w:style>
 </w:styles>
 </file>
@@ -15015,12 +15622,12 @@
     <a:fontScheme name="Office">
       <a:majorFont>
         <a:latin typeface="Calibri"/>
-        <a:ea typeface=""/>
+        <a:ea typeface="黑体"/>
         <a:cs typeface=""/>
         <a:font script="Jpan" typeface="ＭＳ ゴシック"/>
         <a:font script="Hang" typeface="맑은 고딕"/>
-        <a:font script="Hans" typeface="宋体"/>
-        <a:font script="Hant" typeface="新細明體"/>
+        <a:font script="Hans" typeface="黑体"/>
+        <a:font script="Hant" typeface="黑体"/>
         <a:font script="Arab" typeface="Times New Roman"/>
         <a:font script="Hebr" typeface="Times New Roman"/>
         <a:font script="Thai" typeface="Angsana New"/>
@@ -15050,12 +15657,12 @@
       </a:majorFont>
       <a:minorFont>
         <a:latin typeface="Cambria"/>
-        <a:ea typeface=""/>
+        <a:ea typeface="黑体"/>
         <a:cs typeface=""/>
         <a:font script="Jpan" typeface="ＭＳ 明朝"/>
         <a:font script="Hang" typeface="맑은 고딕"/>
-        <a:font script="Hans" typeface="宋体"/>
-        <a:font script="Hant" typeface="新細明體"/>
+        <a:font script="Hans" typeface="黑体"/>
+        <a:font script="Hant" typeface="黑体"/>
         <a:font script="Arab" typeface="Arial"/>
         <a:font script="Hebr" typeface="Arial"/>
         <a:font script="Thai" typeface="Cordia New"/>

--- a/06-转换电路/03-电平转换/高速电平转换电路/高速电平转换电路.docx
+++ b/06-转换电路/03-电平转换/高速电平转换电路/高速电平转换电路.docx
@@ -2551,7 +2551,7 @@
           <w:color w:val="555555"/>
           <w:sz w:val="21"/>
         </w:rPr>
-        <w:t>材料收集者：杜文杰，WX手机：19519196569，QQ:3478827729</w:t>
+        <w:t>材料收集者：杜文杰，微信/手机：19519196569，QQ:3478827729</w:t>
       </w:r>
     </w:p>
     <w:sectPr>
